--- a/12-通用拓扑结构/01-串联/分压串联结构/分压串联结构.docx
+++ b/12-通用拓扑结构/01-串联/分压串联结构/分压串联结构.docx
@@ -2253,6 +2253,20 @@
     </w:p>
     <w:bookmarkEnd w:id="26"/>
     <w:bookmarkEnd w:id="27"/>
+    <w:p>
+      <w:pPr>
+        <w:spacing w:before="360"/>
+        <w:jc w:val="center"/>
+      </w:pPr>
+      <w:r>
+        <w:rPr>
+          <w:rFonts w:ascii="Times New Roman" w:hAnsi="Times New Roman"/>
+          <w:color w:val="555555"/>
+          <w:sz w:val="21"/>
+        </w:rPr>
+        <w:t>材料收集者：杜文杰</w:t>
+      </w:r>
+    </w:p>
     <w:sectPr>
       <w:headerReference r:id="rId9" w:type="default"/>
       <w:footerReference r:id="rId10" w:type="default"/>

--- a/12-通用拓扑结构/01-串联/分压串联结构/分压串联结构.docx
+++ b/12-通用拓扑结构/01-串联/分压串联结构/分压串联结构.docx
@@ -1,6 +1,6 @@
 
 <file path=word/document.xml><?xml version="1.0" encoding="utf-8"?>
-<w:document xmlns:w="http://schemas.openxmlformats.org/wordprocessingml/2006/main" xmlns:m="http://schemas.openxmlformats.org/officeDocument/2006/math" xmlns:r="http://schemas.openxmlformats.org/officeDocument/2006/relationships" xmlns:o="urn:schemas-microsoft-com:office:office" xmlns:v="urn:schemas-microsoft-com:vml" xmlns:w10="urn:schemas-microsoft-com:office:word" xmlns:a="http://schemas.openxmlformats.org/drawingml/2006/main" xmlns:pic="http://schemas.openxmlformats.org/drawingml/2006/picture" xmlns:wp="http://schemas.openxmlformats.org/drawingml/2006/wordprocessingDrawing">
+<w:document xmlns:m="http://schemas.openxmlformats.org/officeDocument/2006/math" xmlns:r="http://schemas.openxmlformats.org/officeDocument/2006/relationships" xmlns:w="http://schemas.openxmlformats.org/wordprocessingml/2006/main" xmlns:o="urn:schemas-microsoft-com:office:office" xmlns:v="urn:schemas-microsoft-com:vml" xmlns:w10="urn:schemas-microsoft-com:office:word" xmlns:a="http://schemas.openxmlformats.org/drawingml/2006/main" xmlns:pic="http://schemas.openxmlformats.org/drawingml/2006/picture" xmlns:wp="http://schemas.openxmlformats.org/drawingml/2006/wordprocessingDrawing">
   <w:body>
     <w:bookmarkStart w:id="27" w:name="分压串联结构"/>
     <w:p>
@@ -9,7 +9,7 @@
       </w:pPr>
       <w:r>
         <w:rPr>
-          <w:rFonts w:hint="eastAsia"/>
+          <w:rFonts w:hint="eastAsia" w:eastAsia="黑体"/>
         </w:rPr>
         <w:t xml:space="preserve">分压串联结构</w:t>
       </w:r>
@@ -21,7 +21,7 @@
       </w:pPr>
       <w:r>
         <w:rPr>
-          <w:rFonts w:hint="eastAsia"/>
+          <w:rFonts w:hint="eastAsia" w:eastAsia="黑体"/>
         </w:rPr>
         <w:t xml:space="preserve">拓扑描述</w:t>
       </w:r>
@@ -32,31 +32,40 @@
       </w:pPr>
       <w:r>
         <w:rPr>
-          <w:rFonts w:hint="eastAsia"/>
+          <w:rFonts w:hint="eastAsia" w:eastAsia="黑体"/>
         </w:rPr>
         <w:t xml:space="preserve">由</w:t>
       </w:r>
       <w:r>
+        <w:rPr>
+          <w:rFonts w:eastAsia="黑体"/>
+        </w:rPr>
         <w:t xml:space="preserve"> </w:t>
       </w:r>
       <w:r>
         <w:rPr>
-          <w:rFonts w:hint="eastAsia"/>
+          <w:rFonts w:hint="eastAsia" w:eastAsia="黑体"/>
           <w:b/>
           <w:bCs/>
         </w:rPr>
         <w:t xml:space="preserve">两个（或多个）电阻串联</w:t>
       </w:r>
       <w:r>
+        <w:rPr>
+          <w:rFonts w:eastAsia="黑体"/>
+        </w:rPr>
         <w:t xml:space="preserve"> </w:t>
       </w:r>
       <w:r>
         <w:rPr>
-          <w:rFonts w:hint="eastAsia"/>
+          <w:rFonts w:hint="eastAsia" w:eastAsia="黑体"/>
         </w:rPr>
         <w:t xml:space="preserve">组成最基本的分压网络。以两个电阻</w:t>
       </w:r>
       <w:r>
+        <w:rPr>
+          <w:rFonts w:eastAsia="黑体"/>
+        </w:rPr>
         <w:t xml:space="preserve"> </w:t>
       </w:r>
       <m:oMath>
@@ -74,6 +83,9 @@
         </m:sSub>
       </m:oMath>
       <w:r>
+        <w:rPr>
+          <w:rFonts w:eastAsia="黑体"/>
+        </w:rPr>
         <w:t xml:space="preserve">、</w:t>
       </w:r>
       <m:oMath>
@@ -91,26 +103,32 @@
         </m:sSub>
       </m:oMath>
       <w:r>
+        <w:rPr>
+          <w:rFonts w:eastAsia="黑体"/>
+        </w:rPr>
         <w:t xml:space="preserve"> </w:t>
       </w:r>
       <w:r>
         <w:rPr>
-          <w:rFonts w:hint="eastAsia"/>
+          <w:rFonts w:hint="eastAsia" w:eastAsia="黑体"/>
         </w:rPr>
         <w:t xml:space="preserve">为例，电路共有</w:t>
       </w:r>
       <w:r>
+        <w:rPr>
+          <w:rFonts w:eastAsia="黑体"/>
+        </w:rPr>
         <w:t xml:space="preserve"> 3 </w:t>
       </w:r>
       <w:r>
         <w:rPr>
-          <w:rFonts w:hint="eastAsia"/>
+          <w:rFonts w:hint="eastAsia" w:eastAsia="黑体"/>
         </w:rPr>
         <w:t xml:space="preserve">个关键节点：</w:t>
       </w:r>
       <w:r>
         <w:rPr>
-          <w:rFonts w:hint="eastAsia"/>
+          <w:rFonts w:hint="eastAsia" w:eastAsia="黑体"/>
           <w:b/>
           <w:bCs/>
         </w:rPr>
@@ -118,6 +136,7 @@
       </w:r>
       <w:r>
         <w:rPr>
+          <w:rFonts w:eastAsia="黑体"/>
           <w:b/>
           <w:bCs/>
         </w:rPr>
@@ -125,7 +144,7 @@
       </w:r>
       <w:r>
         <w:rPr>
-          <w:rFonts w:hint="eastAsia"/>
+          <w:rFonts w:hint="eastAsia" w:eastAsia="黑体"/>
           <w:b/>
           <w:bCs/>
         </w:rPr>
@@ -133,11 +152,14 @@
       </w:r>
       <w:r>
         <w:rPr>
-          <w:rFonts w:hint="eastAsia"/>
+          <w:rFonts w:hint="eastAsia" w:eastAsia="黑体"/>
         </w:rPr>
         <w:t xml:space="preserve">（输入电压</w:t>
       </w:r>
       <w:r>
+        <w:rPr>
+          <w:rFonts w:eastAsia="黑体"/>
+        </w:rPr>
         <w:t xml:space="preserve"> </w:t>
       </w:r>
       <m:oMath>
@@ -158,15 +180,21 @@
         </m:sSub>
       </m:oMath>
       <w:r>
+        <w:rPr>
+          <w:rFonts w:eastAsia="黑体"/>
+        </w:rPr>
         <w:t xml:space="preserve"> </w:t>
       </w:r>
       <w:r>
         <w:rPr>
-          <w:rFonts w:hint="eastAsia"/>
+          <w:rFonts w:hint="eastAsia" w:eastAsia="黑体"/>
         </w:rPr>
         <w:t xml:space="preserve">的正端与</w:t>
       </w:r>
       <w:r>
+        <w:rPr>
+          <w:rFonts w:eastAsia="黑体"/>
+        </w:rPr>
         <w:t xml:space="preserve"> </w:t>
       </w:r>
       <m:oMath>
@@ -184,17 +212,20 @@
         </m:sSub>
       </m:oMath>
       <w:r>
+        <w:rPr>
+          <w:rFonts w:eastAsia="黑体"/>
+        </w:rPr>
         <w:t xml:space="preserve"> </w:t>
       </w:r>
       <w:r>
         <w:rPr>
-          <w:rFonts w:hint="eastAsia"/>
+          <w:rFonts w:hint="eastAsia" w:eastAsia="黑体"/>
         </w:rPr>
         <w:t xml:space="preserve">的一端相连）；</w:t>
       </w:r>
       <w:r>
         <w:rPr>
-          <w:rFonts w:hint="eastAsia"/>
+          <w:rFonts w:hint="eastAsia" w:eastAsia="黑体"/>
           <w:b/>
           <w:bCs/>
         </w:rPr>
@@ -202,6 +233,7 @@
       </w:r>
       <w:r>
         <w:rPr>
+          <w:rFonts w:eastAsia="黑体"/>
           <w:b/>
           <w:bCs/>
         </w:rPr>
@@ -209,7 +241,7 @@
       </w:r>
       <w:r>
         <w:rPr>
-          <w:rFonts w:hint="eastAsia"/>
+          <w:rFonts w:hint="eastAsia" w:eastAsia="黑体"/>
           <w:b/>
           <w:bCs/>
         </w:rPr>
@@ -217,7 +249,7 @@
       </w:r>
       <w:r>
         <w:rPr>
-          <w:rFonts w:hint="eastAsia"/>
+          <w:rFonts w:hint="eastAsia" w:eastAsia="黑体"/>
         </w:rPr>
         <w:t xml:space="preserve">（</w:t>
       </w:r>
@@ -236,15 +268,21 @@
         </m:sSub>
       </m:oMath>
       <w:r>
+        <w:rPr>
+          <w:rFonts w:eastAsia="黑体"/>
+        </w:rPr>
         <w:t xml:space="preserve"> </w:t>
       </w:r>
       <w:r>
         <w:rPr>
-          <w:rFonts w:hint="eastAsia"/>
+          <w:rFonts w:hint="eastAsia" w:eastAsia="黑体"/>
         </w:rPr>
         <w:t xml:space="preserve">的另一端与</w:t>
       </w:r>
       <w:r>
+        <w:rPr>
+          <w:rFonts w:eastAsia="黑体"/>
+        </w:rPr>
         <w:t xml:space="preserve"> </w:t>
       </w:r>
       <m:oMath>
@@ -262,15 +300,21 @@
         </m:sSub>
       </m:oMath>
       <w:r>
+        <w:rPr>
+          <w:rFonts w:eastAsia="黑体"/>
+        </w:rPr>
         <w:t xml:space="preserve"> </w:t>
       </w:r>
       <w:r>
         <w:rPr>
-          <w:rFonts w:hint="eastAsia"/>
+          <w:rFonts w:hint="eastAsia" w:eastAsia="黑体"/>
         </w:rPr>
         <w:t xml:space="preserve">的一端相连，取为输出电压</w:t>
       </w:r>
       <w:r>
+        <w:rPr>
+          <w:rFonts w:eastAsia="黑体"/>
+        </w:rPr>
         <w:t xml:space="preserve"> </w:t>
       </w:r>
       <m:oMath>
@@ -295,13 +339,13 @@
       </m:oMath>
       <w:r>
         <w:rPr>
-          <w:rFonts w:hint="eastAsia"/>
+          <w:rFonts w:hint="eastAsia" w:eastAsia="黑体"/>
         </w:rPr>
         <w:t xml:space="preserve">）；</w:t>
       </w:r>
       <w:r>
         <w:rPr>
-          <w:rFonts w:hint="eastAsia"/>
+          <w:rFonts w:hint="eastAsia" w:eastAsia="黑体"/>
           <w:b/>
           <w:bCs/>
         </w:rPr>
@@ -309,6 +353,7 @@
       </w:r>
       <w:r>
         <w:rPr>
+          <w:rFonts w:eastAsia="黑体"/>
           <w:b/>
           <w:bCs/>
         </w:rPr>
@@ -316,7 +361,7 @@
       </w:r>
       <w:r>
         <w:rPr>
-          <w:rFonts w:hint="eastAsia"/>
+          <w:rFonts w:hint="eastAsia" w:eastAsia="黑体"/>
           <w:b/>
           <w:bCs/>
         </w:rPr>
@@ -324,7 +369,7 @@
       </w:r>
       <w:r>
         <w:rPr>
-          <w:rFonts w:hint="eastAsia"/>
+          <w:rFonts w:hint="eastAsia" w:eastAsia="黑体"/>
         </w:rPr>
         <w:t xml:space="preserve">（</w:t>
       </w:r>
@@ -343,11 +388,14 @@
         </m:sSub>
       </m:oMath>
       <w:r>
+        <w:rPr>
+          <w:rFonts w:eastAsia="黑体"/>
+        </w:rPr>
         <w:t xml:space="preserve"> </w:t>
       </w:r>
       <w:r>
         <w:rPr>
-          <w:rFonts w:hint="eastAsia"/>
+          <w:rFonts w:hint="eastAsia" w:eastAsia="黑体"/>
         </w:rPr>
         <w:t xml:space="preserve">的另一端与输入电压的负端/地相连）。</w:t>
       </w:r>
@@ -356,7 +404,7 @@
       <w:pPr/>
       <w:r>
         <w:rPr>
-          <w:rFonts w:hint="eastAsia"/>
+          <w:rFonts w:hint="eastAsia" w:eastAsia="黑体"/>
         </w:rPr>
         <w:t xml:space="preserve">各元件管脚连接：</w:t>
       </w:r>
@@ -375,11 +423,14 @@
         </m:sSub>
       </m:oMath>
       <w:r>
+        <w:rPr>
+          <w:rFonts w:eastAsia="黑体"/>
+        </w:rPr>
         <w:t xml:space="preserve"> </w:t>
       </w:r>
       <w:r>
         <w:rPr>
-          <w:rFonts w:hint="eastAsia"/>
+          <w:rFonts w:hint="eastAsia" w:eastAsia="黑体"/>
         </w:rPr>
         <w:t xml:space="preserve">一端接输入节点、另一端接中间节点；</w:t>
       </w:r>
@@ -398,15 +449,21 @@
         </m:sSub>
       </m:oMath>
       <w:r>
+        <w:rPr>
+          <w:rFonts w:eastAsia="黑体"/>
+        </w:rPr>
         <w:t xml:space="preserve"> </w:t>
       </w:r>
       <w:r>
         <w:rPr>
-          <w:rFonts w:hint="eastAsia"/>
+          <w:rFonts w:hint="eastAsia" w:eastAsia="黑体"/>
         </w:rPr>
         <w:t xml:space="preserve">一端接中间节点、另一端接公共/地节点；串联链总输入</w:t>
       </w:r>
       <w:r>
+        <w:rPr>
+          <w:rFonts w:eastAsia="黑体"/>
+        </w:rPr>
         <w:t xml:space="preserve"> </w:t>
       </w:r>
       <m:oMath>
@@ -427,15 +484,21 @@
         </m:sSub>
       </m:oMath>
       <w:r>
+        <w:rPr>
+          <w:rFonts w:eastAsia="黑体"/>
+        </w:rPr>
         <w:t xml:space="preserve"> </w:t>
       </w:r>
       <w:r>
         <w:rPr>
-          <w:rFonts w:hint="eastAsia"/>
+          <w:rFonts w:hint="eastAsia" w:eastAsia="黑体"/>
         </w:rPr>
         <w:t xml:space="preserve">接在输入节点与公共/地节点之间，输出电压</w:t>
       </w:r>
       <w:r>
+        <w:rPr>
+          <w:rFonts w:eastAsia="黑体"/>
+        </w:rPr>
         <w:t xml:space="preserve"> </w:t>
       </w:r>
       <m:oMath>
@@ -459,15 +522,21 @@
         </m:sSub>
       </m:oMath>
       <w:r>
+        <w:rPr>
+          <w:rFonts w:eastAsia="黑体"/>
+        </w:rPr>
         <w:t xml:space="preserve"> </w:t>
       </w:r>
       <w:r>
         <w:rPr>
-          <w:rFonts w:hint="eastAsia"/>
+          <w:rFonts w:hint="eastAsia" w:eastAsia="黑体"/>
         </w:rPr>
         <w:t xml:space="preserve">取自中间节点对公共/地节点（即下方电阻</w:t>
       </w:r>
       <w:r>
+        <w:rPr>
+          <w:rFonts w:eastAsia="黑体"/>
+        </w:rPr>
         <w:t xml:space="preserve"> </w:t>
       </w:r>
       <m:oMath>
@@ -485,11 +554,14 @@
         </m:sSub>
       </m:oMath>
       <w:r>
+        <w:rPr>
+          <w:rFonts w:eastAsia="黑体"/>
+        </w:rPr>
         <w:t xml:space="preserve"> </w:t>
       </w:r>
       <w:r>
         <w:rPr>
-          <w:rFonts w:hint="eastAsia"/>
+          <w:rFonts w:hint="eastAsia" w:eastAsia="黑体"/>
         </w:rPr>
         <w:t xml:space="preserve">两端）。</w:t>
       </w:r>
@@ -498,11 +570,14 @@
       <w:pPr/>
       <w:r>
         <w:rPr>
-          <w:rFonts w:hint="eastAsia"/>
+          <w:rFonts w:hint="eastAsia" w:eastAsia="黑体"/>
         </w:rPr>
         <w:t xml:space="preserve">由此构成”输入电压跨接在</w:t>
       </w:r>
       <w:r>
+        <w:rPr>
+          <w:rFonts w:eastAsia="黑体"/>
+        </w:rPr>
         <w:t xml:space="preserve"> </w:t>
       </w:r>
       <m:oMath>
@@ -520,6 +595,9 @@
         </m:sSub>
       </m:oMath>
       <w:r>
+        <w:rPr>
+          <w:rFonts w:eastAsia="黑体"/>
+        </w:rPr>
         <w:t xml:space="preserve">、</w:t>
       </w:r>
       <m:oMath>
@@ -537,11 +615,14 @@
         </m:sSub>
       </m:oMath>
       <w:r>
+        <w:rPr>
+          <w:rFonts w:eastAsia="黑体"/>
+        </w:rPr>
         <w:t xml:space="preserve"> </w:t>
       </w:r>
       <w:r>
         <w:rPr>
-          <w:rFonts w:hint="eastAsia"/>
+          <w:rFonts w:hint="eastAsia" w:eastAsia="黑体"/>
         </w:rPr>
         <w:t xml:space="preserve">串联链两端、输出取自分压点（中间节点）“的电阻分压组态，广泛用于电平变换、偏置、采样与参考电压产生。</w:t>
       </w:r>
@@ -554,7 +635,7 @@
       </w:pPr>
       <w:r>
         <w:rPr>
-          <w:rFonts w:hint="eastAsia"/>
+          <w:rFonts w:hint="eastAsia" w:eastAsia="黑体"/>
         </w:rPr>
         <w:t xml:space="preserve">工作原理</w:t>
       </w:r>
@@ -565,7 +646,7 @@
       </w:pPr>
       <w:r>
         <w:rPr>
-          <w:rFonts w:hint="eastAsia"/>
+          <w:rFonts w:hint="eastAsia" w:eastAsia="黑体"/>
         </w:rPr>
         <w:t xml:space="preserve">串联电阻中流过同一电流，每个电阻按自身阻值分得相应电压，总电压按阻值比例分配到各电阻上，从而实现按比例衰减电压。</w:t>
       </w:r>
@@ -578,7 +659,7 @@
       </w:pPr>
       <w:r>
         <w:rPr>
-          <w:rFonts w:hint="eastAsia"/>
+          <w:rFonts w:hint="eastAsia" w:eastAsia="黑体"/>
         </w:rPr>
         <w:t xml:space="preserve">关键计算公式</w:t>
       </w:r>
@@ -589,16 +670,19 @@
       </w:pPr>
       <w:r>
         <w:rPr>
-          <w:rFonts w:hint="eastAsia"/>
+          <w:rFonts w:hint="eastAsia" w:eastAsia="黑体"/>
         </w:rPr>
         <w:t xml:space="preserve">串联总电阻（N</w:t>
       </w:r>
       <w:r>
+        <w:rPr>
+          <w:rFonts w:eastAsia="黑体"/>
+        </w:rPr>
         <w:t xml:space="preserve"> </w:t>
       </w:r>
       <w:r>
         <w:rPr>
-          <w:rFonts w:hint="eastAsia"/>
+          <w:rFonts w:hint="eastAsia" w:eastAsia="黑体"/>
         </w:rPr>
         <w:t xml:space="preserve">个电阻串联）：</w:t>
       </w:r>
@@ -703,7 +787,7 @@
       </w:pPr>
       <w:r>
         <w:rPr>
-          <w:rFonts w:hint="eastAsia"/>
+          <w:rFonts w:hint="eastAsia" w:eastAsia="黑体"/>
         </w:rPr>
         <w:t xml:space="preserve">分压公式（两电阻）：</w:t>
       </w:r>
@@ -823,7 +907,7 @@
       </w:pPr>
       <w:r>
         <w:rPr>
-          <w:rFonts w:hint="eastAsia"/>
+          <w:rFonts w:hint="eastAsia" w:eastAsia="黑体"/>
         </w:rPr>
         <w:t xml:space="preserve">分压比：</w:t>
       </w:r>
@@ -907,7 +991,7 @@
       </w:pPr>
       <w:r>
         <w:rPr>
-          <w:rFonts w:hint="eastAsia"/>
+          <w:rFonts w:hint="eastAsia" w:eastAsia="黑体"/>
         </w:rPr>
         <w:t xml:space="preserve">两电阻串联消耗电流：</w:t>
       </w:r>
@@ -1019,7 +1103,7 @@
             </w:pPr>
             <w:r>
               <w:rPr>
-                <w:rFonts w:hint="eastAsia"/>
+                <w:rFonts w:hint="eastAsia" w:eastAsia="黑体"/>
               </w:rPr>
               <w:t xml:space="preserve">符号</w:t>
             </w:r>
@@ -1033,7 +1117,7 @@
             </w:pPr>
             <w:r>
               <w:rPr>
-                <w:rFonts w:hint="eastAsia"/>
+                <w:rFonts w:hint="eastAsia" w:eastAsia="黑体"/>
               </w:rPr>
               <w:t xml:space="preserve">含义</w:t>
             </w:r>
@@ -1047,7 +1131,7 @@
             </w:pPr>
             <w:r>
               <w:rPr>
-                <w:rFonts w:hint="eastAsia"/>
+                <w:rFonts w:hint="eastAsia" w:eastAsia="黑体"/>
               </w:rPr>
               <w:t xml:space="preserve">单位</w:t>
             </w:r>
@@ -1079,6 +1163,9 @@
               </m:sSub>
             </m:oMath>
             <w:r>
+              <w:rPr>
+                <w:rFonts w:eastAsia="黑体"/>
+              </w:rPr>
               <w:t xml:space="preserve">​</w:t>
             </w:r>
           </w:p>
@@ -1091,7 +1178,7 @@
             </w:pPr>
             <w:r>
               <w:rPr>
-                <w:rFonts w:hint="eastAsia"/>
+                <w:rFonts w:hint="eastAsia" w:eastAsia="黑体"/>
               </w:rPr>
               <w:t xml:space="preserve">串联等效电阻</w:t>
             </w:r>
@@ -1104,6 +1191,9 @@
               <w:pStyle w:val="Compact"/>
             </w:pPr>
             <w:r>
+              <w:rPr>
+                <w:rFonts w:eastAsia="黑体"/>
+              </w:rPr>
               <w:t xml:space="preserve">Ω</w:t>
             </w:r>
           </w:p>
@@ -1149,6 +1239,9 @@
               </m:sSub>
             </m:oMath>
             <w:r>
+              <w:rPr>
+                <w:rFonts w:eastAsia="黑体"/>
+              </w:rPr>
               <w:t xml:space="preserve">​</w:t>
             </w:r>
           </w:p>
@@ -1161,7 +1254,7 @@
             </w:pPr>
             <w:r>
               <w:rPr>
-                <w:rFonts w:hint="eastAsia"/>
+                <w:rFonts w:hint="eastAsia" w:eastAsia="黑体"/>
               </w:rPr>
               <w:t xml:space="preserve">串联电阻</w:t>
             </w:r>
@@ -1174,6 +1267,9 @@
               <w:pStyle w:val="Compact"/>
             </w:pPr>
             <w:r>
+              <w:rPr>
+                <w:rFonts w:eastAsia="黑体"/>
+              </w:rPr>
               <w:t xml:space="preserve">Ω</w:t>
             </w:r>
           </w:p>
@@ -1204,6 +1300,9 @@
               </m:sSub>
             </m:oMath>
             <w:r>
+              <w:rPr>
+                <w:rFonts w:eastAsia="黑体"/>
+              </w:rPr>
               <w:t xml:space="preserve">​</w:t>
             </w:r>
           </w:p>
@@ -1216,7 +1315,7 @@
             </w:pPr>
             <w:r>
               <w:rPr>
-                <w:rFonts w:hint="eastAsia"/>
+                <w:rFonts w:hint="eastAsia" w:eastAsia="黑体"/>
               </w:rPr>
               <w:t xml:space="preserve">输入电压</w:t>
             </w:r>
@@ -1229,6 +1328,9 @@
               <w:pStyle w:val="Compact"/>
             </w:pPr>
             <w:r>
+              <w:rPr>
+                <w:rFonts w:eastAsia="黑体"/>
+              </w:rPr>
               <w:t xml:space="preserve">V</w:t>
             </w:r>
           </w:p>
@@ -1262,6 +1364,9 @@
               </m:sSub>
             </m:oMath>
             <w:r>
+              <w:rPr>
+                <w:rFonts w:eastAsia="黑体"/>
+              </w:rPr>
               <w:t xml:space="preserve">​</w:t>
             </w:r>
           </w:p>
@@ -1274,7 +1379,7 @@
             </w:pPr>
             <w:r>
               <w:rPr>
-                <w:rFonts w:hint="eastAsia"/>
+                <w:rFonts w:hint="eastAsia" w:eastAsia="黑体"/>
               </w:rPr>
               <w:t xml:space="preserve">输出电压</w:t>
             </w:r>
@@ -1287,6 +1392,9 @@
               <w:pStyle w:val="Compact"/>
             </w:pPr>
             <w:r>
+              <w:rPr>
+                <w:rFonts w:eastAsia="黑体"/>
+              </w:rPr>
               <w:t xml:space="preserve">V</w:t>
             </w:r>
           </w:p>
@@ -1305,6 +1413,9 @@
               </m:r>
             </m:oMath>
             <w:r>
+              <w:rPr>
+                <w:rFonts w:eastAsia="黑体"/>
+              </w:rPr>
               <w:t xml:space="preserve">​</w:t>
             </w:r>
           </w:p>
@@ -1317,7 +1428,7 @@
             </w:pPr>
             <w:r>
               <w:rPr>
-                <w:rFonts w:hint="eastAsia"/>
+                <w:rFonts w:hint="eastAsia" w:eastAsia="黑体"/>
               </w:rPr>
               <w:t xml:space="preserve">回路电流</w:t>
             </w:r>
@@ -1330,6 +1441,9 @@
               <w:pStyle w:val="Compact"/>
             </w:pPr>
             <w:r>
+              <w:rPr>
+                <w:rFonts w:eastAsia="黑体"/>
+              </w:rPr>
               <w:t xml:space="preserve">A</w:t>
             </w:r>
           </w:p>
@@ -1344,7 +1458,7 @@
       </w:pPr>
       <w:r>
         <w:rPr>
-          <w:rFonts w:hint="eastAsia"/>
+          <w:rFonts w:hint="eastAsia" w:eastAsia="黑体"/>
         </w:rPr>
         <w:t xml:space="preserve">元件调整影响</w:t>
       </w:r>
@@ -1359,20 +1473,27 @@
       </w:pPr>
       <w:r>
         <w:rPr>
+          <w:rFonts w:eastAsia="黑体"/>
           <w:b/>
           <w:bCs/>
         </w:rPr>
         <w:t xml:space="preserve">R2↑</w:t>
       </w:r>
       <w:r>
+        <w:rPr>
+          <w:rFonts w:eastAsia="黑体"/>
+        </w:rPr>
         <w:t xml:space="preserve"> </w:t>
       </w:r>
       <w:r>
+        <w:rPr>
+          <w:rFonts w:eastAsia="黑体"/>
+        </w:rPr>
         <w:t xml:space="preserve">→ </w:t>
       </w:r>
       <w:r>
         <w:rPr>
-          <w:rFonts w:hint="eastAsia"/>
+          <w:rFonts w:hint="eastAsia" w:eastAsia="黑体"/>
         </w:rPr>
         <w:t xml:space="preserve">分压比增大，</w:t>
       </w:r>
@@ -1397,11 +1518,14 @@
         </m:sSub>
       </m:oMath>
       <w:r>
+        <w:rPr>
+          <w:rFonts w:eastAsia="黑体"/>
+        </w:rPr>
         <w:t xml:space="preserve"> </w:t>
       </w:r>
       <w:r>
         <w:rPr>
-          <w:rFonts w:hint="eastAsia"/>
+          <w:rFonts w:hint="eastAsia" w:eastAsia="黑体"/>
         </w:rPr>
         <w:t xml:space="preserve">上升。</w:t>
       </w:r>
@@ -1416,20 +1540,27 @@
       </w:pPr>
       <w:r>
         <w:rPr>
+          <w:rFonts w:eastAsia="黑体"/>
           <w:b/>
           <w:bCs/>
         </w:rPr>
         <w:t xml:space="preserve">R1↑</w:t>
       </w:r>
       <w:r>
+        <w:rPr>
+          <w:rFonts w:eastAsia="黑体"/>
+        </w:rPr>
         <w:t xml:space="preserve"> </w:t>
       </w:r>
       <w:r>
+        <w:rPr>
+          <w:rFonts w:eastAsia="黑体"/>
+        </w:rPr>
         <w:t xml:space="preserve">→ </w:t>
       </w:r>
       <w:r>
         <w:rPr>
-          <w:rFonts w:hint="eastAsia"/>
+          <w:rFonts w:hint="eastAsia" w:eastAsia="黑体"/>
         </w:rPr>
         <w:t xml:space="preserve">分压比减小，</w:t>
       </w:r>
@@ -1454,11 +1585,14 @@
         </m:sSub>
       </m:oMath>
       <w:r>
+        <w:rPr>
+          <w:rFonts w:eastAsia="黑体"/>
+        </w:rPr>
         <w:t xml:space="preserve"> </w:t>
       </w:r>
       <w:r>
         <w:rPr>
-          <w:rFonts w:hint="eastAsia"/>
+          <w:rFonts w:hint="eastAsia" w:eastAsia="黑体"/>
         </w:rPr>
         <w:t xml:space="preserve">下降。</w:t>
       </w:r>
@@ -1473,6 +1607,7 @@
       </w:pPr>
       <w:r>
         <w:rPr>
+          <w:rFonts w:eastAsia="黑体"/>
           <w:b/>
           <w:bCs/>
         </w:rPr>
@@ -1480,21 +1615,27 @@
       </w:r>
       <w:r>
         <w:rPr>
-          <w:rFonts w:hint="eastAsia"/>
+          <w:rFonts w:hint="eastAsia" w:eastAsia="黑体"/>
           <w:b/>
           <w:bCs/>
         </w:rPr>
         <w:t xml:space="preserve">同步等比增大</w:t>
       </w:r>
       <w:r>
+        <w:rPr>
+          <w:rFonts w:eastAsia="黑体"/>
+        </w:rPr>
         <w:t xml:space="preserve"> </w:t>
       </w:r>
       <w:r>
+        <w:rPr>
+          <w:rFonts w:eastAsia="黑体"/>
+        </w:rPr>
         <w:t xml:space="preserve">→ </w:t>
       </w:r>
       <w:r>
         <w:rPr>
-          <w:rFonts w:hint="eastAsia"/>
+          <w:rFonts w:hint="eastAsia" w:eastAsia="黑体"/>
         </w:rPr>
         <w:t xml:space="preserve">分压比不变，但回路电流减小、功耗降低、输出阻抗增大。</w:t>
       </w:r>
@@ -1509,14 +1650,20 @@
       </w:pPr>
       <w:r>
         <w:rPr>
-          <w:rFonts w:hint="eastAsia"/>
+          <w:rFonts w:hint="eastAsia" w:eastAsia="黑体"/>
         </w:rPr>
         <w:t xml:space="preserve">输出阻抗</w:t>
       </w:r>
       <w:r>
+        <w:rPr>
+          <w:rFonts w:eastAsia="黑体"/>
+        </w:rPr>
         <w:t xml:space="preserve"> =</w:t>
       </w:r>
       <w:r>
+        <w:rPr>
+          <w:rFonts w:eastAsia="黑体"/>
+        </w:rPr>
         <w:t xml:space="preserve"> </w:t>
       </w:r>
       <m:oMath>
@@ -1553,7 +1700,7 @@
       </m:oMath>
       <w:r>
         <w:rPr>
-          <w:rFonts w:hint="eastAsia"/>
+          <w:rFonts w:hint="eastAsia" w:eastAsia="黑体"/>
         </w:rPr>
         <w:t xml:space="preserve">，越大带载能力越差，接低阻负载时分压比会漂移。</w:t>
       </w:r>
@@ -1566,7 +1713,7 @@
       </w:pPr>
       <w:r>
         <w:rPr>
-          <w:rFonts w:hint="eastAsia"/>
+          <w:rFonts w:hint="eastAsia" w:eastAsia="黑体"/>
         </w:rPr>
         <w:t xml:space="preserve">典型参数示例</w:t>
       </w:r>
@@ -1581,11 +1728,14 @@
       </w:pPr>
       <w:r>
         <w:rPr>
-          <w:rFonts w:hint="eastAsia"/>
+          <w:rFonts w:hint="eastAsia" w:eastAsia="黑体"/>
         </w:rPr>
         <w:t xml:space="preserve">取</w:t>
       </w:r>
       <w:r>
+        <w:rPr>
+          <w:rFonts w:eastAsia="黑体"/>
+        </w:rPr>
         <w:t xml:space="preserve"> </w:t>
       </w:r>
       <m:oMath>
@@ -1625,6 +1775,9 @@
         </m:r>
       </m:oMath>
       <w:r>
+        <w:rPr>
+          <w:rFonts w:eastAsia="黑体"/>
+        </w:rPr>
         <w:t xml:space="preserve">、</w:t>
       </w:r>
       <m:oMath>
@@ -1661,6 +1814,9 @@
         </m:r>
       </m:oMath>
       <w:r>
+        <w:rPr>
+          <w:rFonts w:eastAsia="黑体"/>
+        </w:rPr>
         <w:t xml:space="preserve">、</w:t>
       </w:r>
       <m:oMath>
@@ -1698,7 +1854,7 @@
       </m:oMath>
       <w:r>
         <w:rPr>
-          <w:rFonts w:hint="eastAsia"/>
+          <w:rFonts w:hint="eastAsia" w:eastAsia="黑体"/>
         </w:rPr>
         <w:t xml:space="preserve">：</w:t>
       </w:r>
@@ -1773,11 +1929,14 @@
       </m:oMath>
       <w:r>
         <w:rPr>
-          <w:rFonts w:hint="eastAsia"/>
+          <w:rFonts w:hint="eastAsia" w:eastAsia="黑体"/>
         </w:rPr>
         <w:t xml:space="preserve">，且</w:t>
       </w:r>
       <w:r>
+        <w:rPr>
+          <w:rFonts w:eastAsia="黑体"/>
+        </w:rPr>
         <w:t xml:space="preserve"> </w:t>
       </w:r>
       <m:oMath>
@@ -1826,6 +1985,9 @@
         </m:r>
       </m:oMath>
       <w:r>
+        <w:rPr>
+          <w:rFonts w:eastAsia="黑体"/>
+        </w:rPr>
         <w:t xml:space="preserve">。</w:t>
       </w:r>
     </w:p>
@@ -1839,11 +2001,14 @@
       </w:pPr>
       <w:r>
         <w:rPr>
-          <w:rFonts w:hint="eastAsia"/>
+          <w:rFonts w:hint="eastAsia" w:eastAsia="黑体"/>
         </w:rPr>
         <w:t xml:space="preserve">取</w:t>
       </w:r>
       <w:r>
+        <w:rPr>
+          <w:rFonts w:eastAsia="黑体"/>
+        </w:rPr>
         <w:t xml:space="preserve"> </w:t>
       </w:r>
       <m:oMath>
@@ -1883,6 +2048,9 @@
         </m:r>
       </m:oMath>
       <w:r>
+        <w:rPr>
+          <w:rFonts w:eastAsia="黑体"/>
+        </w:rPr>
         <w:t xml:space="preserve">、</w:t>
       </w:r>
       <m:oMath>
@@ -1919,6 +2087,9 @@
         </m:r>
       </m:oMath>
       <w:r>
+        <w:rPr>
+          <w:rFonts w:eastAsia="黑体"/>
+        </w:rPr>
         <w:t xml:space="preserve">、</w:t>
       </w:r>
       <m:oMath>
@@ -1956,7 +2127,7 @@
       </m:oMath>
       <w:r>
         <w:rPr>
-          <w:rFonts w:hint="eastAsia"/>
+          <w:rFonts w:hint="eastAsia" w:eastAsia="黑体"/>
         </w:rPr>
         <w:t xml:space="preserve">：</w:t>
       </w:r>
@@ -2030,6 +2201,9 @@
         </m:r>
       </m:oMath>
       <w:r>
+        <w:rPr>
+          <w:rFonts w:eastAsia="黑体"/>
+        </w:rPr>
         <w:t xml:space="preserve">。</w:t>
       </w:r>
     </w:p>
@@ -2041,7 +2215,7 @@
       </w:pPr>
       <w:r>
         <w:rPr>
-          <w:rFonts w:hint="eastAsia"/>
+          <w:rFonts w:hint="eastAsia" w:eastAsia="黑体"/>
         </w:rPr>
         <w:t xml:space="preserve">常见器件型号</w:t>
       </w:r>
@@ -2056,25 +2230,31 @@
       </w:pPr>
       <w:r>
         <w:rPr>
-          <w:rFonts w:hint="eastAsia"/>
+          <w:rFonts w:hint="eastAsia" w:eastAsia="黑体"/>
         </w:rPr>
         <w:t xml:space="preserve">电阻：0805</w:t>
       </w:r>
       <w:r>
+        <w:rPr>
+          <w:rFonts w:eastAsia="黑体"/>
+        </w:rPr>
         <w:t xml:space="preserve"> / 0603 </w:t>
       </w:r>
       <w:r>
         <w:rPr>
-          <w:rFonts w:hint="eastAsia"/>
+          <w:rFonts w:hint="eastAsia" w:eastAsia="黑体"/>
         </w:rPr>
         <w:t xml:space="preserve">贴片电阻、1%</w:t>
       </w:r>
       <w:r>
+        <w:rPr>
+          <w:rFonts w:eastAsia="黑体"/>
+        </w:rPr>
         <w:t xml:space="preserve"> </w:t>
       </w:r>
       <w:r>
         <w:rPr>
-          <w:rFonts w:hint="eastAsia"/>
+          <w:rFonts w:hint="eastAsia" w:eastAsia="黑体"/>
         </w:rPr>
         <w:t xml:space="preserve">金属膜电阻。</w:t>
       </w:r>
@@ -2089,16 +2269,19 @@
       </w:pPr>
       <w:r>
         <w:rPr>
-          <w:rFonts w:hint="eastAsia"/>
+          <w:rFonts w:hint="eastAsia" w:eastAsia="黑体"/>
         </w:rPr>
         <w:t xml:space="preserve">精密分压场合：0.1%</w:t>
       </w:r>
       <w:r>
+        <w:rPr>
+          <w:rFonts w:eastAsia="黑体"/>
+        </w:rPr>
         <w:t xml:space="preserve"> </w:t>
       </w:r>
       <w:r>
         <w:rPr>
-          <w:rFonts w:hint="eastAsia"/>
+          <w:rFonts w:hint="eastAsia" w:eastAsia="黑体"/>
         </w:rPr>
         <w:t xml:space="preserve">薄膜电阻阵列（如排阻）。</w:t>
       </w:r>
@@ -2111,7 +2294,7 @@
       </w:pPr>
       <w:r>
         <w:rPr>
-          <w:rFonts w:hint="eastAsia"/>
+          <w:rFonts w:hint="eastAsia" w:eastAsia="黑体"/>
         </w:rPr>
         <w:t xml:space="preserve">注意事项</w:t>
       </w:r>
@@ -2126,7 +2309,7 @@
       </w:pPr>
       <w:r>
         <w:rPr>
-          <w:rFonts w:hint="eastAsia"/>
+          <w:rFonts w:hint="eastAsia" w:eastAsia="黑体"/>
         </w:rPr>
         <w:t xml:space="preserve">分压器输出阻抗较高，带载时分压比会变化，必要时加运放跟随器缓冲。</w:t>
       </w:r>
@@ -2141,7 +2324,7 @@
       </w:pPr>
       <w:r>
         <w:rPr>
-          <w:rFonts w:hint="eastAsia"/>
+          <w:rFonts w:hint="eastAsia" w:eastAsia="黑体"/>
         </w:rPr>
         <w:t xml:space="preserve">大分压比情形注意电阻功耗（</w:t>
       </w:r>
@@ -2179,7 +2362,7 @@
       </m:oMath>
       <w:r>
         <w:rPr>
-          <w:rFonts w:hint="eastAsia"/>
+          <w:rFonts w:hint="eastAsia" w:eastAsia="黑体"/>
         </w:rPr>
         <w:t xml:space="preserve">），选择合适额定功率。</w:t>
       </w:r>
@@ -2194,7 +2377,7 @@
       </w:pPr>
       <w:r>
         <w:rPr>
-          <w:rFonts w:hint="eastAsia"/>
+          <w:rFonts w:hint="eastAsia" w:eastAsia="黑体"/>
         </w:rPr>
         <w:t xml:space="preserve">无隔离与稳压能力，不适合直接驱动功率负载。</w:t>
       </w:r>
@@ -2207,7 +2390,7 @@
       </w:pPr>
       <w:r>
         <w:rPr>
-          <w:rFonts w:hint="eastAsia"/>
+          <w:rFonts w:hint="eastAsia" w:eastAsia="黑体"/>
         </w:rPr>
         <w:t xml:space="preserve">参考资料</w:t>
       </w:r>
@@ -2222,7 +2405,7 @@
       </w:pPr>
       <w:r>
         <w:rPr>
-          <w:rFonts w:hint="eastAsia"/>
+          <w:rFonts w:hint="eastAsia" w:eastAsia="黑体"/>
         </w:rPr>
         <w:t xml:space="preserve">《电路》（邱关源）。</w:t>
       </w:r>
@@ -2236,6 +2419,9 @@
         </w:numPr>
       </w:pPr>
       <w:r>
+        <w:rPr>
+          <w:rFonts w:eastAsia="黑体"/>
+        </w:rPr>
         <w:t xml:space="preserve">Wikipedia: Voltage divider。</w:t>
       </w:r>
     </w:p>
@@ -2248,6 +2434,9 @@
         </w:numPr>
       </w:pPr>
       <w:r>
+        <w:rPr>
+          <w:rFonts w:eastAsia="黑体"/>
+        </w:rPr>
         <w:t xml:space="preserve">Wikipedia: Series and parallel circuits。</w:t>
       </w:r>
     </w:p>
@@ -2260,11 +2449,11 @@
       </w:pPr>
       <w:r>
         <w:rPr>
-          <w:rFonts w:ascii="Times New Roman" w:hAnsi="Times New Roman"/>
+          <w:rFonts w:ascii="Times New Roman" w:hAnsi="Times New Roman" w:eastAsia="黑体"/>
           <w:color w:val="555555"/>
           <w:sz w:val="21"/>
         </w:rPr>
-        <w:t>材料收集者：杜文杰</w:t>
+        <w:t>材料收集者：杜文杰，WX手机：19519196569，QQ:3478827729</w:t>
       </w:r>
     </w:p>
     <w:sectPr>
@@ -2284,7 +2473,7 @@
 </file>
 
 <file path=word/footer1.xml><?xml version="1.0" encoding="utf-8"?>
-<w:ftr xmlns:m="http://schemas.openxmlformats.org/officeDocument/2006/math" xmlns:mc="http://schemas.openxmlformats.org/markup-compatibility/2006" xmlns:mo="http://schemas.microsoft.com/office/mac/office/2008/main" xmlns:mv="urn:schemas-microsoft-com:mac:vml" xmlns:o="urn:schemas-microsoft-com:office:office" xmlns:r="http://schemas.openxmlformats.org/officeDocument/2006/relationships" xmlns:v="urn:schemas-microsoft-com:vml" xmlns:w10="urn:schemas-microsoft-com:office:word" xmlns:w14="http://schemas.microsoft.com/office/word/2010/wordml" xmlns:w="http://schemas.openxmlformats.org/wordprocessingml/2006/main" xmlns:wne="http://schemas.microsoft.com/office/word/2006/wordml" xmlns:wp14="http://schemas.microsoft.com/office/word/2010/wordprocessingDrawing" xmlns:wp="http://schemas.openxmlformats.org/drawingml/2006/wordprocessingDrawing" xmlns:wpc="http://schemas.microsoft.com/office/word/2010/wordprocessingCanvas" xmlns:wpg="http://schemas.microsoft.com/office/word/2010/wordprocessingGroup" xmlns:wpi="http://schemas.microsoft.com/office/word/2010/wordprocessingInk" xmlns:wps="http://schemas.microsoft.com/office/word/2010/wordprocessingShape" mc:Ignorable="w14 wp14">
+<w:ftr xmlns:mc="http://schemas.openxmlformats.org/markup-compatibility/2006" xmlns:w="http://schemas.openxmlformats.org/wordprocessingml/2006/main" xmlns:m="http://schemas.openxmlformats.org/officeDocument/2006/math" xmlns:mo="http://schemas.microsoft.com/office/mac/office/2008/main" xmlns:mv="urn:schemas-microsoft-com:mac:vml" xmlns:o="urn:schemas-microsoft-com:office:office" xmlns:r="http://schemas.openxmlformats.org/officeDocument/2006/relationships" xmlns:v="urn:schemas-microsoft-com:vml" xmlns:w10="urn:schemas-microsoft-com:office:word" xmlns:w14="http://schemas.microsoft.com/office/word/2010/wordml" xmlns:wne="http://schemas.microsoft.com/office/word/2006/wordml" xmlns:wp14="http://schemas.microsoft.com/office/word/2010/wordprocessingDrawing" xmlns:wp="http://schemas.openxmlformats.org/drawingml/2006/wordprocessingDrawing" xmlns:wpc="http://schemas.microsoft.com/office/word/2010/wordprocessingCanvas" xmlns:wpg="http://schemas.microsoft.com/office/word/2010/wordprocessingGroup" xmlns:wpi="http://schemas.microsoft.com/office/word/2010/wordprocessingInk" xmlns:wps="http://schemas.microsoft.com/office/word/2010/wordprocessingShape" mc:Ignorable="w14 wp14">
   <w:p>
     <w:pPr>
       <w:pStyle w:val="Footer"/>
@@ -2292,12 +2481,14 @@
     </w:pPr>
     <w:r>
       <w:rPr>
+        <w:rFonts w:eastAsia="黑体"/>
         <w:sz w:val="18"/>
       </w:rPr>
       <w:t xml:space="preserve">第 </w:t>
     </w:r>
     <w:r>
       <w:rPr>
+        <w:rFonts w:eastAsia="黑体"/>
         <w:sz w:val="18"/>
       </w:rPr>
       <w:fldChar w:fldCharType="begin"/>
@@ -2306,6 +2497,7 @@
     </w:r>
     <w:r>
       <w:rPr>
+        <w:rFonts w:eastAsia="黑体"/>
         <w:sz w:val="18"/>
       </w:rPr>
       <w:t xml:space="preserve"> 页</w:t>
@@ -2319,6 +2511,9 @@
   <w:footnote w:type="continuationSeparator" w:id="0">
     <w:p>
       <w:r>
+        <w:rPr>
+          <w:rFonts w:eastAsia="黑体"/>
+        </w:rPr>
         <w:continuationSeparator/>
       </w:r>
     </w:p>
@@ -2326,6 +2521,9 @@
   <w:footnote w:type="separator" w:id="-1">
     <w:p>
       <w:r>
+        <w:rPr>
+          <w:rFonts w:eastAsia="黑体"/>
+        </w:rPr>
         <w:separator/>
       </w:r>
     </w:p>
@@ -2334,7 +2532,7 @@
 </file>
 
 <file path=word/header1.xml><?xml version="1.0" encoding="utf-8"?>
-<w:hdr xmlns:m="http://schemas.openxmlformats.org/officeDocument/2006/math" xmlns:mc="http://schemas.openxmlformats.org/markup-compatibility/2006" xmlns:mo="http://schemas.microsoft.com/office/mac/office/2008/main" xmlns:mv="urn:schemas-microsoft-com:mac:vml" xmlns:o="urn:schemas-microsoft-com:office:office" xmlns:r="http://schemas.openxmlformats.org/officeDocument/2006/relationships" xmlns:v="urn:schemas-microsoft-com:vml" xmlns:w10="urn:schemas-microsoft-com:office:word" xmlns:w14="http://schemas.microsoft.com/office/word/2010/wordml" xmlns:w="http://schemas.openxmlformats.org/wordprocessingml/2006/main" xmlns:wne="http://schemas.microsoft.com/office/word/2006/wordml" xmlns:wp14="http://schemas.microsoft.com/office/word/2010/wordprocessingDrawing" xmlns:wp="http://schemas.openxmlformats.org/drawingml/2006/wordprocessingDrawing" xmlns:wpc="http://schemas.microsoft.com/office/word/2010/wordprocessingCanvas" xmlns:wpg="http://schemas.microsoft.com/office/word/2010/wordprocessingGroup" xmlns:wpi="http://schemas.microsoft.com/office/word/2010/wordprocessingInk" xmlns:wps="http://schemas.microsoft.com/office/word/2010/wordprocessingShape" mc:Ignorable="w14 wp14">
+<w:hdr xmlns:mc="http://schemas.openxmlformats.org/markup-compatibility/2006" xmlns:w="http://schemas.openxmlformats.org/wordprocessingml/2006/main" xmlns:m="http://schemas.openxmlformats.org/officeDocument/2006/math" xmlns:mo="http://schemas.microsoft.com/office/mac/office/2008/main" xmlns:mv="urn:schemas-microsoft-com:mac:vml" xmlns:o="urn:schemas-microsoft-com:office:office" xmlns:r="http://schemas.openxmlformats.org/officeDocument/2006/relationships" xmlns:v="urn:schemas-microsoft-com:vml" xmlns:w10="urn:schemas-microsoft-com:office:word" xmlns:w14="http://schemas.microsoft.com/office/word/2010/wordml" xmlns:wne="http://schemas.microsoft.com/office/word/2006/wordml" xmlns:wp14="http://schemas.microsoft.com/office/word/2010/wordprocessingDrawing" xmlns:wp="http://schemas.openxmlformats.org/drawingml/2006/wordprocessingDrawing" xmlns:wpc="http://schemas.microsoft.com/office/word/2010/wordprocessingCanvas" xmlns:wpg="http://schemas.microsoft.com/office/word/2010/wordprocessingGroup" xmlns:wpi="http://schemas.microsoft.com/office/word/2010/wordprocessingInk" xmlns:wps="http://schemas.microsoft.com/office/word/2010/wordprocessingShape" mc:Ignorable="w14 wp14">
   <w:p>
     <w:pPr>
       <w:pStyle w:val="Header"/>
@@ -2342,7 +2540,7 @@
     </w:pPr>
     <w:r>
       <w:rPr>
-        <w:rFonts w:ascii="Times New Roman" w:hAnsi="Times New Roman"/>
+        <w:rFonts w:ascii="Times New Roman" w:hAnsi="Times New Roman" w:eastAsia="黑体"/>
         <w:sz w:val="18"/>
         <w:rFonts w:eastAsia="黑体"/>
         <w:rFonts w:eastAsia="黑体"/>
@@ -2354,7 +2552,7 @@
 </file>
 
 <file path=word/numbering.xml><?xml version="1.0" encoding="utf-8"?>
-<w:numbering xmlns:m="http://schemas.openxmlformats.org/officeDocument/2006/math" xmlns:mc="http://schemas.openxmlformats.org/markup-compatibility/2006" xmlns:mo="http://schemas.microsoft.com/office/mac/office/2008/main" xmlns:mv="urn:schemas-microsoft-com:mac:vml" xmlns:o="urn:schemas-microsoft-com:office:office" xmlns:r="http://schemas.openxmlformats.org/officeDocument/2006/relationships" xmlns:v="urn:schemas-microsoft-com:vml" xmlns:w="http://schemas.openxmlformats.org/wordprocessingml/2006/main" xmlns:w10="urn:schemas-microsoft-com:office:word" xmlns:w14="http://schemas.microsoft.com/office/word/2010/wordml" xmlns:wne="http://schemas.microsoft.com/office/word/2006/wordml" xmlns:wp="http://schemas.openxmlformats.org/drawingml/2006/wordprocessingDrawing" xmlns:wp14="http://schemas.microsoft.com/office/word/2010/wordprocessingDrawing" xmlns:wpc="http://schemas.microsoft.com/office/word/2010/wordprocessingCanvas" xmlns:wpg="http://schemas.microsoft.com/office/word/2010/wordprocessingGroup" xmlns:wpi="http://schemas.microsoft.com/office/word/2010/wordprocessingInk" xmlns:wps="http://schemas.microsoft.com/office/word/2010/wordprocessingShape" mc:Ignorable="w14 wp14">
+<w:numbering xmlns:mc="http://schemas.openxmlformats.org/markup-compatibility/2006" xmlns:w="http://schemas.openxmlformats.org/wordprocessingml/2006/main" xmlns:m="http://schemas.openxmlformats.org/officeDocument/2006/math" xmlns:mo="http://schemas.microsoft.com/office/mac/office/2008/main" xmlns:mv="urn:schemas-microsoft-com:mac:vml" xmlns:o="urn:schemas-microsoft-com:office:office" xmlns:r="http://schemas.openxmlformats.org/officeDocument/2006/relationships" xmlns:v="urn:schemas-microsoft-com:vml" xmlns:w10="urn:schemas-microsoft-com:office:word" xmlns:w14="http://schemas.microsoft.com/office/word/2010/wordml" xmlns:wne="http://schemas.microsoft.com/office/word/2006/wordml" xmlns:wp="http://schemas.openxmlformats.org/drawingml/2006/wordprocessingDrawing" xmlns:wp14="http://schemas.microsoft.com/office/word/2010/wordprocessingDrawing" xmlns:wpc="http://schemas.microsoft.com/office/word/2010/wordprocessingCanvas" xmlns:wpg="http://schemas.microsoft.com/office/word/2010/wordprocessingGroup" xmlns:wpi="http://schemas.microsoft.com/office/word/2010/wordprocessingInk" xmlns:wps="http://schemas.microsoft.com/office/word/2010/wordprocessingShape" mc:Ignorable="w14 wp14">
   <w:abstractNum w:abstractNumId="0">
     <w:nsid w:val="FFFFFF7C"/>
     <w:multiLevelType w:val="singleLevel"/>
@@ -2441,7 +2639,7 @@
         <w:ind w:hanging="360" w:left="1440"/>
       </w:pPr>
       <w:rPr>
-        <w:rFonts w:ascii="Symbol" w:hAnsi="Symbol" w:hint="default"/>
+        <w:rFonts w:ascii="Symbol" w:hAnsi="Symbol" w:hint="default" w:eastAsia="黑体"/>
       </w:rPr>
     </w:lvl>
   </w:abstractNum>
@@ -2462,7 +2660,7 @@
         <w:ind w:hanging="360" w:left="1080"/>
       </w:pPr>
       <w:rPr>
-        <w:rFonts w:ascii="Symbol" w:hAnsi="Symbol" w:hint="default"/>
+        <w:rFonts w:ascii="Symbol" w:hAnsi="Symbol" w:hint="default" w:eastAsia="黑体"/>
       </w:rPr>
     </w:lvl>
   </w:abstractNum>
@@ -2483,7 +2681,7 @@
         <w:ind w:hanging="360" w:left="720"/>
       </w:pPr>
       <w:rPr>
-        <w:rFonts w:ascii="Symbol" w:hAnsi="Symbol" w:hint="default"/>
+        <w:rFonts w:ascii="Symbol" w:hAnsi="Symbol" w:hint="default" w:eastAsia="黑体"/>
       </w:rPr>
     </w:lvl>
   </w:abstractNum>
@@ -2522,7 +2720,7 @@
         <w:ind w:hanging="360" w:left="360"/>
       </w:pPr>
       <w:rPr>
-        <w:rFonts w:ascii="Symbol" w:hAnsi="Symbol" w:hint="default"/>
+        <w:rFonts w:ascii="Symbol" w:hAnsi="Symbol" w:hint="default" w:eastAsia="黑体"/>
       </w:rPr>
     </w:lvl>
   </w:abstractNum>
@@ -2613,7 +2811,7 @@
         <w:ind w:left="720" w:hanging="360"/>
       </w:pPr>
       <w:rPr>
-        <w:rFonts w:ascii="Symbol" w:hAnsi="Symbol" w:cs="Symbol" w:hint="default"/>
+        <w:rFonts w:ascii="Symbol" w:hAnsi="Symbol" w:cs="Symbol" w:hint="default" w:eastAsia="黑体"/>
       </w:rPr>
     </w:lvl>
     <w:lvl w:ilvl="1">
@@ -2624,7 +2822,7 @@
         <w:ind w:left="1440" w:hanging="360"/>
       </w:pPr>
       <w:rPr>
-        <w:rFonts w:ascii="Courier New" w:hAnsi="Courier New" w:cs="Courier New" w:hint="default"/>
+        <w:rFonts w:ascii="Courier New" w:hAnsi="Courier New" w:cs="Courier New" w:hint="default" w:eastAsia="黑体"/>
       </w:rPr>
     </w:lvl>
     <w:lvl w:ilvl="2">
@@ -2635,7 +2833,7 @@
         <w:ind w:left="2160" w:hanging="360"/>
       </w:pPr>
       <w:rPr>
-        <w:rFonts w:ascii="Wingdings" w:hAnsi="Wingdings" w:cs="Wingdings" w:hint="default"/>
+        <w:rFonts w:ascii="Wingdings" w:hAnsi="Wingdings" w:cs="Wingdings" w:hint="default" w:eastAsia="黑体"/>
       </w:rPr>
     </w:lvl>
     <w:lvl w:ilvl="3">
@@ -2646,7 +2844,7 @@
         <w:ind w:left="2880" w:hanging="360"/>
       </w:pPr>
       <w:rPr>
-        <w:rFonts w:ascii="Symbol" w:hAnsi="Symbol" w:cs="Symbol" w:hint="default"/>
+        <w:rFonts w:ascii="Symbol" w:hAnsi="Symbol" w:cs="Symbol" w:hint="default" w:eastAsia="黑体"/>
       </w:rPr>
     </w:lvl>
     <w:lvl w:ilvl="4">
@@ -2657,7 +2855,7 @@
         <w:ind w:left="3600" w:hanging="360"/>
       </w:pPr>
       <w:rPr>
-        <w:rFonts w:ascii="Courier New" w:hAnsi="Courier New" w:cs="Courier New" w:hint="default"/>
+        <w:rFonts w:ascii="Courier New" w:hAnsi="Courier New" w:cs="Courier New" w:hint="default" w:eastAsia="黑体"/>
       </w:rPr>
     </w:lvl>
     <w:lvl w:ilvl="5">
@@ -2668,7 +2866,7 @@
         <w:ind w:left="4320" w:hanging="360"/>
       </w:pPr>
       <w:rPr>
-        <w:rFonts w:ascii="Wingdings" w:hAnsi="Wingdings" w:cs="Wingdings" w:hint="default"/>
+        <w:rFonts w:ascii="Wingdings" w:hAnsi="Wingdings" w:cs="Wingdings" w:hint="default" w:eastAsia="黑体"/>
       </w:rPr>
     </w:lvl>
     <w:lvl w:ilvl="6">
@@ -2679,7 +2877,7 @@
         <w:ind w:left="5040" w:hanging="360"/>
       </w:pPr>
       <w:rPr>
-        <w:rFonts w:ascii="Symbol" w:hAnsi="Symbol" w:cs="Symbol" w:hint="default"/>
+        <w:rFonts w:ascii="Symbol" w:hAnsi="Symbol" w:cs="Symbol" w:hint="default" w:eastAsia="黑体"/>
       </w:rPr>
     </w:lvl>
     <w:lvl w:ilvl="7">
@@ -2690,7 +2888,7 @@
         <w:ind w:left="5760" w:hanging="360"/>
       </w:pPr>
       <w:rPr>
-        <w:rFonts w:ascii="Courier New" w:hAnsi="Courier New" w:cs="Courier New" w:hint="default"/>
+        <w:rFonts w:ascii="Courier New" w:hAnsi="Courier New" w:cs="Courier New" w:hint="default" w:eastAsia="黑体"/>
       </w:rPr>
     </w:lvl>
     <w:lvl w:ilvl="8">
@@ -2701,7 +2899,7 @@
         <w:ind w:left="6480" w:hanging="360"/>
       </w:pPr>
       <w:rPr>
-        <w:rFonts w:ascii="Wingdings" w:hAnsi="Wingdings" w:cs="Wingdings" w:hint="default"/>
+        <w:rFonts w:ascii="Wingdings" w:hAnsi="Wingdings" w:cs="Wingdings" w:hint="default" w:eastAsia="黑体"/>
       </w:rPr>
     </w:lvl>
   </w:abstractNum>
@@ -2754,11 +2952,11 @@
 </file>
 
 <file path=word/styles.xml><?xml version="1.0" encoding="utf-8"?>
-<w:styles xmlns:mc="http://schemas.openxmlformats.org/markup-compatibility/2006" xmlns:r="http://schemas.openxmlformats.org/officeDocument/2006/relationships" xmlns:w="http://schemas.openxmlformats.org/wordprocessingml/2006/main" xmlns:w14="http://schemas.microsoft.com/office/word/2010/wordml" mc:Ignorable="w14">
+<w:styles xmlns:mc="http://schemas.openxmlformats.org/markup-compatibility/2006" xmlns:w="http://schemas.openxmlformats.org/wordprocessingml/2006/main" xmlns:r="http://schemas.openxmlformats.org/officeDocument/2006/relationships" xmlns:w14="http://schemas.microsoft.com/office/word/2010/wordml" mc:Ignorable="w14">
   <w:docDefaults>
     <w:rPrDefault>
       <w:rPr>
-        <w:rFonts w:asciiTheme="minorHAnsi" w:cstheme="minorBidi" w:eastAsiaTheme="minorEastAsia" w:hAnsiTheme="minorHAnsi"/>
+        <w:rFonts w:asciiTheme="minorHAnsi" w:cstheme="minorBidi" w:hAnsiTheme="minorHAnsi" w:eastAsia="黑体"/>
         <w:sz w:val="22"/>
         <w:szCs w:val="22"/>
         <w:lang w:bidi="ar-SA" w:eastAsia="en-US" w:val="en-US"/>
@@ -2980,7 +3178,7 @@
       <w:outlineLvl w:val="0"/>
     </w:pPr>
     <w:rPr>
-      <w:rFonts w:ascii="Times New Roman" w:asciiTheme="majorHAnsi" w:cstheme="majorBidi" w:eastAsia="黑体" w:eastAsiaTheme="majorEastAsia" w:hAnsi="Times New Roman" w:hAnsiTheme="majorHAnsi"/>
+      <w:rFonts w:ascii="Times New Roman" w:asciiTheme="majorHAnsi" w:cstheme="majorBidi" w:eastAsia="黑体" w:hAnsi="Times New Roman" w:hAnsiTheme="majorHAnsi"/>
       <w:b/>
       <w:bCs/>
       <w:color w:val="1F3864"/>
@@ -3004,7 +3202,7 @@
       <w:outlineLvl w:val="1"/>
     </w:pPr>
     <w:rPr>
-      <w:rFonts w:ascii="Times New Roman" w:asciiTheme="majorHAnsi" w:cstheme="majorBidi" w:eastAsia="黑体" w:eastAsiaTheme="majorEastAsia" w:hAnsi="Times New Roman" w:hAnsiTheme="majorHAnsi"/>
+      <w:rFonts w:ascii="Times New Roman" w:asciiTheme="majorHAnsi" w:cstheme="majorBidi" w:eastAsia="黑体" w:hAnsi="Times New Roman" w:hAnsiTheme="majorHAnsi"/>
       <w:b/>
       <w:bCs/>
       <w:color w:val="2E4E7E"/>
@@ -3028,7 +3226,7 @@
       <w:outlineLvl w:val="2"/>
     </w:pPr>
     <w:rPr>
-      <w:rFonts w:ascii="Times New Roman" w:asciiTheme="majorHAnsi" w:cstheme="majorBidi" w:eastAsia="黑体" w:eastAsiaTheme="majorEastAsia" w:hAnsi="Times New Roman" w:hAnsiTheme="majorHAnsi"/>
+      <w:rFonts w:ascii="Times New Roman" w:asciiTheme="majorHAnsi" w:cstheme="majorBidi" w:eastAsia="黑体" w:hAnsi="Times New Roman" w:hAnsiTheme="majorHAnsi"/>
       <w:b/>
       <w:bCs/>
       <w:color w:val="2E4E7E"/>
@@ -3052,7 +3250,7 @@
       <w:outlineLvl w:val="3"/>
     </w:pPr>
     <w:rPr>
-      <w:rFonts w:ascii="Times New Roman" w:asciiTheme="majorHAnsi" w:cstheme="majorBidi" w:eastAsia="黑体" w:eastAsiaTheme="majorEastAsia" w:hAnsi="Times New Roman" w:hAnsiTheme="majorHAnsi"/>
+      <w:rFonts w:ascii="Times New Roman" w:asciiTheme="majorHAnsi" w:cstheme="majorBidi" w:eastAsia="黑体" w:hAnsi="Times New Roman" w:hAnsiTheme="majorHAnsi"/>
       <w:b/>
       <w:bCs/>
       <w:i/>
@@ -3078,7 +3276,7 @@
       <w:outlineLvl w:val="4"/>
     </w:pPr>
     <w:rPr>
-      <w:rFonts w:ascii="Times New Roman" w:asciiTheme="majorHAnsi" w:cstheme="majorBidi" w:eastAsia="黑体" w:eastAsiaTheme="majorEastAsia" w:hAnsi="Times New Roman" w:hAnsiTheme="majorHAnsi"/>
+      <w:rFonts w:ascii="Times New Roman" w:asciiTheme="majorHAnsi" w:cstheme="majorBidi" w:eastAsia="黑体" w:hAnsi="Times New Roman" w:hAnsiTheme="majorHAnsi"/>
       <w:b/>
       <w:color w:val="333333"/>
       <w:sz w:val="22"/>
@@ -3101,7 +3299,7 @@
       <w:outlineLvl w:val="5"/>
     </w:pPr>
     <w:rPr>
-      <w:rFonts w:asciiTheme="majorHAnsi" w:cstheme="majorBidi" w:eastAsiaTheme="majorEastAsia" w:hAnsiTheme="majorHAnsi"/>
+      <w:rFonts w:asciiTheme="majorHAnsi" w:cstheme="majorBidi" w:hAnsiTheme="majorHAnsi" w:eastAsia="黑体"/>
       <w:i/>
       <w:iCs/>
       <w:color w:themeColor="accent1" w:themeShade="7F" w:val="243F60"/>
@@ -3124,7 +3322,7 @@
       <w:outlineLvl w:val="6"/>
     </w:pPr>
     <w:rPr>
-      <w:rFonts w:asciiTheme="majorHAnsi" w:cstheme="majorBidi" w:eastAsiaTheme="majorEastAsia" w:hAnsiTheme="majorHAnsi"/>
+      <w:rFonts w:asciiTheme="majorHAnsi" w:cstheme="majorBidi" w:hAnsiTheme="majorHAnsi" w:eastAsia="黑体"/>
       <w:i/>
       <w:iCs/>
       <w:color w:themeColor="text1" w:themeTint="BF" w:val="404040"/>
@@ -3147,7 +3345,7 @@
       <w:outlineLvl w:val="7"/>
     </w:pPr>
     <w:rPr>
-      <w:rFonts w:asciiTheme="majorHAnsi" w:cstheme="majorBidi" w:eastAsiaTheme="majorEastAsia" w:hAnsiTheme="majorHAnsi"/>
+      <w:rFonts w:asciiTheme="majorHAnsi" w:cstheme="majorBidi" w:hAnsiTheme="majorHAnsi" w:eastAsia="黑体"/>
       <w:color w:themeColor="accent1" w:val="4F81BD"/>
       <w:sz w:val="20"/>
       <w:szCs w:val="20"/>
@@ -3170,7 +3368,7 @@
       <w:outlineLvl w:val="8"/>
     </w:pPr>
     <w:rPr>
-      <w:rFonts w:asciiTheme="majorHAnsi" w:cstheme="majorBidi" w:eastAsiaTheme="majorEastAsia" w:hAnsiTheme="majorHAnsi"/>
+      <w:rFonts w:asciiTheme="majorHAnsi" w:cstheme="majorBidi" w:hAnsiTheme="majorHAnsi" w:eastAsia="黑体"/>
       <w:i/>
       <w:iCs/>
       <w:color w:themeColor="text1" w:themeTint="BF" w:val="404040"/>
@@ -3221,7 +3419,7 @@
     <w:uiPriority w:val="9"/>
     <w:rsid w:val="00FC693F"/>
     <w:rPr>
-      <w:rFonts w:asciiTheme="majorHAnsi" w:cstheme="majorBidi" w:eastAsiaTheme="majorEastAsia" w:hAnsiTheme="majorHAnsi"/>
+      <w:rFonts w:asciiTheme="majorHAnsi" w:cstheme="majorBidi" w:hAnsiTheme="majorHAnsi" w:eastAsia="黑体"/>
       <w:b/>
       <w:bCs/>
       <w:color w:themeColor="accent1" w:themeShade="BF" w:val="365F91"/>
@@ -3236,7 +3434,7 @@
     <w:uiPriority w:val="9"/>
     <w:rsid w:val="00FC693F"/>
     <w:rPr>
-      <w:rFonts w:asciiTheme="majorHAnsi" w:cstheme="majorBidi" w:eastAsiaTheme="majorEastAsia" w:hAnsiTheme="majorHAnsi"/>
+      <w:rFonts w:asciiTheme="majorHAnsi" w:cstheme="majorBidi" w:hAnsiTheme="majorHAnsi" w:eastAsia="黑体"/>
       <w:b/>
       <w:bCs/>
       <w:color w:themeColor="accent1" w:val="4F81BD"/>
@@ -3251,7 +3449,7 @@
     <w:uiPriority w:val="9"/>
     <w:rsid w:val="00FC693F"/>
     <w:rPr>
-      <w:rFonts w:asciiTheme="majorHAnsi" w:cstheme="majorBidi" w:eastAsiaTheme="majorEastAsia" w:hAnsiTheme="majorHAnsi"/>
+      <w:rFonts w:asciiTheme="majorHAnsi" w:cstheme="majorBidi" w:hAnsiTheme="majorHAnsi" w:eastAsia="黑体"/>
       <w:b/>
       <w:bCs/>
       <w:color w:themeColor="accent1" w:val="4F81BD"/>
@@ -3274,7 +3472,7 @@
       <w:contextualSpacing/>
     </w:pPr>
     <w:rPr>
-      <w:rFonts w:ascii="Times New Roman" w:asciiTheme="majorHAnsi" w:cstheme="majorBidi" w:eastAsia="黑体" w:eastAsiaTheme="majorEastAsia" w:hAnsi="Times New Roman" w:hAnsiTheme="majorHAnsi"/>
+      <w:rFonts w:ascii="Times New Roman" w:asciiTheme="majorHAnsi" w:cstheme="majorBidi" w:eastAsia="黑体" w:hAnsi="Times New Roman" w:hAnsiTheme="majorHAnsi"/>
       <w:b/>
       <w:color w:val="1F3864"/>
       <w:spacing w:val="5"/>
@@ -3290,7 +3488,7 @@
     <w:uiPriority w:val="10"/>
     <w:rsid w:val="00FC693F"/>
     <w:rPr>
-      <w:rFonts w:asciiTheme="majorHAnsi" w:cstheme="majorBidi" w:eastAsiaTheme="majorEastAsia" w:hAnsiTheme="majorHAnsi"/>
+      <w:rFonts w:asciiTheme="majorHAnsi" w:cstheme="majorBidi" w:hAnsiTheme="majorHAnsi" w:eastAsia="黑体"/>
       <w:color w:themeColor="text2" w:themeShade="BF" w:val="17365D"/>
       <w:spacing w:val="5"/>
       <w:kern w:val="28"/>
@@ -3312,7 +3510,7 @@
       </w:numPr>
     </w:pPr>
     <w:rPr>
-      <w:rFonts w:asciiTheme="majorHAnsi" w:cstheme="majorBidi" w:eastAsiaTheme="majorEastAsia" w:hAnsiTheme="majorHAnsi"/>
+      <w:rFonts w:asciiTheme="majorHAnsi" w:cstheme="majorBidi" w:hAnsiTheme="majorHAnsi" w:eastAsia="黑体"/>
       <w:i/>
       <w:iCs/>
       <w:color w:themeColor="accent1" w:val="4F81BD"/>
@@ -3328,7 +3526,7 @@
     <w:uiPriority w:val="11"/>
     <w:rsid w:val="00FC693F"/>
     <w:rPr>
-      <w:rFonts w:asciiTheme="majorHAnsi" w:cstheme="majorBidi" w:eastAsiaTheme="majorEastAsia" w:hAnsiTheme="majorHAnsi"/>
+      <w:rFonts w:asciiTheme="majorHAnsi" w:cstheme="majorBidi" w:hAnsiTheme="majorHAnsi" w:eastAsia="黑体"/>
       <w:i/>
       <w:iCs/>
       <w:color w:themeColor="accent1" w:val="4F81BD"/>
@@ -3395,6 +3593,7 @@
       <w:spacing w:after="120"/>
     </w:pPr>
     <w:rPr>
+      <w:rFonts w:eastAsia="黑体"/>
       <w:sz w:val="16"/>
       <w:szCs w:val="16"/>
     </w:rPr>
@@ -3406,6 +3605,7 @@
     <w:uiPriority w:val="99"/>
     <w:rsid w:val="00AA1D8D"/>
     <w:rPr>
+      <w:rFonts w:eastAsia="黑体"/>
       <w:sz w:val="16"/>
       <w:szCs w:val="16"/>
     </w:rPr>
@@ -3575,7 +3775,7 @@
       </w:tabs>
     </w:pPr>
     <w:rPr>
-      <w:rFonts w:ascii="Courier" w:hAnsi="Courier"/>
+      <w:rFonts w:ascii="Courier" w:hAnsi="Courier" w:eastAsia="黑体"/>
       <w:sz w:val="20"/>
       <w:szCs w:val="20"/>
     </w:rPr>
@@ -3587,7 +3787,7 @@
     <w:uiPriority w:val="99"/>
     <w:rsid w:val="0029639D"/>
     <w:rPr>
-      <w:rFonts w:ascii="Courier" w:hAnsi="Courier"/>
+      <w:rFonts w:ascii="Courier" w:hAnsi="Courier" w:eastAsia="黑体"/>
       <w:sz w:val="20"/>
       <w:szCs w:val="20"/>
     </w:rPr>
@@ -3623,6 +3823,7 @@
     <w:uiPriority w:val="29"/>
     <w:rsid w:val="00FC693F"/>
     <w:rPr>
+      <w:rFonts w:eastAsia="黑体"/>
       <w:i/>
       <w:iCs/>
       <w:color w:themeColor="text1" w:val="000000"/>
@@ -3636,7 +3837,7 @@
     <w:semiHidden/>
     <w:rsid w:val="00FC693F"/>
     <w:rPr>
-      <w:rFonts w:asciiTheme="majorHAnsi" w:cstheme="majorBidi" w:eastAsiaTheme="majorEastAsia" w:hAnsiTheme="majorHAnsi"/>
+      <w:rFonts w:asciiTheme="majorHAnsi" w:cstheme="majorBidi" w:hAnsiTheme="majorHAnsi" w:eastAsia="黑体"/>
       <w:b/>
       <w:bCs/>
       <w:i/>
@@ -3652,7 +3853,7 @@
     <w:semiHidden/>
     <w:rsid w:val="00FC693F"/>
     <w:rPr>
-      <w:rFonts w:asciiTheme="majorHAnsi" w:cstheme="majorBidi" w:eastAsiaTheme="majorEastAsia" w:hAnsiTheme="majorHAnsi"/>
+      <w:rFonts w:asciiTheme="majorHAnsi" w:cstheme="majorBidi" w:hAnsiTheme="majorHAnsi" w:eastAsia="黑体"/>
       <w:color w:themeColor="accent1" w:themeShade="7F" w:val="243F60"/>
     </w:rPr>
   </w:style>
@@ -3664,7 +3865,7 @@
     <w:semiHidden/>
     <w:rsid w:val="00FC693F"/>
     <w:rPr>
-      <w:rFonts w:asciiTheme="majorHAnsi" w:cstheme="majorBidi" w:eastAsiaTheme="majorEastAsia" w:hAnsiTheme="majorHAnsi"/>
+      <w:rFonts w:asciiTheme="majorHAnsi" w:cstheme="majorBidi" w:hAnsiTheme="majorHAnsi" w:eastAsia="黑体"/>
       <w:i/>
       <w:iCs/>
       <w:color w:themeColor="accent1" w:themeShade="7F" w:val="243F60"/>
@@ -3678,7 +3879,7 @@
     <w:semiHidden/>
     <w:rsid w:val="00FC693F"/>
     <w:rPr>
-      <w:rFonts w:asciiTheme="majorHAnsi" w:cstheme="majorBidi" w:eastAsiaTheme="majorEastAsia" w:hAnsiTheme="majorHAnsi"/>
+      <w:rFonts w:asciiTheme="majorHAnsi" w:cstheme="majorBidi" w:hAnsiTheme="majorHAnsi" w:eastAsia="黑体"/>
       <w:i/>
       <w:iCs/>
       <w:color w:themeColor="text1" w:themeTint="BF" w:val="404040"/>
@@ -3692,7 +3893,7 @@
     <w:semiHidden/>
     <w:rsid w:val="00FC693F"/>
     <w:rPr>
-      <w:rFonts w:asciiTheme="majorHAnsi" w:cstheme="majorBidi" w:eastAsiaTheme="majorEastAsia" w:hAnsiTheme="majorHAnsi"/>
+      <w:rFonts w:asciiTheme="majorHAnsi" w:cstheme="majorBidi" w:hAnsiTheme="majorHAnsi" w:eastAsia="黑体"/>
       <w:color w:themeColor="accent1" w:val="4F81BD"/>
       <w:sz w:val="20"/>
       <w:szCs w:val="20"/>
@@ -3706,7 +3907,7 @@
     <w:semiHidden/>
     <w:rsid w:val="00FC693F"/>
     <w:rPr>
-      <w:rFonts w:asciiTheme="majorHAnsi" w:cstheme="majorBidi" w:eastAsiaTheme="majorEastAsia" w:hAnsiTheme="majorHAnsi"/>
+      <w:rFonts w:asciiTheme="majorHAnsi" w:cstheme="majorBidi" w:hAnsiTheme="majorHAnsi" w:eastAsia="黑体"/>
       <w:i/>
       <w:iCs/>
       <w:color w:themeColor="text1" w:themeTint="BF" w:val="404040"/>
@@ -3727,6 +3928,7 @@
       <w:spacing w:line="240" w:lineRule="auto"/>
     </w:pPr>
     <w:rPr>
+      <w:rFonts w:eastAsia="黑体"/>
       <w:b/>
       <w:bCs/>
       <w:color w:themeColor="accent1" w:val="4F81BD"/>
@@ -3741,6 +3943,7 @@
     <w:qFormat/>
     <w:rsid w:val="00FC693F"/>
     <w:rPr>
+      <w:rFonts w:eastAsia="黑体"/>
       <w:b/>
       <w:bCs/>
     </w:rPr>
@@ -3752,6 +3955,7 @@
     <w:qFormat/>
     <w:rsid w:val="00FC693F"/>
     <w:rPr>
+      <w:rFonts w:eastAsia="黑体"/>
       <w:i/>
       <w:iCs/>
     </w:rPr>
@@ -3772,6 +3976,7 @@
       <w:ind w:left="936" w:right="936"/>
     </w:pPr>
     <w:rPr>
+      <w:rFonts w:eastAsia="黑体"/>
       <w:b/>
       <w:bCs/>
       <w:i/>
@@ -3786,6 +3991,7 @@
     <w:uiPriority w:val="30"/>
     <w:rsid w:val="00FC693F"/>
     <w:rPr>
+      <w:rFonts w:eastAsia="黑体"/>
       <w:b/>
       <w:bCs/>
       <w:i/>
@@ -3800,6 +4006,7 @@
     <w:qFormat/>
     <w:rsid w:val="00FC693F"/>
     <w:rPr>
+      <w:rFonts w:eastAsia="黑体"/>
       <w:i/>
       <w:iCs/>
       <w:color w:themeColor="text1" w:themeTint="7F" w:val="808080"/>
@@ -3812,6 +4019,7 @@
     <w:qFormat/>
     <w:rsid w:val="00FC693F"/>
     <w:rPr>
+      <w:rFonts w:eastAsia="黑体"/>
       <w:b/>
       <w:bCs/>
       <w:i/>
@@ -3826,6 +4034,7 @@
     <w:qFormat/>
     <w:rsid w:val="00FC693F"/>
     <w:rPr>
+      <w:rFonts w:eastAsia="黑体"/>
       <w:smallCaps/>
       <w:color w:themeColor="accent2" w:val="C0504D"/>
       <w:u w:val="single"/>
@@ -3838,6 +4047,7 @@
     <w:qFormat/>
     <w:rsid w:val="00FC693F"/>
     <w:rPr>
+      <w:rFonts w:eastAsia="黑体"/>
       <w:b/>
       <w:bCs/>
       <w:smallCaps/>
@@ -3853,6 +4063,7 @@
     <w:qFormat/>
     <w:rsid w:val="00FC693F"/>
     <w:rPr>
+      <w:rFonts w:eastAsia="黑体"/>
       <w:b/>
       <w:bCs/>
       <w:smallCaps/>
@@ -3907,6 +4118,7 @@
       <w:spacing w:after="0" w:line="240" w:lineRule="auto"/>
     </w:pPr>
     <w:rPr>
+      <w:rFonts w:eastAsia="黑体"/>
       <w:color w:themeColor="text1" w:themeShade="BF" w:val="000000"/>
     </w:rPr>
     <w:tblPr>
@@ -3929,6 +4141,7 @@
         <w:spacing w:after="0" w:before="0" w:line="240" w:lineRule="auto"/>
       </w:pPr>
       <w:rPr>
+        <w:rFonts w:eastAsia="黑体"/>
         <w:b/>
         <w:bCs/>
       </w:rPr>
@@ -3949,6 +4162,7 @@
         <w:spacing w:after="0" w:before="0" w:line="240" w:lineRule="auto"/>
       </w:pPr>
       <w:rPr>
+        <w:rFonts w:eastAsia="黑体"/>
         <w:b/>
         <w:bCs/>
       </w:rPr>
@@ -3966,12 +4180,14 @@
     </w:tblStylePr>
     <w:tblStylePr w:type="firstCol">
       <w:rPr>
+        <w:rFonts w:eastAsia="黑体"/>
         <w:b/>
         <w:bCs/>
       </w:rPr>
     </w:tblStylePr>
     <w:tblStylePr w:type="lastCol">
       <w:rPr>
+        <w:rFonts w:eastAsia="黑体"/>
         <w:b/>
         <w:bCs/>
       </w:rPr>
@@ -4010,6 +4226,7 @@
       <w:spacing w:after="0" w:line="240" w:lineRule="auto"/>
     </w:pPr>
     <w:rPr>
+      <w:rFonts w:eastAsia="黑体"/>
       <w:color w:themeColor="accent1" w:themeShade="BF" w:val="365F91"/>
     </w:rPr>
     <w:tblPr>
@@ -4032,6 +4249,7 @@
         <w:spacing w:after="0" w:before="0" w:line="240" w:lineRule="auto"/>
       </w:pPr>
       <w:rPr>
+        <w:rFonts w:eastAsia="黑体"/>
         <w:b/>
         <w:bCs/>
       </w:rPr>
@@ -4052,6 +4270,7 @@
         <w:spacing w:after="0" w:before="0" w:line="240" w:lineRule="auto"/>
       </w:pPr>
       <w:rPr>
+        <w:rFonts w:eastAsia="黑体"/>
         <w:b/>
         <w:bCs/>
       </w:rPr>
@@ -4069,12 +4288,14 @@
     </w:tblStylePr>
     <w:tblStylePr w:type="firstCol">
       <w:rPr>
+        <w:rFonts w:eastAsia="黑体"/>
         <w:b/>
         <w:bCs/>
       </w:rPr>
     </w:tblStylePr>
     <w:tblStylePr w:type="lastCol">
       <w:rPr>
+        <w:rFonts w:eastAsia="黑体"/>
         <w:b/>
         <w:bCs/>
       </w:rPr>
@@ -4113,6 +4334,7 @@
       <w:spacing w:after="0" w:line="240" w:lineRule="auto"/>
     </w:pPr>
     <w:rPr>
+      <w:rFonts w:eastAsia="黑体"/>
       <w:color w:themeColor="accent2" w:themeShade="BF" w:val="943634"/>
     </w:rPr>
     <w:tblPr>
@@ -4135,6 +4357,7 @@
         <w:spacing w:after="0" w:before="0" w:line="240" w:lineRule="auto"/>
       </w:pPr>
       <w:rPr>
+        <w:rFonts w:eastAsia="黑体"/>
         <w:b/>
         <w:bCs/>
       </w:rPr>
@@ -4155,6 +4378,7 @@
         <w:spacing w:after="0" w:before="0" w:line="240" w:lineRule="auto"/>
       </w:pPr>
       <w:rPr>
+        <w:rFonts w:eastAsia="黑体"/>
         <w:b/>
         <w:bCs/>
       </w:rPr>
@@ -4172,12 +4396,14 @@
     </w:tblStylePr>
     <w:tblStylePr w:type="firstCol">
       <w:rPr>
+        <w:rFonts w:eastAsia="黑体"/>
         <w:b/>
         <w:bCs/>
       </w:rPr>
     </w:tblStylePr>
     <w:tblStylePr w:type="lastCol">
       <w:rPr>
+        <w:rFonts w:eastAsia="黑体"/>
         <w:b/>
         <w:bCs/>
       </w:rPr>
@@ -4216,6 +4442,7 @@
       <w:spacing w:after="0" w:line="240" w:lineRule="auto"/>
     </w:pPr>
     <w:rPr>
+      <w:rFonts w:eastAsia="黑体"/>
       <w:color w:themeColor="accent3" w:themeShade="BF" w:val="76923C"/>
     </w:rPr>
     <w:tblPr>
@@ -4238,6 +4465,7 @@
         <w:spacing w:after="0" w:before="0" w:line="240" w:lineRule="auto"/>
       </w:pPr>
       <w:rPr>
+        <w:rFonts w:eastAsia="黑体"/>
         <w:b/>
         <w:bCs/>
       </w:rPr>
@@ -4258,6 +4486,7 @@
         <w:spacing w:after="0" w:before="0" w:line="240" w:lineRule="auto"/>
       </w:pPr>
       <w:rPr>
+        <w:rFonts w:eastAsia="黑体"/>
         <w:b/>
         <w:bCs/>
       </w:rPr>
@@ -4275,12 +4504,14 @@
     </w:tblStylePr>
     <w:tblStylePr w:type="firstCol">
       <w:rPr>
+        <w:rFonts w:eastAsia="黑体"/>
         <w:b/>
         <w:bCs/>
       </w:rPr>
     </w:tblStylePr>
     <w:tblStylePr w:type="lastCol">
       <w:rPr>
+        <w:rFonts w:eastAsia="黑体"/>
         <w:b/>
         <w:bCs/>
       </w:rPr>
@@ -4319,6 +4550,7 @@
       <w:spacing w:after="0" w:line="240" w:lineRule="auto"/>
     </w:pPr>
     <w:rPr>
+      <w:rFonts w:eastAsia="黑体"/>
       <w:color w:themeColor="accent4" w:themeShade="BF" w:val="5F497A"/>
     </w:rPr>
     <w:tblPr>
@@ -4341,6 +4573,7 @@
         <w:spacing w:after="0" w:before="0" w:line="240" w:lineRule="auto"/>
       </w:pPr>
       <w:rPr>
+        <w:rFonts w:eastAsia="黑体"/>
         <w:b/>
         <w:bCs/>
       </w:rPr>
@@ -4361,6 +4594,7 @@
         <w:spacing w:after="0" w:before="0" w:line="240" w:lineRule="auto"/>
       </w:pPr>
       <w:rPr>
+        <w:rFonts w:eastAsia="黑体"/>
         <w:b/>
         <w:bCs/>
       </w:rPr>
@@ -4378,12 +4612,14 @@
     </w:tblStylePr>
     <w:tblStylePr w:type="firstCol">
       <w:rPr>
+        <w:rFonts w:eastAsia="黑体"/>
         <w:b/>
         <w:bCs/>
       </w:rPr>
     </w:tblStylePr>
     <w:tblStylePr w:type="lastCol">
       <w:rPr>
+        <w:rFonts w:eastAsia="黑体"/>
         <w:b/>
         <w:bCs/>
       </w:rPr>
@@ -4422,6 +4658,7 @@
       <w:spacing w:after="0" w:line="240" w:lineRule="auto"/>
     </w:pPr>
     <w:rPr>
+      <w:rFonts w:eastAsia="黑体"/>
       <w:color w:themeColor="accent5" w:themeShade="BF" w:val="31849B"/>
     </w:rPr>
     <w:tblPr>
@@ -4444,6 +4681,7 @@
         <w:spacing w:after="0" w:before="0" w:line="240" w:lineRule="auto"/>
       </w:pPr>
       <w:rPr>
+        <w:rFonts w:eastAsia="黑体"/>
         <w:b/>
         <w:bCs/>
       </w:rPr>
@@ -4464,6 +4702,7 @@
         <w:spacing w:after="0" w:before="0" w:line="240" w:lineRule="auto"/>
       </w:pPr>
       <w:rPr>
+        <w:rFonts w:eastAsia="黑体"/>
         <w:b/>
         <w:bCs/>
       </w:rPr>
@@ -4481,12 +4720,14 @@
     </w:tblStylePr>
     <w:tblStylePr w:type="firstCol">
       <w:rPr>
+        <w:rFonts w:eastAsia="黑体"/>
         <w:b/>
         <w:bCs/>
       </w:rPr>
     </w:tblStylePr>
     <w:tblStylePr w:type="lastCol">
       <w:rPr>
+        <w:rFonts w:eastAsia="黑体"/>
         <w:b/>
         <w:bCs/>
       </w:rPr>
@@ -4525,6 +4766,7 @@
       <w:spacing w:after="0" w:line="240" w:lineRule="auto"/>
     </w:pPr>
     <w:rPr>
+      <w:rFonts w:eastAsia="黑体"/>
       <w:color w:themeColor="accent6" w:themeShade="BF" w:val="E36C0A"/>
     </w:rPr>
     <w:tblPr>
@@ -4547,6 +4789,7 @@
         <w:spacing w:after="0" w:before="0" w:line="240" w:lineRule="auto"/>
       </w:pPr>
       <w:rPr>
+        <w:rFonts w:eastAsia="黑体"/>
         <w:b/>
         <w:bCs/>
       </w:rPr>
@@ -4567,6 +4810,7 @@
         <w:spacing w:after="0" w:before="0" w:line="240" w:lineRule="auto"/>
       </w:pPr>
       <w:rPr>
+        <w:rFonts w:eastAsia="黑体"/>
         <w:b/>
         <w:bCs/>
       </w:rPr>
@@ -4584,12 +4828,14 @@
     </w:tblStylePr>
     <w:tblStylePr w:type="firstCol">
       <w:rPr>
+        <w:rFonts w:eastAsia="黑体"/>
         <w:b/>
         <w:bCs/>
       </w:rPr>
     </w:tblStylePr>
     <w:tblStylePr w:type="lastCol">
       <w:rPr>
+        <w:rFonts w:eastAsia="黑体"/>
         <w:b/>
         <w:bCs/>
       </w:rPr>
@@ -4649,6 +4895,7 @@
         <w:spacing w:after="0" w:before="0" w:line="240" w:lineRule="auto"/>
       </w:pPr>
       <w:rPr>
+        <w:rFonts w:eastAsia="黑体"/>
         <w:b/>
         <w:bCs/>
         <w:color w:themeColor="background1" w:val="FFFFFF"/>
@@ -4663,6 +4910,7 @@
         <w:spacing w:after="0" w:before="0" w:line="240" w:lineRule="auto"/>
       </w:pPr>
       <w:rPr>
+        <w:rFonts w:eastAsia="黑体"/>
         <w:b/>
         <w:bCs/>
       </w:rPr>
@@ -4678,12 +4926,14 @@
     </w:tblStylePr>
     <w:tblStylePr w:type="firstCol">
       <w:rPr>
+        <w:rFonts w:eastAsia="黑体"/>
         <w:b/>
         <w:bCs/>
       </w:rPr>
     </w:tblStylePr>
     <w:tblStylePr w:type="lastCol">
       <w:rPr>
+        <w:rFonts w:eastAsia="黑体"/>
         <w:b/>
         <w:bCs/>
       </w:rPr>
@@ -4741,6 +4991,7 @@
         <w:spacing w:after="0" w:before="0" w:line="240" w:lineRule="auto"/>
       </w:pPr>
       <w:rPr>
+        <w:rFonts w:eastAsia="黑体"/>
         <w:b/>
         <w:bCs/>
         <w:color w:themeColor="background1" w:val="FFFFFF"/>
@@ -4755,6 +5006,7 @@
         <w:spacing w:after="0" w:before="0" w:line="240" w:lineRule="auto"/>
       </w:pPr>
       <w:rPr>
+        <w:rFonts w:eastAsia="黑体"/>
         <w:b/>
         <w:bCs/>
       </w:rPr>
@@ -4770,12 +5022,14 @@
     </w:tblStylePr>
     <w:tblStylePr w:type="firstCol">
       <w:rPr>
+        <w:rFonts w:eastAsia="黑体"/>
         <w:b/>
         <w:bCs/>
       </w:rPr>
     </w:tblStylePr>
     <w:tblStylePr w:type="lastCol">
       <w:rPr>
+        <w:rFonts w:eastAsia="黑体"/>
         <w:b/>
         <w:bCs/>
       </w:rPr>
@@ -4833,6 +5087,7 @@
         <w:spacing w:after="0" w:before="0" w:line="240" w:lineRule="auto"/>
       </w:pPr>
       <w:rPr>
+        <w:rFonts w:eastAsia="黑体"/>
         <w:b/>
         <w:bCs/>
         <w:color w:themeColor="background1" w:val="FFFFFF"/>
@@ -4847,6 +5102,7 @@
         <w:spacing w:after="0" w:before="0" w:line="240" w:lineRule="auto"/>
       </w:pPr>
       <w:rPr>
+        <w:rFonts w:eastAsia="黑体"/>
         <w:b/>
         <w:bCs/>
       </w:rPr>
@@ -4862,12 +5118,14 @@
     </w:tblStylePr>
     <w:tblStylePr w:type="firstCol">
       <w:rPr>
+        <w:rFonts w:eastAsia="黑体"/>
         <w:b/>
         <w:bCs/>
       </w:rPr>
     </w:tblStylePr>
     <w:tblStylePr w:type="lastCol">
       <w:rPr>
+        <w:rFonts w:eastAsia="黑体"/>
         <w:b/>
         <w:bCs/>
       </w:rPr>
@@ -4925,6 +5183,7 @@
         <w:spacing w:after="0" w:before="0" w:line="240" w:lineRule="auto"/>
       </w:pPr>
       <w:rPr>
+        <w:rFonts w:eastAsia="黑体"/>
         <w:b/>
         <w:bCs/>
         <w:color w:themeColor="background1" w:val="FFFFFF"/>
@@ -4939,6 +5198,7 @@
         <w:spacing w:after="0" w:before="0" w:line="240" w:lineRule="auto"/>
       </w:pPr>
       <w:rPr>
+        <w:rFonts w:eastAsia="黑体"/>
         <w:b/>
         <w:bCs/>
       </w:rPr>
@@ -4954,12 +5214,14 @@
     </w:tblStylePr>
     <w:tblStylePr w:type="firstCol">
       <w:rPr>
+        <w:rFonts w:eastAsia="黑体"/>
         <w:b/>
         <w:bCs/>
       </w:rPr>
     </w:tblStylePr>
     <w:tblStylePr w:type="lastCol">
       <w:rPr>
+        <w:rFonts w:eastAsia="黑体"/>
         <w:b/>
         <w:bCs/>
       </w:rPr>
@@ -5017,6 +5279,7 @@
         <w:spacing w:after="0" w:before="0" w:line="240" w:lineRule="auto"/>
       </w:pPr>
       <w:rPr>
+        <w:rFonts w:eastAsia="黑体"/>
         <w:b/>
         <w:bCs/>
         <w:color w:themeColor="background1" w:val="FFFFFF"/>
@@ -5031,6 +5294,7 @@
         <w:spacing w:after="0" w:before="0" w:line="240" w:lineRule="auto"/>
       </w:pPr>
       <w:rPr>
+        <w:rFonts w:eastAsia="黑体"/>
         <w:b/>
         <w:bCs/>
       </w:rPr>
@@ -5046,12 +5310,14 @@
     </w:tblStylePr>
     <w:tblStylePr w:type="firstCol">
       <w:rPr>
+        <w:rFonts w:eastAsia="黑体"/>
         <w:b/>
         <w:bCs/>
       </w:rPr>
     </w:tblStylePr>
     <w:tblStylePr w:type="lastCol">
       <w:rPr>
+        <w:rFonts w:eastAsia="黑体"/>
         <w:b/>
         <w:bCs/>
       </w:rPr>
@@ -5109,6 +5375,7 @@
         <w:spacing w:after="0" w:before="0" w:line="240" w:lineRule="auto"/>
       </w:pPr>
       <w:rPr>
+        <w:rFonts w:eastAsia="黑体"/>
         <w:b/>
         <w:bCs/>
         <w:color w:themeColor="background1" w:val="FFFFFF"/>
@@ -5123,6 +5390,7 @@
         <w:spacing w:after="0" w:before="0" w:line="240" w:lineRule="auto"/>
       </w:pPr>
       <w:rPr>
+        <w:rFonts w:eastAsia="黑体"/>
         <w:b/>
         <w:bCs/>
       </w:rPr>
@@ -5138,12 +5406,14 @@
     </w:tblStylePr>
     <w:tblStylePr w:type="firstCol">
       <w:rPr>
+        <w:rFonts w:eastAsia="黑体"/>
         <w:b/>
         <w:bCs/>
       </w:rPr>
     </w:tblStylePr>
     <w:tblStylePr w:type="lastCol">
       <w:rPr>
+        <w:rFonts w:eastAsia="黑体"/>
         <w:b/>
         <w:bCs/>
       </w:rPr>
@@ -5201,6 +5471,7 @@
         <w:spacing w:after="0" w:before="0" w:line="240" w:lineRule="auto"/>
       </w:pPr>
       <w:rPr>
+        <w:rFonts w:eastAsia="黑体"/>
         <w:b/>
         <w:bCs/>
         <w:color w:themeColor="background1" w:val="FFFFFF"/>
@@ -5215,6 +5486,7 @@
         <w:spacing w:after="0" w:before="0" w:line="240" w:lineRule="auto"/>
       </w:pPr>
       <w:rPr>
+        <w:rFonts w:eastAsia="黑体"/>
         <w:b/>
         <w:bCs/>
       </w:rPr>
@@ -5230,12 +5502,14 @@
     </w:tblStylePr>
     <w:tblStylePr w:type="firstCol">
       <w:rPr>
+        <w:rFonts w:eastAsia="黑体"/>
         <w:b/>
         <w:bCs/>
       </w:rPr>
     </w:tblStylePr>
     <w:tblStylePr w:type="lastCol">
       <w:rPr>
+        <w:rFonts w:eastAsia="黑体"/>
         <w:b/>
         <w:bCs/>
       </w:rPr>
@@ -5295,7 +5569,7 @@
         <w:spacing w:after="0" w:before="0" w:line="240" w:lineRule="auto"/>
       </w:pPr>
       <w:rPr>
-        <w:rFonts w:asciiTheme="majorHAnsi" w:cstheme="majorBidi" w:eastAsiaTheme="majorEastAsia" w:hAnsiTheme="majorHAnsi"/>
+        <w:rFonts w:asciiTheme="majorHAnsi" w:cstheme="majorBidi" w:hAnsiTheme="majorHAnsi" w:eastAsia="黑体"/>
         <w:b/>
         <w:bCs/>
       </w:rPr>
@@ -5316,7 +5590,7 @@
         <w:spacing w:after="0" w:before="0" w:line="240" w:lineRule="auto"/>
       </w:pPr>
       <w:rPr>
-        <w:rFonts w:asciiTheme="majorHAnsi" w:cstheme="majorBidi" w:eastAsiaTheme="majorEastAsia" w:hAnsiTheme="majorHAnsi"/>
+        <w:rFonts w:asciiTheme="majorHAnsi" w:cstheme="majorBidi" w:hAnsiTheme="majorHAnsi" w:eastAsia="黑体"/>
         <w:b/>
         <w:bCs/>
       </w:rPr>
@@ -5334,14 +5608,14 @@
     </w:tblStylePr>
     <w:tblStylePr w:type="firstCol">
       <w:rPr>
-        <w:rFonts w:asciiTheme="majorHAnsi" w:cstheme="majorBidi" w:eastAsiaTheme="majorEastAsia" w:hAnsiTheme="majorHAnsi"/>
+        <w:rFonts w:asciiTheme="majorHAnsi" w:cstheme="majorBidi" w:hAnsiTheme="majorHAnsi" w:eastAsia="黑体"/>
         <w:b/>
         <w:bCs/>
       </w:rPr>
     </w:tblStylePr>
     <w:tblStylePr w:type="lastCol">
       <w:rPr>
-        <w:rFonts w:asciiTheme="majorHAnsi" w:cstheme="majorBidi" w:eastAsiaTheme="majorEastAsia" w:hAnsiTheme="majorHAnsi"/>
+        <w:rFonts w:asciiTheme="majorHAnsi" w:cstheme="majorBidi" w:hAnsiTheme="majorHAnsi" w:eastAsia="黑体"/>
         <w:b/>
         <w:bCs/>
       </w:rPr>
@@ -5425,7 +5699,7 @@
         <w:spacing w:after="0" w:before="0" w:line="240" w:lineRule="auto"/>
       </w:pPr>
       <w:rPr>
-        <w:rFonts w:asciiTheme="majorHAnsi" w:cstheme="majorBidi" w:eastAsiaTheme="majorEastAsia" w:hAnsiTheme="majorHAnsi"/>
+        <w:rFonts w:asciiTheme="majorHAnsi" w:cstheme="majorBidi" w:hAnsiTheme="majorHAnsi" w:eastAsia="黑体"/>
         <w:b/>
         <w:bCs/>
       </w:rPr>
@@ -5446,7 +5720,7 @@
         <w:spacing w:after="0" w:before="0" w:line="240" w:lineRule="auto"/>
       </w:pPr>
       <w:rPr>
-        <w:rFonts w:asciiTheme="majorHAnsi" w:cstheme="majorBidi" w:eastAsiaTheme="majorEastAsia" w:hAnsiTheme="majorHAnsi"/>
+        <w:rFonts w:asciiTheme="majorHAnsi" w:cstheme="majorBidi" w:hAnsiTheme="majorHAnsi" w:eastAsia="黑体"/>
         <w:b/>
         <w:bCs/>
       </w:rPr>
@@ -5464,14 +5738,14 @@
     </w:tblStylePr>
     <w:tblStylePr w:type="firstCol">
       <w:rPr>
-        <w:rFonts w:asciiTheme="majorHAnsi" w:cstheme="majorBidi" w:eastAsiaTheme="majorEastAsia" w:hAnsiTheme="majorHAnsi"/>
+        <w:rFonts w:asciiTheme="majorHAnsi" w:cstheme="majorBidi" w:hAnsiTheme="majorHAnsi" w:eastAsia="黑体"/>
         <w:b/>
         <w:bCs/>
       </w:rPr>
     </w:tblStylePr>
     <w:tblStylePr w:type="lastCol">
       <w:rPr>
-        <w:rFonts w:asciiTheme="majorHAnsi" w:cstheme="majorBidi" w:eastAsiaTheme="majorEastAsia" w:hAnsiTheme="majorHAnsi"/>
+        <w:rFonts w:asciiTheme="majorHAnsi" w:cstheme="majorBidi" w:hAnsiTheme="majorHAnsi" w:eastAsia="黑体"/>
         <w:b/>
         <w:bCs/>
       </w:rPr>
@@ -5555,7 +5829,7 @@
         <w:spacing w:after="0" w:before="0" w:line="240" w:lineRule="auto"/>
       </w:pPr>
       <w:rPr>
-        <w:rFonts w:asciiTheme="majorHAnsi" w:cstheme="majorBidi" w:eastAsiaTheme="majorEastAsia" w:hAnsiTheme="majorHAnsi"/>
+        <w:rFonts w:asciiTheme="majorHAnsi" w:cstheme="majorBidi" w:hAnsiTheme="majorHAnsi" w:eastAsia="黑体"/>
         <w:b/>
         <w:bCs/>
       </w:rPr>
@@ -5576,7 +5850,7 @@
         <w:spacing w:after="0" w:before="0" w:line="240" w:lineRule="auto"/>
       </w:pPr>
       <w:rPr>
-        <w:rFonts w:asciiTheme="majorHAnsi" w:cstheme="majorBidi" w:eastAsiaTheme="majorEastAsia" w:hAnsiTheme="majorHAnsi"/>
+        <w:rFonts w:asciiTheme="majorHAnsi" w:cstheme="majorBidi" w:hAnsiTheme="majorHAnsi" w:eastAsia="黑体"/>
         <w:b/>
         <w:bCs/>
       </w:rPr>
@@ -5594,14 +5868,14 @@
     </w:tblStylePr>
     <w:tblStylePr w:type="firstCol">
       <w:rPr>
-        <w:rFonts w:asciiTheme="majorHAnsi" w:cstheme="majorBidi" w:eastAsiaTheme="majorEastAsia" w:hAnsiTheme="majorHAnsi"/>
+        <w:rFonts w:asciiTheme="majorHAnsi" w:cstheme="majorBidi" w:hAnsiTheme="majorHAnsi" w:eastAsia="黑体"/>
         <w:b/>
         <w:bCs/>
       </w:rPr>
     </w:tblStylePr>
     <w:tblStylePr w:type="lastCol">
       <w:rPr>
-        <w:rFonts w:asciiTheme="majorHAnsi" w:cstheme="majorBidi" w:eastAsiaTheme="majorEastAsia" w:hAnsiTheme="majorHAnsi"/>
+        <w:rFonts w:asciiTheme="majorHAnsi" w:cstheme="majorBidi" w:hAnsiTheme="majorHAnsi" w:eastAsia="黑体"/>
         <w:b/>
         <w:bCs/>
       </w:rPr>
@@ -5685,7 +5959,7 @@
         <w:spacing w:after="0" w:before="0" w:line="240" w:lineRule="auto"/>
       </w:pPr>
       <w:rPr>
-        <w:rFonts w:asciiTheme="majorHAnsi" w:cstheme="majorBidi" w:eastAsiaTheme="majorEastAsia" w:hAnsiTheme="majorHAnsi"/>
+        <w:rFonts w:asciiTheme="majorHAnsi" w:cstheme="majorBidi" w:hAnsiTheme="majorHAnsi" w:eastAsia="黑体"/>
         <w:b/>
         <w:bCs/>
       </w:rPr>
@@ -5706,7 +5980,7 @@
         <w:spacing w:after="0" w:before="0" w:line="240" w:lineRule="auto"/>
       </w:pPr>
       <w:rPr>
-        <w:rFonts w:asciiTheme="majorHAnsi" w:cstheme="majorBidi" w:eastAsiaTheme="majorEastAsia" w:hAnsiTheme="majorHAnsi"/>
+        <w:rFonts w:asciiTheme="majorHAnsi" w:cstheme="majorBidi" w:hAnsiTheme="majorHAnsi" w:eastAsia="黑体"/>
         <w:b/>
         <w:bCs/>
       </w:rPr>
@@ -5724,14 +5998,14 @@
     </w:tblStylePr>
     <w:tblStylePr w:type="firstCol">
       <w:rPr>
-        <w:rFonts w:asciiTheme="majorHAnsi" w:cstheme="majorBidi" w:eastAsiaTheme="majorEastAsia" w:hAnsiTheme="majorHAnsi"/>
+        <w:rFonts w:asciiTheme="majorHAnsi" w:cstheme="majorBidi" w:hAnsiTheme="majorHAnsi" w:eastAsia="黑体"/>
         <w:b/>
         <w:bCs/>
       </w:rPr>
     </w:tblStylePr>
     <w:tblStylePr w:type="lastCol">
       <w:rPr>
-        <w:rFonts w:asciiTheme="majorHAnsi" w:cstheme="majorBidi" w:eastAsiaTheme="majorEastAsia" w:hAnsiTheme="majorHAnsi"/>
+        <w:rFonts w:asciiTheme="majorHAnsi" w:cstheme="majorBidi" w:hAnsiTheme="majorHAnsi" w:eastAsia="黑体"/>
         <w:b/>
         <w:bCs/>
       </w:rPr>
@@ -5815,7 +6089,7 @@
         <w:spacing w:after="0" w:before="0" w:line="240" w:lineRule="auto"/>
       </w:pPr>
       <w:rPr>
-        <w:rFonts w:asciiTheme="majorHAnsi" w:cstheme="majorBidi" w:eastAsiaTheme="majorEastAsia" w:hAnsiTheme="majorHAnsi"/>
+        <w:rFonts w:asciiTheme="majorHAnsi" w:cstheme="majorBidi" w:hAnsiTheme="majorHAnsi" w:eastAsia="黑体"/>
         <w:b/>
         <w:bCs/>
       </w:rPr>
@@ -5836,7 +6110,7 @@
         <w:spacing w:after="0" w:before="0" w:line="240" w:lineRule="auto"/>
       </w:pPr>
       <w:rPr>
-        <w:rFonts w:asciiTheme="majorHAnsi" w:cstheme="majorBidi" w:eastAsiaTheme="majorEastAsia" w:hAnsiTheme="majorHAnsi"/>
+        <w:rFonts w:asciiTheme="majorHAnsi" w:cstheme="majorBidi" w:hAnsiTheme="majorHAnsi" w:eastAsia="黑体"/>
         <w:b/>
         <w:bCs/>
       </w:rPr>
@@ -5854,14 +6128,14 @@
     </w:tblStylePr>
     <w:tblStylePr w:type="firstCol">
       <w:rPr>
-        <w:rFonts w:asciiTheme="majorHAnsi" w:cstheme="majorBidi" w:eastAsiaTheme="majorEastAsia" w:hAnsiTheme="majorHAnsi"/>
+        <w:rFonts w:asciiTheme="majorHAnsi" w:cstheme="majorBidi" w:hAnsiTheme="majorHAnsi" w:eastAsia="黑体"/>
         <w:b/>
         <w:bCs/>
       </w:rPr>
     </w:tblStylePr>
     <w:tblStylePr w:type="lastCol">
       <w:rPr>
-        <w:rFonts w:asciiTheme="majorHAnsi" w:cstheme="majorBidi" w:eastAsiaTheme="majorEastAsia" w:hAnsiTheme="majorHAnsi"/>
+        <w:rFonts w:asciiTheme="majorHAnsi" w:cstheme="majorBidi" w:hAnsiTheme="majorHAnsi" w:eastAsia="黑体"/>
         <w:b/>
         <w:bCs/>
       </w:rPr>
@@ -5945,7 +6219,7 @@
         <w:spacing w:after="0" w:before="0" w:line="240" w:lineRule="auto"/>
       </w:pPr>
       <w:rPr>
-        <w:rFonts w:asciiTheme="majorHAnsi" w:cstheme="majorBidi" w:eastAsiaTheme="majorEastAsia" w:hAnsiTheme="majorHAnsi"/>
+        <w:rFonts w:asciiTheme="majorHAnsi" w:cstheme="majorBidi" w:hAnsiTheme="majorHAnsi" w:eastAsia="黑体"/>
         <w:b/>
         <w:bCs/>
       </w:rPr>
@@ -5966,7 +6240,7 @@
         <w:spacing w:after="0" w:before="0" w:line="240" w:lineRule="auto"/>
       </w:pPr>
       <w:rPr>
-        <w:rFonts w:asciiTheme="majorHAnsi" w:cstheme="majorBidi" w:eastAsiaTheme="majorEastAsia" w:hAnsiTheme="majorHAnsi"/>
+        <w:rFonts w:asciiTheme="majorHAnsi" w:cstheme="majorBidi" w:hAnsiTheme="majorHAnsi" w:eastAsia="黑体"/>
         <w:b/>
         <w:bCs/>
       </w:rPr>
@@ -5984,14 +6258,14 @@
     </w:tblStylePr>
     <w:tblStylePr w:type="firstCol">
       <w:rPr>
-        <w:rFonts w:asciiTheme="majorHAnsi" w:cstheme="majorBidi" w:eastAsiaTheme="majorEastAsia" w:hAnsiTheme="majorHAnsi"/>
+        <w:rFonts w:asciiTheme="majorHAnsi" w:cstheme="majorBidi" w:hAnsiTheme="majorHAnsi" w:eastAsia="黑体"/>
         <w:b/>
         <w:bCs/>
       </w:rPr>
     </w:tblStylePr>
     <w:tblStylePr w:type="lastCol">
       <w:rPr>
-        <w:rFonts w:asciiTheme="majorHAnsi" w:cstheme="majorBidi" w:eastAsiaTheme="majorEastAsia" w:hAnsiTheme="majorHAnsi"/>
+        <w:rFonts w:asciiTheme="majorHAnsi" w:cstheme="majorBidi" w:hAnsiTheme="majorHAnsi" w:eastAsia="黑体"/>
         <w:b/>
         <w:bCs/>
       </w:rPr>
@@ -6075,7 +6349,7 @@
         <w:spacing w:after="0" w:before="0" w:line="240" w:lineRule="auto"/>
       </w:pPr>
       <w:rPr>
-        <w:rFonts w:asciiTheme="majorHAnsi" w:cstheme="majorBidi" w:eastAsiaTheme="majorEastAsia" w:hAnsiTheme="majorHAnsi"/>
+        <w:rFonts w:asciiTheme="majorHAnsi" w:cstheme="majorBidi" w:hAnsiTheme="majorHAnsi" w:eastAsia="黑体"/>
         <w:b/>
         <w:bCs/>
       </w:rPr>
@@ -6096,7 +6370,7 @@
         <w:spacing w:after="0" w:before="0" w:line="240" w:lineRule="auto"/>
       </w:pPr>
       <w:rPr>
-        <w:rFonts w:asciiTheme="majorHAnsi" w:cstheme="majorBidi" w:eastAsiaTheme="majorEastAsia" w:hAnsiTheme="majorHAnsi"/>
+        <w:rFonts w:asciiTheme="majorHAnsi" w:cstheme="majorBidi" w:hAnsiTheme="majorHAnsi" w:eastAsia="黑体"/>
         <w:b/>
         <w:bCs/>
       </w:rPr>
@@ -6114,14 +6388,14 @@
     </w:tblStylePr>
     <w:tblStylePr w:type="firstCol">
       <w:rPr>
-        <w:rFonts w:asciiTheme="majorHAnsi" w:cstheme="majorBidi" w:eastAsiaTheme="majorEastAsia" w:hAnsiTheme="majorHAnsi"/>
+        <w:rFonts w:asciiTheme="majorHAnsi" w:cstheme="majorBidi" w:hAnsiTheme="majorHAnsi" w:eastAsia="黑体"/>
         <w:b/>
         <w:bCs/>
       </w:rPr>
     </w:tblStylePr>
     <w:tblStylePr w:type="lastCol">
       <w:rPr>
-        <w:rFonts w:asciiTheme="majorHAnsi" w:cstheme="majorBidi" w:eastAsiaTheme="majorEastAsia" w:hAnsiTheme="majorHAnsi"/>
+        <w:rFonts w:asciiTheme="majorHAnsi" w:cstheme="majorBidi" w:hAnsiTheme="majorHAnsi" w:eastAsia="黑体"/>
         <w:b/>
         <w:bCs/>
       </w:rPr>
@@ -6204,6 +6478,7 @@
         <w:spacing w:after="0" w:before="0" w:line="240" w:lineRule="auto"/>
       </w:pPr>
       <w:rPr>
+        <w:rFonts w:eastAsia="黑体"/>
         <w:b/>
         <w:bCs/>
         <w:color w:themeColor="background1" w:val="FFFFFF"/>
@@ -6226,6 +6501,7 @@
         <w:spacing w:after="0" w:before="0" w:line="240" w:lineRule="auto"/>
       </w:pPr>
       <w:rPr>
+        <w:rFonts w:eastAsia="黑体"/>
         <w:b/>
         <w:bCs/>
       </w:rPr>
@@ -6243,12 +6519,14 @@
     </w:tblStylePr>
     <w:tblStylePr w:type="firstCol">
       <w:rPr>
+        <w:rFonts w:eastAsia="黑体"/>
         <w:b/>
         <w:bCs/>
       </w:rPr>
     </w:tblStylePr>
     <w:tblStylePr w:type="lastCol">
       <w:rPr>
+        <w:rFonts w:eastAsia="黑体"/>
         <w:b/>
         <w:bCs/>
       </w:rPr>
@@ -6310,6 +6588,7 @@
         <w:spacing w:after="0" w:before="0" w:line="240" w:lineRule="auto"/>
       </w:pPr>
       <w:rPr>
+        <w:rFonts w:eastAsia="黑体"/>
         <w:b/>
         <w:bCs/>
         <w:color w:themeColor="background1" w:val="FFFFFF"/>
@@ -6332,6 +6611,7 @@
         <w:spacing w:after="0" w:before="0" w:line="240" w:lineRule="auto"/>
       </w:pPr>
       <w:rPr>
+        <w:rFonts w:eastAsia="黑体"/>
         <w:b/>
         <w:bCs/>
       </w:rPr>
@@ -6349,12 +6629,14 @@
     </w:tblStylePr>
     <w:tblStylePr w:type="firstCol">
       <w:rPr>
+        <w:rFonts w:eastAsia="黑体"/>
         <w:b/>
         <w:bCs/>
       </w:rPr>
     </w:tblStylePr>
     <w:tblStylePr w:type="lastCol">
       <w:rPr>
+        <w:rFonts w:eastAsia="黑体"/>
         <w:b/>
         <w:bCs/>
       </w:rPr>
@@ -6416,6 +6698,7 @@
         <w:spacing w:after="0" w:before="0" w:line="240" w:lineRule="auto"/>
       </w:pPr>
       <w:rPr>
+        <w:rFonts w:eastAsia="黑体"/>
         <w:b/>
         <w:bCs/>
         <w:color w:themeColor="background1" w:val="FFFFFF"/>
@@ -6438,6 +6721,7 @@
         <w:spacing w:after="0" w:before="0" w:line="240" w:lineRule="auto"/>
       </w:pPr>
       <w:rPr>
+        <w:rFonts w:eastAsia="黑体"/>
         <w:b/>
         <w:bCs/>
       </w:rPr>
@@ -6455,12 +6739,14 @@
     </w:tblStylePr>
     <w:tblStylePr w:type="firstCol">
       <w:rPr>
+        <w:rFonts w:eastAsia="黑体"/>
         <w:b/>
         <w:bCs/>
       </w:rPr>
     </w:tblStylePr>
     <w:tblStylePr w:type="lastCol">
       <w:rPr>
+        <w:rFonts w:eastAsia="黑体"/>
         <w:b/>
         <w:bCs/>
       </w:rPr>
@@ -6522,6 +6808,7 @@
         <w:spacing w:after="0" w:before="0" w:line="240" w:lineRule="auto"/>
       </w:pPr>
       <w:rPr>
+        <w:rFonts w:eastAsia="黑体"/>
         <w:b/>
         <w:bCs/>
         <w:color w:themeColor="background1" w:val="FFFFFF"/>
@@ -6544,6 +6831,7 @@
         <w:spacing w:after="0" w:before="0" w:line="240" w:lineRule="auto"/>
       </w:pPr>
       <w:rPr>
+        <w:rFonts w:eastAsia="黑体"/>
         <w:b/>
         <w:bCs/>
       </w:rPr>
@@ -6561,12 +6849,14 @@
     </w:tblStylePr>
     <w:tblStylePr w:type="firstCol">
       <w:rPr>
+        <w:rFonts w:eastAsia="黑体"/>
         <w:b/>
         <w:bCs/>
       </w:rPr>
     </w:tblStylePr>
     <w:tblStylePr w:type="lastCol">
       <w:rPr>
+        <w:rFonts w:eastAsia="黑体"/>
         <w:b/>
         <w:bCs/>
       </w:rPr>
@@ -6628,6 +6918,7 @@
         <w:spacing w:after="0" w:before="0" w:line="240" w:lineRule="auto"/>
       </w:pPr>
       <w:rPr>
+        <w:rFonts w:eastAsia="黑体"/>
         <w:b/>
         <w:bCs/>
         <w:color w:themeColor="background1" w:val="FFFFFF"/>
@@ -6650,6 +6941,7 @@
         <w:spacing w:after="0" w:before="0" w:line="240" w:lineRule="auto"/>
       </w:pPr>
       <w:rPr>
+        <w:rFonts w:eastAsia="黑体"/>
         <w:b/>
         <w:bCs/>
       </w:rPr>
@@ -6667,12 +6959,14 @@
     </w:tblStylePr>
     <w:tblStylePr w:type="firstCol">
       <w:rPr>
+        <w:rFonts w:eastAsia="黑体"/>
         <w:b/>
         <w:bCs/>
       </w:rPr>
     </w:tblStylePr>
     <w:tblStylePr w:type="lastCol">
       <w:rPr>
+        <w:rFonts w:eastAsia="黑体"/>
         <w:b/>
         <w:bCs/>
       </w:rPr>
@@ -6734,6 +7028,7 @@
         <w:spacing w:after="0" w:before="0" w:line="240" w:lineRule="auto"/>
       </w:pPr>
       <w:rPr>
+        <w:rFonts w:eastAsia="黑体"/>
         <w:b/>
         <w:bCs/>
         <w:color w:themeColor="background1" w:val="FFFFFF"/>
@@ -6756,6 +7051,7 @@
         <w:spacing w:after="0" w:before="0" w:line="240" w:lineRule="auto"/>
       </w:pPr>
       <w:rPr>
+        <w:rFonts w:eastAsia="黑体"/>
         <w:b/>
         <w:bCs/>
       </w:rPr>
@@ -6773,12 +7069,14 @@
     </w:tblStylePr>
     <w:tblStylePr w:type="firstCol">
       <w:rPr>
+        <w:rFonts w:eastAsia="黑体"/>
         <w:b/>
         <w:bCs/>
       </w:rPr>
     </w:tblStylePr>
     <w:tblStylePr w:type="lastCol">
       <w:rPr>
+        <w:rFonts w:eastAsia="黑体"/>
         <w:b/>
         <w:bCs/>
       </w:rPr>
@@ -6840,6 +7138,7 @@
         <w:spacing w:after="0" w:before="0" w:line="240" w:lineRule="auto"/>
       </w:pPr>
       <w:rPr>
+        <w:rFonts w:eastAsia="黑体"/>
         <w:b/>
         <w:bCs/>
         <w:color w:themeColor="background1" w:val="FFFFFF"/>
@@ -6862,6 +7161,7 @@
         <w:spacing w:after="0" w:before="0" w:line="240" w:lineRule="auto"/>
       </w:pPr>
       <w:rPr>
+        <w:rFonts w:eastAsia="黑体"/>
         <w:b/>
         <w:bCs/>
       </w:rPr>
@@ -6879,12 +7179,14 @@
     </w:tblStylePr>
     <w:tblStylePr w:type="firstCol">
       <w:rPr>
+        <w:rFonts w:eastAsia="黑体"/>
         <w:b/>
         <w:bCs/>
       </w:rPr>
     </w:tblStylePr>
     <w:tblStylePr w:type="lastCol">
       <w:rPr>
+        <w:rFonts w:eastAsia="黑体"/>
         <w:b/>
         <w:bCs/>
       </w:rPr>
@@ -6943,6 +7245,7 @@
         <w:spacing w:after="0" w:before="0" w:line="240" w:lineRule="auto"/>
       </w:pPr>
       <w:rPr>
+        <w:rFonts w:eastAsia="黑体"/>
         <w:b/>
         <w:bCs/>
         <w:color w:themeColor="background1" w:val="FFFFFF"/>
@@ -6965,6 +7268,7 @@
         <w:spacing w:after="0" w:before="0" w:line="240" w:lineRule="auto"/>
       </w:pPr>
       <w:rPr>
+        <w:rFonts w:eastAsia="黑体"/>
         <w:color w:val="auto"/>
       </w:rPr>
       <w:tblPr/>
@@ -6982,6 +7286,7 @@
     </w:tblStylePr>
     <w:tblStylePr w:type="firstCol">
       <w:rPr>
+        <w:rFonts w:eastAsia="黑体"/>
         <w:b/>
         <w:bCs/>
         <w:color w:themeColor="background1" w:val="FFFFFF"/>
@@ -7001,6 +7306,7 @@
     </w:tblStylePr>
     <w:tblStylePr w:type="lastCol">
       <w:rPr>
+        <w:rFonts w:eastAsia="黑体"/>
         <w:b/>
         <w:bCs/>
         <w:color w:themeColor="background1" w:val="FFFFFF"/>
@@ -7049,6 +7355,7 @@
     </w:tblStylePr>
     <w:tblStylePr w:type="nwCell">
       <w:rPr>
+        <w:rFonts w:eastAsia="黑体"/>
         <w:color w:themeColor="background1" w:val="FFFFFF"/>
       </w:rPr>
       <w:tblPr/>
@@ -7092,6 +7399,7 @@
         <w:spacing w:after="0" w:before="0" w:line="240" w:lineRule="auto"/>
       </w:pPr>
       <w:rPr>
+        <w:rFonts w:eastAsia="黑体"/>
         <w:b/>
         <w:bCs/>
         <w:color w:themeColor="background1" w:val="FFFFFF"/>
@@ -7114,6 +7422,7 @@
         <w:spacing w:after="0" w:before="0" w:line="240" w:lineRule="auto"/>
       </w:pPr>
       <w:rPr>
+        <w:rFonts w:eastAsia="黑体"/>
         <w:color w:val="auto"/>
       </w:rPr>
       <w:tblPr/>
@@ -7131,6 +7440,7 @@
     </w:tblStylePr>
     <w:tblStylePr w:type="firstCol">
       <w:rPr>
+        <w:rFonts w:eastAsia="黑体"/>
         <w:b/>
         <w:bCs/>
         <w:color w:themeColor="background1" w:val="FFFFFF"/>
@@ -7150,6 +7460,7 @@
     </w:tblStylePr>
     <w:tblStylePr w:type="lastCol">
       <w:rPr>
+        <w:rFonts w:eastAsia="黑体"/>
         <w:b/>
         <w:bCs/>
         <w:color w:themeColor="background1" w:val="FFFFFF"/>
@@ -7198,6 +7509,7 @@
     </w:tblStylePr>
     <w:tblStylePr w:type="nwCell">
       <w:rPr>
+        <w:rFonts w:eastAsia="黑体"/>
         <w:color w:themeColor="background1" w:val="FFFFFF"/>
       </w:rPr>
       <w:tblPr/>
@@ -7241,6 +7553,7 @@
         <w:spacing w:after="0" w:before="0" w:line="240" w:lineRule="auto"/>
       </w:pPr>
       <w:rPr>
+        <w:rFonts w:eastAsia="黑体"/>
         <w:b/>
         <w:bCs/>
         <w:color w:themeColor="background1" w:val="FFFFFF"/>
@@ -7263,6 +7576,7 @@
         <w:spacing w:after="0" w:before="0" w:line="240" w:lineRule="auto"/>
       </w:pPr>
       <w:rPr>
+        <w:rFonts w:eastAsia="黑体"/>
         <w:color w:val="auto"/>
       </w:rPr>
       <w:tblPr/>
@@ -7280,6 +7594,7 @@
     </w:tblStylePr>
     <w:tblStylePr w:type="firstCol">
       <w:rPr>
+        <w:rFonts w:eastAsia="黑体"/>
         <w:b/>
         <w:bCs/>
         <w:color w:themeColor="background1" w:val="FFFFFF"/>
@@ -7299,6 +7614,7 @@
     </w:tblStylePr>
     <w:tblStylePr w:type="lastCol">
       <w:rPr>
+        <w:rFonts w:eastAsia="黑体"/>
         <w:b/>
         <w:bCs/>
         <w:color w:themeColor="background1" w:val="FFFFFF"/>
@@ -7347,6 +7663,7 @@
     </w:tblStylePr>
     <w:tblStylePr w:type="nwCell">
       <w:rPr>
+        <w:rFonts w:eastAsia="黑体"/>
         <w:color w:themeColor="background1" w:val="FFFFFF"/>
       </w:rPr>
       <w:tblPr/>
@@ -7390,6 +7707,7 @@
         <w:spacing w:after="0" w:before="0" w:line="240" w:lineRule="auto"/>
       </w:pPr>
       <w:rPr>
+        <w:rFonts w:eastAsia="黑体"/>
         <w:b/>
         <w:bCs/>
         <w:color w:themeColor="background1" w:val="FFFFFF"/>
@@ -7412,6 +7730,7 @@
         <w:spacing w:after="0" w:before="0" w:line="240" w:lineRule="auto"/>
       </w:pPr>
       <w:rPr>
+        <w:rFonts w:eastAsia="黑体"/>
         <w:color w:val="auto"/>
       </w:rPr>
       <w:tblPr/>
@@ -7429,6 +7748,7 @@
     </w:tblStylePr>
     <w:tblStylePr w:type="firstCol">
       <w:rPr>
+        <w:rFonts w:eastAsia="黑体"/>
         <w:b/>
         <w:bCs/>
         <w:color w:themeColor="background1" w:val="FFFFFF"/>
@@ -7448,6 +7768,7 @@
     </w:tblStylePr>
     <w:tblStylePr w:type="lastCol">
       <w:rPr>
+        <w:rFonts w:eastAsia="黑体"/>
         <w:b/>
         <w:bCs/>
         <w:color w:themeColor="background1" w:val="FFFFFF"/>
@@ -7496,6 +7817,7 @@
     </w:tblStylePr>
     <w:tblStylePr w:type="nwCell">
       <w:rPr>
+        <w:rFonts w:eastAsia="黑体"/>
         <w:color w:themeColor="background1" w:val="FFFFFF"/>
       </w:rPr>
       <w:tblPr/>
@@ -7539,6 +7861,7 @@
         <w:spacing w:after="0" w:before="0" w:line="240" w:lineRule="auto"/>
       </w:pPr>
       <w:rPr>
+        <w:rFonts w:eastAsia="黑体"/>
         <w:b/>
         <w:bCs/>
         <w:color w:themeColor="background1" w:val="FFFFFF"/>
@@ -7561,6 +7884,7 @@
         <w:spacing w:after="0" w:before="0" w:line="240" w:lineRule="auto"/>
       </w:pPr>
       <w:rPr>
+        <w:rFonts w:eastAsia="黑体"/>
         <w:color w:val="auto"/>
       </w:rPr>
       <w:tblPr/>
@@ -7578,6 +7902,7 @@
     </w:tblStylePr>
     <w:tblStylePr w:type="firstCol">
       <w:rPr>
+        <w:rFonts w:eastAsia="黑体"/>
         <w:b/>
         <w:bCs/>
         <w:color w:themeColor="background1" w:val="FFFFFF"/>
@@ -7597,6 +7922,7 @@
     </w:tblStylePr>
     <w:tblStylePr w:type="lastCol">
       <w:rPr>
+        <w:rFonts w:eastAsia="黑体"/>
         <w:b/>
         <w:bCs/>
         <w:color w:themeColor="background1" w:val="FFFFFF"/>
@@ -7645,6 +7971,7 @@
     </w:tblStylePr>
     <w:tblStylePr w:type="nwCell">
       <w:rPr>
+        <w:rFonts w:eastAsia="黑体"/>
         <w:color w:themeColor="background1" w:val="FFFFFF"/>
       </w:rPr>
       <w:tblPr/>
@@ -7688,6 +8015,7 @@
         <w:spacing w:after="0" w:before="0" w:line="240" w:lineRule="auto"/>
       </w:pPr>
       <w:rPr>
+        <w:rFonts w:eastAsia="黑体"/>
         <w:b/>
         <w:bCs/>
         <w:color w:themeColor="background1" w:val="FFFFFF"/>
@@ -7710,6 +8038,7 @@
         <w:spacing w:after="0" w:before="0" w:line="240" w:lineRule="auto"/>
       </w:pPr>
       <w:rPr>
+        <w:rFonts w:eastAsia="黑体"/>
         <w:color w:val="auto"/>
       </w:rPr>
       <w:tblPr/>
@@ -7727,6 +8056,7 @@
     </w:tblStylePr>
     <w:tblStylePr w:type="firstCol">
       <w:rPr>
+        <w:rFonts w:eastAsia="黑体"/>
         <w:b/>
         <w:bCs/>
         <w:color w:themeColor="background1" w:val="FFFFFF"/>
@@ -7746,6 +8076,7 @@
     </w:tblStylePr>
     <w:tblStylePr w:type="lastCol">
       <w:rPr>
+        <w:rFonts w:eastAsia="黑体"/>
         <w:b/>
         <w:bCs/>
         <w:color w:themeColor="background1" w:val="FFFFFF"/>
@@ -7794,6 +8125,7 @@
     </w:tblStylePr>
     <w:tblStylePr w:type="nwCell">
       <w:rPr>
+        <w:rFonts w:eastAsia="黑体"/>
         <w:color w:themeColor="background1" w:val="FFFFFF"/>
       </w:rPr>
       <w:tblPr/>
@@ -7837,6 +8169,7 @@
         <w:spacing w:after="0" w:before="0" w:line="240" w:lineRule="auto"/>
       </w:pPr>
       <w:rPr>
+        <w:rFonts w:eastAsia="黑体"/>
         <w:b/>
         <w:bCs/>
         <w:color w:themeColor="background1" w:val="FFFFFF"/>
@@ -7859,6 +8192,7 @@
         <w:spacing w:after="0" w:before="0" w:line="240" w:lineRule="auto"/>
       </w:pPr>
       <w:rPr>
+        <w:rFonts w:eastAsia="黑体"/>
         <w:color w:val="auto"/>
       </w:rPr>
       <w:tblPr/>
@@ -7876,6 +8210,7 @@
     </w:tblStylePr>
     <w:tblStylePr w:type="firstCol">
       <w:rPr>
+        <w:rFonts w:eastAsia="黑体"/>
         <w:b/>
         <w:bCs/>
         <w:color w:themeColor="background1" w:val="FFFFFF"/>
@@ -7895,6 +8230,7 @@
     </w:tblStylePr>
     <w:tblStylePr w:type="lastCol">
       <w:rPr>
+        <w:rFonts w:eastAsia="黑体"/>
         <w:b/>
         <w:bCs/>
         <w:color w:themeColor="background1" w:val="FFFFFF"/>
@@ -7943,6 +8279,7 @@
     </w:tblStylePr>
     <w:tblStylePr w:type="nwCell">
       <w:rPr>
+        <w:rFonts w:eastAsia="黑体"/>
         <w:color w:themeColor="background1" w:val="FFFFFF"/>
       </w:rPr>
       <w:tblPr/>
@@ -7967,6 +8304,7 @@
       <w:spacing w:after="0" w:line="240" w:lineRule="auto"/>
     </w:pPr>
     <w:rPr>
+      <w:rFonts w:eastAsia="黑体"/>
       <w:color w:themeColor="text1" w:val="000000"/>
     </w:rPr>
     <w:tblPr>
@@ -7986,7 +8324,7 @@
     </w:tblPr>
     <w:tblStylePr w:type="firstRow">
       <w:rPr>
-        <w:rFonts w:asciiTheme="majorHAnsi" w:cstheme="majorBidi" w:eastAsiaTheme="majorEastAsia" w:hAnsiTheme="majorHAnsi"/>
+        <w:rFonts w:asciiTheme="majorHAnsi" w:cstheme="majorBidi" w:hAnsiTheme="majorHAnsi" w:eastAsia="黑体"/>
       </w:rPr>
       <w:tblPr/>
       <w:tcPr>
@@ -7998,6 +8336,7 @@
     </w:tblStylePr>
     <w:tblStylePr w:type="lastRow">
       <w:rPr>
+        <w:rFonts w:eastAsia="黑体"/>
         <w:b/>
         <w:bCs/>
         <w:color w:themeColor="text2" w:val="1F497D"/>
@@ -8012,12 +8351,14 @@
     </w:tblStylePr>
     <w:tblStylePr w:type="firstCol">
       <w:rPr>
+        <w:rFonts w:eastAsia="黑体"/>
         <w:b/>
         <w:bCs/>
       </w:rPr>
     </w:tblStylePr>
     <w:tblStylePr w:type="lastCol">
       <w:rPr>
+        <w:rFonts w:eastAsia="黑体"/>
         <w:b/>
         <w:bCs/>
       </w:rPr>
@@ -8051,6 +8392,7 @@
       <w:spacing w:after="0" w:line="240" w:lineRule="auto"/>
     </w:pPr>
     <w:rPr>
+      <w:rFonts w:eastAsia="黑体"/>
       <w:color w:themeColor="text1" w:val="000000"/>
     </w:rPr>
     <w:tblPr>
@@ -8070,7 +8412,7 @@
     </w:tblPr>
     <w:tblStylePr w:type="firstRow">
       <w:rPr>
-        <w:rFonts w:asciiTheme="majorHAnsi" w:cstheme="majorBidi" w:eastAsiaTheme="majorEastAsia" w:hAnsiTheme="majorHAnsi"/>
+        <w:rFonts w:asciiTheme="majorHAnsi" w:cstheme="majorBidi" w:hAnsiTheme="majorHAnsi" w:eastAsia="黑体"/>
       </w:rPr>
       <w:tblPr/>
       <w:tcPr>
@@ -8082,6 +8424,7 @@
     </w:tblStylePr>
     <w:tblStylePr w:type="lastRow">
       <w:rPr>
+        <w:rFonts w:eastAsia="黑体"/>
         <w:b/>
         <w:bCs/>
         <w:color w:themeColor="text2" w:val="1F497D"/>
@@ -8096,12 +8439,14 @@
     </w:tblStylePr>
     <w:tblStylePr w:type="firstCol">
       <w:rPr>
+        <w:rFonts w:eastAsia="黑体"/>
         <w:b/>
         <w:bCs/>
       </w:rPr>
     </w:tblStylePr>
     <w:tblStylePr w:type="lastCol">
       <w:rPr>
+        <w:rFonts w:eastAsia="黑体"/>
         <w:b/>
         <w:bCs/>
       </w:rPr>
@@ -8135,6 +8480,7 @@
       <w:spacing w:after="0" w:line="240" w:lineRule="auto"/>
     </w:pPr>
     <w:rPr>
+      <w:rFonts w:eastAsia="黑体"/>
       <w:color w:themeColor="text1" w:val="000000"/>
     </w:rPr>
     <w:tblPr>
@@ -8154,7 +8500,7 @@
     </w:tblPr>
     <w:tblStylePr w:type="firstRow">
       <w:rPr>
-        <w:rFonts w:asciiTheme="majorHAnsi" w:cstheme="majorBidi" w:eastAsiaTheme="majorEastAsia" w:hAnsiTheme="majorHAnsi"/>
+        <w:rFonts w:asciiTheme="majorHAnsi" w:cstheme="majorBidi" w:hAnsiTheme="majorHAnsi" w:eastAsia="黑体"/>
       </w:rPr>
       <w:tblPr/>
       <w:tcPr>
@@ -8166,6 +8512,7 @@
     </w:tblStylePr>
     <w:tblStylePr w:type="lastRow">
       <w:rPr>
+        <w:rFonts w:eastAsia="黑体"/>
         <w:b/>
         <w:bCs/>
         <w:color w:themeColor="text2" w:val="1F497D"/>
@@ -8180,12 +8527,14 @@
     </w:tblStylePr>
     <w:tblStylePr w:type="firstCol">
       <w:rPr>
+        <w:rFonts w:eastAsia="黑体"/>
         <w:b/>
         <w:bCs/>
       </w:rPr>
     </w:tblStylePr>
     <w:tblStylePr w:type="lastCol">
       <w:rPr>
+        <w:rFonts w:eastAsia="黑体"/>
         <w:b/>
         <w:bCs/>
       </w:rPr>
@@ -8219,6 +8568,7 @@
       <w:spacing w:after="0" w:line="240" w:lineRule="auto"/>
     </w:pPr>
     <w:rPr>
+      <w:rFonts w:eastAsia="黑体"/>
       <w:color w:themeColor="text1" w:val="000000"/>
     </w:rPr>
     <w:tblPr>
@@ -8238,7 +8588,7 @@
     </w:tblPr>
     <w:tblStylePr w:type="firstRow">
       <w:rPr>
-        <w:rFonts w:asciiTheme="majorHAnsi" w:cstheme="majorBidi" w:eastAsiaTheme="majorEastAsia" w:hAnsiTheme="majorHAnsi"/>
+        <w:rFonts w:asciiTheme="majorHAnsi" w:cstheme="majorBidi" w:hAnsiTheme="majorHAnsi" w:eastAsia="黑体"/>
       </w:rPr>
       <w:tblPr/>
       <w:tcPr>
@@ -8250,6 +8600,7 @@
     </w:tblStylePr>
     <w:tblStylePr w:type="lastRow">
       <w:rPr>
+        <w:rFonts w:eastAsia="黑体"/>
         <w:b/>
         <w:bCs/>
         <w:color w:themeColor="text2" w:val="1F497D"/>
@@ -8264,12 +8615,14 @@
     </w:tblStylePr>
     <w:tblStylePr w:type="firstCol">
       <w:rPr>
+        <w:rFonts w:eastAsia="黑体"/>
         <w:b/>
         <w:bCs/>
       </w:rPr>
     </w:tblStylePr>
     <w:tblStylePr w:type="lastCol">
       <w:rPr>
+        <w:rFonts w:eastAsia="黑体"/>
         <w:b/>
         <w:bCs/>
       </w:rPr>
@@ -8303,6 +8656,7 @@
       <w:spacing w:after="0" w:line="240" w:lineRule="auto"/>
     </w:pPr>
     <w:rPr>
+      <w:rFonts w:eastAsia="黑体"/>
       <w:color w:themeColor="text1" w:val="000000"/>
     </w:rPr>
     <w:tblPr>
@@ -8322,7 +8676,7 @@
     </w:tblPr>
     <w:tblStylePr w:type="firstRow">
       <w:rPr>
-        <w:rFonts w:asciiTheme="majorHAnsi" w:cstheme="majorBidi" w:eastAsiaTheme="majorEastAsia" w:hAnsiTheme="majorHAnsi"/>
+        <w:rFonts w:asciiTheme="majorHAnsi" w:cstheme="majorBidi" w:hAnsiTheme="majorHAnsi" w:eastAsia="黑体"/>
       </w:rPr>
       <w:tblPr/>
       <w:tcPr>
@@ -8334,6 +8688,7 @@
     </w:tblStylePr>
     <w:tblStylePr w:type="lastRow">
       <w:rPr>
+        <w:rFonts w:eastAsia="黑体"/>
         <w:b/>
         <w:bCs/>
         <w:color w:themeColor="text2" w:val="1F497D"/>
@@ -8348,12 +8703,14 @@
     </w:tblStylePr>
     <w:tblStylePr w:type="firstCol">
       <w:rPr>
+        <w:rFonts w:eastAsia="黑体"/>
         <w:b/>
         <w:bCs/>
       </w:rPr>
     </w:tblStylePr>
     <w:tblStylePr w:type="lastCol">
       <w:rPr>
+        <w:rFonts w:eastAsia="黑体"/>
         <w:b/>
         <w:bCs/>
       </w:rPr>
@@ -8387,6 +8744,7 @@
       <w:spacing w:after="0" w:line="240" w:lineRule="auto"/>
     </w:pPr>
     <w:rPr>
+      <w:rFonts w:eastAsia="黑体"/>
       <w:color w:themeColor="text1" w:val="000000"/>
     </w:rPr>
     <w:tblPr>
@@ -8406,7 +8764,7 @@
     </w:tblPr>
     <w:tblStylePr w:type="firstRow">
       <w:rPr>
-        <w:rFonts w:asciiTheme="majorHAnsi" w:cstheme="majorBidi" w:eastAsiaTheme="majorEastAsia" w:hAnsiTheme="majorHAnsi"/>
+        <w:rFonts w:asciiTheme="majorHAnsi" w:cstheme="majorBidi" w:hAnsiTheme="majorHAnsi" w:eastAsia="黑体"/>
       </w:rPr>
       <w:tblPr/>
       <w:tcPr>
@@ -8418,6 +8776,7 @@
     </w:tblStylePr>
     <w:tblStylePr w:type="lastRow">
       <w:rPr>
+        <w:rFonts w:eastAsia="黑体"/>
         <w:b/>
         <w:bCs/>
         <w:color w:themeColor="text2" w:val="1F497D"/>
@@ -8432,12 +8791,14 @@
     </w:tblStylePr>
     <w:tblStylePr w:type="firstCol">
       <w:rPr>
+        <w:rFonts w:eastAsia="黑体"/>
         <w:b/>
         <w:bCs/>
       </w:rPr>
     </w:tblStylePr>
     <w:tblStylePr w:type="lastCol">
       <w:rPr>
+        <w:rFonts w:eastAsia="黑体"/>
         <w:b/>
         <w:bCs/>
       </w:rPr>
@@ -8471,6 +8832,7 @@
       <w:spacing w:after="0" w:line="240" w:lineRule="auto"/>
     </w:pPr>
     <w:rPr>
+      <w:rFonts w:eastAsia="黑体"/>
       <w:color w:themeColor="text1" w:val="000000"/>
     </w:rPr>
     <w:tblPr>
@@ -8490,7 +8852,7 @@
     </w:tblPr>
     <w:tblStylePr w:type="firstRow">
       <w:rPr>
-        <w:rFonts w:asciiTheme="majorHAnsi" w:cstheme="majorBidi" w:eastAsiaTheme="majorEastAsia" w:hAnsiTheme="majorHAnsi"/>
+        <w:rFonts w:asciiTheme="majorHAnsi" w:cstheme="majorBidi" w:hAnsiTheme="majorHAnsi" w:eastAsia="黑体"/>
       </w:rPr>
       <w:tblPr/>
       <w:tcPr>
@@ -8502,6 +8864,7 @@
     </w:tblStylePr>
     <w:tblStylePr w:type="lastRow">
       <w:rPr>
+        <w:rFonts w:eastAsia="黑体"/>
         <w:b/>
         <w:bCs/>
         <w:color w:themeColor="text2" w:val="1F497D"/>
@@ -8516,12 +8879,14 @@
     </w:tblStylePr>
     <w:tblStylePr w:type="firstCol">
       <w:rPr>
+        <w:rFonts w:eastAsia="黑体"/>
         <w:b/>
         <w:bCs/>
       </w:rPr>
     </w:tblStylePr>
     <w:tblStylePr w:type="lastCol">
       <w:rPr>
+        <w:rFonts w:eastAsia="黑体"/>
         <w:b/>
         <w:bCs/>
       </w:rPr>
@@ -8555,7 +8920,7 @@
       <w:spacing w:after="0" w:line="240" w:lineRule="auto"/>
     </w:pPr>
     <w:rPr>
-      <w:rFonts w:asciiTheme="majorHAnsi" w:cstheme="majorBidi" w:eastAsiaTheme="majorEastAsia" w:hAnsiTheme="majorHAnsi"/>
+      <w:rFonts w:asciiTheme="majorHAnsi" w:cstheme="majorBidi" w:hAnsiTheme="majorHAnsi" w:eastAsia="黑体"/>
       <w:color w:themeColor="text1" w:val="000000"/>
     </w:rPr>
     <w:tblPr>
@@ -8577,6 +8942,7 @@
     </w:tblPr>
     <w:tblStylePr w:type="firstRow">
       <w:rPr>
+        <w:rFonts w:eastAsia="黑体"/>
         <w:sz w:val="24"/>
         <w:szCs w:val="24"/>
       </w:rPr>
@@ -8683,7 +9049,7 @@
       <w:spacing w:after="0" w:line="240" w:lineRule="auto"/>
     </w:pPr>
     <w:rPr>
-      <w:rFonts w:asciiTheme="majorHAnsi" w:cstheme="majorBidi" w:eastAsiaTheme="majorEastAsia" w:hAnsiTheme="majorHAnsi"/>
+      <w:rFonts w:asciiTheme="majorHAnsi" w:cstheme="majorBidi" w:hAnsiTheme="majorHAnsi" w:eastAsia="黑体"/>
       <w:color w:themeColor="text1" w:val="000000"/>
     </w:rPr>
     <w:tblPr>
@@ -8705,6 +9071,7 @@
     </w:tblPr>
     <w:tblStylePr w:type="firstRow">
       <w:rPr>
+        <w:rFonts w:eastAsia="黑体"/>
         <w:sz w:val="24"/>
         <w:szCs w:val="24"/>
       </w:rPr>
@@ -8811,7 +9178,7 @@
       <w:spacing w:after="0" w:line="240" w:lineRule="auto"/>
     </w:pPr>
     <w:rPr>
-      <w:rFonts w:asciiTheme="majorHAnsi" w:cstheme="majorBidi" w:eastAsiaTheme="majorEastAsia" w:hAnsiTheme="majorHAnsi"/>
+      <w:rFonts w:asciiTheme="majorHAnsi" w:cstheme="majorBidi" w:hAnsiTheme="majorHAnsi" w:eastAsia="黑体"/>
       <w:color w:themeColor="text1" w:val="000000"/>
     </w:rPr>
     <w:tblPr>
@@ -8833,6 +9200,7 @@
     </w:tblPr>
     <w:tblStylePr w:type="firstRow">
       <w:rPr>
+        <w:rFonts w:eastAsia="黑体"/>
         <w:sz w:val="24"/>
         <w:szCs w:val="24"/>
       </w:rPr>
@@ -8939,7 +9307,7 @@
       <w:spacing w:after="0" w:line="240" w:lineRule="auto"/>
     </w:pPr>
     <w:rPr>
-      <w:rFonts w:asciiTheme="majorHAnsi" w:cstheme="majorBidi" w:eastAsiaTheme="majorEastAsia" w:hAnsiTheme="majorHAnsi"/>
+      <w:rFonts w:asciiTheme="majorHAnsi" w:cstheme="majorBidi" w:hAnsiTheme="majorHAnsi" w:eastAsia="黑体"/>
       <w:color w:themeColor="text1" w:val="000000"/>
     </w:rPr>
     <w:tblPr>
@@ -8961,6 +9329,7 @@
     </w:tblPr>
     <w:tblStylePr w:type="firstRow">
       <w:rPr>
+        <w:rFonts w:eastAsia="黑体"/>
         <w:sz w:val="24"/>
         <w:szCs w:val="24"/>
       </w:rPr>
@@ -9067,7 +9436,7 @@
       <w:spacing w:after="0" w:line="240" w:lineRule="auto"/>
     </w:pPr>
     <w:rPr>
-      <w:rFonts w:asciiTheme="majorHAnsi" w:cstheme="majorBidi" w:eastAsiaTheme="majorEastAsia" w:hAnsiTheme="majorHAnsi"/>
+      <w:rFonts w:asciiTheme="majorHAnsi" w:cstheme="majorBidi" w:hAnsiTheme="majorHAnsi" w:eastAsia="黑体"/>
       <w:color w:themeColor="text1" w:val="000000"/>
     </w:rPr>
     <w:tblPr>
@@ -9089,6 +9458,7 @@
     </w:tblPr>
     <w:tblStylePr w:type="firstRow">
       <w:rPr>
+        <w:rFonts w:eastAsia="黑体"/>
         <w:sz w:val="24"/>
         <w:szCs w:val="24"/>
       </w:rPr>
@@ -9195,7 +9565,7 @@
       <w:spacing w:after="0" w:line="240" w:lineRule="auto"/>
     </w:pPr>
     <w:rPr>
-      <w:rFonts w:asciiTheme="majorHAnsi" w:cstheme="majorBidi" w:eastAsiaTheme="majorEastAsia" w:hAnsiTheme="majorHAnsi"/>
+      <w:rFonts w:asciiTheme="majorHAnsi" w:cstheme="majorBidi" w:hAnsiTheme="majorHAnsi" w:eastAsia="黑体"/>
       <w:color w:themeColor="text1" w:val="000000"/>
     </w:rPr>
     <w:tblPr>
@@ -9217,6 +9587,7 @@
     </w:tblPr>
     <w:tblStylePr w:type="firstRow">
       <w:rPr>
+        <w:rFonts w:eastAsia="黑体"/>
         <w:sz w:val="24"/>
         <w:szCs w:val="24"/>
       </w:rPr>
@@ -9323,7 +9694,7 @@
       <w:spacing w:after="0" w:line="240" w:lineRule="auto"/>
     </w:pPr>
     <w:rPr>
-      <w:rFonts w:asciiTheme="majorHAnsi" w:cstheme="majorBidi" w:eastAsiaTheme="majorEastAsia" w:hAnsiTheme="majorHAnsi"/>
+      <w:rFonts w:asciiTheme="majorHAnsi" w:cstheme="majorBidi" w:hAnsiTheme="majorHAnsi" w:eastAsia="黑体"/>
       <w:color w:themeColor="text1" w:val="000000"/>
     </w:rPr>
     <w:tblPr>
@@ -9345,6 +9716,7 @@
     </w:tblPr>
     <w:tblStylePr w:type="firstRow">
       <w:rPr>
+        <w:rFonts w:eastAsia="黑体"/>
         <w:sz w:val="24"/>
         <w:szCs w:val="24"/>
       </w:rPr>
@@ -9474,12 +9846,14 @@
     </w:tcPr>
     <w:tblStylePr w:type="firstRow">
       <w:rPr>
+        <w:rFonts w:eastAsia="黑体"/>
         <w:b/>
         <w:bCs/>
       </w:rPr>
     </w:tblStylePr>
     <w:tblStylePr w:type="lastRow">
       <w:rPr>
+        <w:rFonts w:eastAsia="黑体"/>
         <w:b/>
         <w:bCs/>
       </w:rPr>
@@ -9492,12 +9866,14 @@
     </w:tblStylePr>
     <w:tblStylePr w:type="firstCol">
       <w:rPr>
+        <w:rFonts w:eastAsia="黑体"/>
         <w:b/>
         <w:bCs/>
       </w:rPr>
     </w:tblStylePr>
     <w:tblStylePr w:type="lastCol">
       <w:rPr>
+        <w:rFonts w:eastAsia="黑体"/>
         <w:b/>
         <w:bCs/>
       </w:rPr>
@@ -9547,12 +9923,14 @@
     </w:tcPr>
     <w:tblStylePr w:type="firstRow">
       <w:rPr>
+        <w:rFonts w:eastAsia="黑体"/>
         <w:b/>
         <w:bCs/>
       </w:rPr>
     </w:tblStylePr>
     <w:tblStylePr w:type="lastRow">
       <w:rPr>
+        <w:rFonts w:eastAsia="黑体"/>
         <w:b/>
         <w:bCs/>
       </w:rPr>
@@ -9565,12 +9943,14 @@
     </w:tblStylePr>
     <w:tblStylePr w:type="firstCol">
       <w:rPr>
+        <w:rFonts w:eastAsia="黑体"/>
         <w:b/>
         <w:bCs/>
       </w:rPr>
     </w:tblStylePr>
     <w:tblStylePr w:type="lastCol">
       <w:rPr>
+        <w:rFonts w:eastAsia="黑体"/>
         <w:b/>
         <w:bCs/>
       </w:rPr>
@@ -9620,12 +10000,14 @@
     </w:tcPr>
     <w:tblStylePr w:type="firstRow">
       <w:rPr>
+        <w:rFonts w:eastAsia="黑体"/>
         <w:b/>
         <w:bCs/>
       </w:rPr>
     </w:tblStylePr>
     <w:tblStylePr w:type="lastRow">
       <w:rPr>
+        <w:rFonts w:eastAsia="黑体"/>
         <w:b/>
         <w:bCs/>
       </w:rPr>
@@ -9638,12 +10020,14 @@
     </w:tblStylePr>
     <w:tblStylePr w:type="firstCol">
       <w:rPr>
+        <w:rFonts w:eastAsia="黑体"/>
         <w:b/>
         <w:bCs/>
       </w:rPr>
     </w:tblStylePr>
     <w:tblStylePr w:type="lastCol">
       <w:rPr>
+        <w:rFonts w:eastAsia="黑体"/>
         <w:b/>
         <w:bCs/>
       </w:rPr>
@@ -9693,12 +10077,14 @@
     </w:tcPr>
     <w:tblStylePr w:type="firstRow">
       <w:rPr>
+        <w:rFonts w:eastAsia="黑体"/>
         <w:b/>
         <w:bCs/>
       </w:rPr>
     </w:tblStylePr>
     <w:tblStylePr w:type="lastRow">
       <w:rPr>
+        <w:rFonts w:eastAsia="黑体"/>
         <w:b/>
         <w:bCs/>
       </w:rPr>
@@ -9711,12 +10097,14 @@
     </w:tblStylePr>
     <w:tblStylePr w:type="firstCol">
       <w:rPr>
+        <w:rFonts w:eastAsia="黑体"/>
         <w:b/>
         <w:bCs/>
       </w:rPr>
     </w:tblStylePr>
     <w:tblStylePr w:type="lastCol">
       <w:rPr>
+        <w:rFonts w:eastAsia="黑体"/>
         <w:b/>
         <w:bCs/>
       </w:rPr>
@@ -9766,12 +10154,14 @@
     </w:tcPr>
     <w:tblStylePr w:type="firstRow">
       <w:rPr>
+        <w:rFonts w:eastAsia="黑体"/>
         <w:b/>
         <w:bCs/>
       </w:rPr>
     </w:tblStylePr>
     <w:tblStylePr w:type="lastRow">
       <w:rPr>
+        <w:rFonts w:eastAsia="黑体"/>
         <w:b/>
         <w:bCs/>
       </w:rPr>
@@ -9784,12 +10174,14 @@
     </w:tblStylePr>
     <w:tblStylePr w:type="firstCol">
       <w:rPr>
+        <w:rFonts w:eastAsia="黑体"/>
         <w:b/>
         <w:bCs/>
       </w:rPr>
     </w:tblStylePr>
     <w:tblStylePr w:type="lastCol">
       <w:rPr>
+        <w:rFonts w:eastAsia="黑体"/>
         <w:b/>
         <w:bCs/>
       </w:rPr>
@@ -9839,12 +10231,14 @@
     </w:tcPr>
     <w:tblStylePr w:type="firstRow">
       <w:rPr>
+        <w:rFonts w:eastAsia="黑体"/>
         <w:b/>
         <w:bCs/>
       </w:rPr>
     </w:tblStylePr>
     <w:tblStylePr w:type="lastRow">
       <w:rPr>
+        <w:rFonts w:eastAsia="黑体"/>
         <w:b/>
         <w:bCs/>
       </w:rPr>
@@ -9857,12 +10251,14 @@
     </w:tblStylePr>
     <w:tblStylePr w:type="firstCol">
       <w:rPr>
+        <w:rFonts w:eastAsia="黑体"/>
         <w:b/>
         <w:bCs/>
       </w:rPr>
     </w:tblStylePr>
     <w:tblStylePr w:type="lastCol">
       <w:rPr>
+        <w:rFonts w:eastAsia="黑体"/>
         <w:b/>
         <w:bCs/>
       </w:rPr>
@@ -9912,12 +10308,14 @@
     </w:tcPr>
     <w:tblStylePr w:type="firstRow">
       <w:rPr>
+        <w:rFonts w:eastAsia="黑体"/>
         <w:b/>
         <w:bCs/>
       </w:rPr>
     </w:tblStylePr>
     <w:tblStylePr w:type="lastRow">
       <w:rPr>
+        <w:rFonts w:eastAsia="黑体"/>
         <w:b/>
         <w:bCs/>
       </w:rPr>
@@ -9930,12 +10328,14 @@
     </w:tblStylePr>
     <w:tblStylePr w:type="firstCol">
       <w:rPr>
+        <w:rFonts w:eastAsia="黑体"/>
         <w:b/>
         <w:bCs/>
       </w:rPr>
     </w:tblStylePr>
     <w:tblStylePr w:type="lastCol">
       <w:rPr>
+        <w:rFonts w:eastAsia="黑体"/>
         <w:b/>
         <w:bCs/>
       </w:rPr>
@@ -9962,7 +10362,7 @@
       <w:spacing w:after="0" w:line="240" w:lineRule="auto"/>
     </w:pPr>
     <w:rPr>
-      <w:rFonts w:asciiTheme="majorHAnsi" w:cstheme="majorBidi" w:eastAsiaTheme="majorEastAsia" w:hAnsiTheme="majorHAnsi"/>
+      <w:rFonts w:asciiTheme="majorHAnsi" w:cstheme="majorBidi" w:hAnsiTheme="majorHAnsi" w:eastAsia="黑体"/>
       <w:color w:themeColor="text1" w:val="000000"/>
     </w:rPr>
     <w:tblPr>
@@ -9989,6 +10389,7 @@
     </w:tcPr>
     <w:tblStylePr w:type="firstRow">
       <w:rPr>
+        <w:rFonts w:eastAsia="黑体"/>
         <w:b/>
         <w:bCs/>
         <w:color w:themeColor="text1" w:val="000000"/>
@@ -10000,6 +10401,7 @@
     </w:tblStylePr>
     <w:tblStylePr w:type="lastRow">
       <w:rPr>
+        <w:rFonts w:eastAsia="黑体"/>
         <w:b/>
         <w:bCs/>
         <w:color w:themeColor="text1" w:val="000000"/>
@@ -10019,6 +10421,7 @@
     </w:tblStylePr>
     <w:tblStylePr w:type="firstCol">
       <w:rPr>
+        <w:rFonts w:eastAsia="黑体"/>
         <w:b/>
         <w:bCs/>
         <w:color w:themeColor="text1" w:val="000000"/>
@@ -10038,6 +10441,7 @@
     </w:tblStylePr>
     <w:tblStylePr w:type="lastCol">
       <w:rPr>
+        <w:rFonts w:eastAsia="黑体"/>
         <w:b w:val="0"/>
         <w:bCs w:val="0"/>
         <w:color w:themeColor="text1" w:val="000000"/>
@@ -10087,7 +10491,7 @@
       <w:spacing w:after="0" w:line="240" w:lineRule="auto"/>
     </w:pPr>
     <w:rPr>
-      <w:rFonts w:asciiTheme="majorHAnsi" w:cstheme="majorBidi" w:eastAsiaTheme="majorEastAsia" w:hAnsiTheme="majorHAnsi"/>
+      <w:rFonts w:asciiTheme="majorHAnsi" w:cstheme="majorBidi" w:hAnsiTheme="majorHAnsi" w:eastAsia="黑体"/>
       <w:color w:themeColor="text1" w:val="000000"/>
     </w:rPr>
     <w:tblPr>
@@ -10114,6 +10518,7 @@
     </w:tcPr>
     <w:tblStylePr w:type="firstRow">
       <w:rPr>
+        <w:rFonts w:eastAsia="黑体"/>
         <w:b/>
         <w:bCs/>
         <w:color w:themeColor="text1" w:val="000000"/>
@@ -10125,6 +10530,7 @@
     </w:tblStylePr>
     <w:tblStylePr w:type="lastRow">
       <w:rPr>
+        <w:rFonts w:eastAsia="黑体"/>
         <w:b/>
         <w:bCs/>
         <w:color w:themeColor="text1" w:val="000000"/>
@@ -10144,6 +10550,7 @@
     </w:tblStylePr>
     <w:tblStylePr w:type="firstCol">
       <w:rPr>
+        <w:rFonts w:eastAsia="黑体"/>
         <w:b/>
         <w:bCs/>
         <w:color w:themeColor="text1" w:val="000000"/>
@@ -10163,6 +10570,7 @@
     </w:tblStylePr>
     <w:tblStylePr w:type="lastCol">
       <w:rPr>
+        <w:rFonts w:eastAsia="黑体"/>
         <w:b w:val="0"/>
         <w:bCs w:val="0"/>
         <w:color w:themeColor="text1" w:val="000000"/>
@@ -10212,7 +10620,7 @@
       <w:spacing w:after="0" w:line="240" w:lineRule="auto"/>
     </w:pPr>
     <w:rPr>
-      <w:rFonts w:asciiTheme="majorHAnsi" w:cstheme="majorBidi" w:eastAsiaTheme="majorEastAsia" w:hAnsiTheme="majorHAnsi"/>
+      <w:rFonts w:asciiTheme="majorHAnsi" w:cstheme="majorBidi" w:hAnsiTheme="majorHAnsi" w:eastAsia="黑体"/>
       <w:color w:themeColor="text1" w:val="000000"/>
     </w:rPr>
     <w:tblPr>
@@ -10239,6 +10647,7 @@
     </w:tcPr>
     <w:tblStylePr w:type="firstRow">
       <w:rPr>
+        <w:rFonts w:eastAsia="黑体"/>
         <w:b/>
         <w:bCs/>
         <w:color w:themeColor="text1" w:val="000000"/>
@@ -10250,6 +10659,7 @@
     </w:tblStylePr>
     <w:tblStylePr w:type="lastRow">
       <w:rPr>
+        <w:rFonts w:eastAsia="黑体"/>
         <w:b/>
         <w:bCs/>
         <w:color w:themeColor="text1" w:val="000000"/>
@@ -10269,6 +10679,7 @@
     </w:tblStylePr>
     <w:tblStylePr w:type="firstCol">
       <w:rPr>
+        <w:rFonts w:eastAsia="黑体"/>
         <w:b/>
         <w:bCs/>
         <w:color w:themeColor="text1" w:val="000000"/>
@@ -10288,6 +10699,7 @@
     </w:tblStylePr>
     <w:tblStylePr w:type="lastCol">
       <w:rPr>
+        <w:rFonts w:eastAsia="黑体"/>
         <w:b w:val="0"/>
         <w:bCs w:val="0"/>
         <w:color w:themeColor="text1" w:val="000000"/>
@@ -10337,7 +10749,7 @@
       <w:spacing w:after="0" w:line="240" w:lineRule="auto"/>
     </w:pPr>
     <w:rPr>
-      <w:rFonts w:asciiTheme="majorHAnsi" w:cstheme="majorBidi" w:eastAsiaTheme="majorEastAsia" w:hAnsiTheme="majorHAnsi"/>
+      <w:rFonts w:asciiTheme="majorHAnsi" w:cstheme="majorBidi" w:hAnsiTheme="majorHAnsi" w:eastAsia="黑体"/>
       <w:color w:themeColor="text1" w:val="000000"/>
     </w:rPr>
     <w:tblPr>
@@ -10364,6 +10776,7 @@
     </w:tcPr>
     <w:tblStylePr w:type="firstRow">
       <w:rPr>
+        <w:rFonts w:eastAsia="黑体"/>
         <w:b/>
         <w:bCs/>
         <w:color w:themeColor="text1" w:val="000000"/>
@@ -10375,6 +10788,7 @@
     </w:tblStylePr>
     <w:tblStylePr w:type="lastRow">
       <w:rPr>
+        <w:rFonts w:eastAsia="黑体"/>
         <w:b/>
         <w:bCs/>
         <w:color w:themeColor="text1" w:val="000000"/>
@@ -10394,6 +10808,7 @@
     </w:tblStylePr>
     <w:tblStylePr w:type="firstCol">
       <w:rPr>
+        <w:rFonts w:eastAsia="黑体"/>
         <w:b/>
         <w:bCs/>
         <w:color w:themeColor="text1" w:val="000000"/>
@@ -10413,6 +10828,7 @@
     </w:tblStylePr>
     <w:tblStylePr w:type="lastCol">
       <w:rPr>
+        <w:rFonts w:eastAsia="黑体"/>
         <w:b w:val="0"/>
         <w:bCs w:val="0"/>
         <w:color w:themeColor="text1" w:val="000000"/>
@@ -10462,7 +10878,7 @@
       <w:spacing w:after="0" w:line="240" w:lineRule="auto"/>
     </w:pPr>
     <w:rPr>
-      <w:rFonts w:asciiTheme="majorHAnsi" w:cstheme="majorBidi" w:eastAsiaTheme="majorEastAsia" w:hAnsiTheme="majorHAnsi"/>
+      <w:rFonts w:asciiTheme="majorHAnsi" w:cstheme="majorBidi" w:hAnsiTheme="majorHAnsi" w:eastAsia="黑体"/>
       <w:color w:themeColor="text1" w:val="000000"/>
     </w:rPr>
     <w:tblPr>
@@ -10489,6 +10905,7 @@
     </w:tcPr>
     <w:tblStylePr w:type="firstRow">
       <w:rPr>
+        <w:rFonts w:eastAsia="黑体"/>
         <w:b/>
         <w:bCs/>
         <w:color w:themeColor="text1" w:val="000000"/>
@@ -10500,6 +10917,7 @@
     </w:tblStylePr>
     <w:tblStylePr w:type="lastRow">
       <w:rPr>
+        <w:rFonts w:eastAsia="黑体"/>
         <w:b/>
         <w:bCs/>
         <w:color w:themeColor="text1" w:val="000000"/>
@@ -10519,6 +10937,7 @@
     </w:tblStylePr>
     <w:tblStylePr w:type="firstCol">
       <w:rPr>
+        <w:rFonts w:eastAsia="黑体"/>
         <w:b/>
         <w:bCs/>
         <w:color w:themeColor="text1" w:val="000000"/>
@@ -10538,6 +10957,7 @@
     </w:tblStylePr>
     <w:tblStylePr w:type="lastCol">
       <w:rPr>
+        <w:rFonts w:eastAsia="黑体"/>
         <w:b w:val="0"/>
         <w:bCs w:val="0"/>
         <w:color w:themeColor="text1" w:val="000000"/>
@@ -10587,7 +11007,7 @@
       <w:spacing w:after="0" w:line="240" w:lineRule="auto"/>
     </w:pPr>
     <w:rPr>
-      <w:rFonts w:asciiTheme="majorHAnsi" w:cstheme="majorBidi" w:eastAsiaTheme="majorEastAsia" w:hAnsiTheme="majorHAnsi"/>
+      <w:rFonts w:asciiTheme="majorHAnsi" w:cstheme="majorBidi" w:hAnsiTheme="majorHAnsi" w:eastAsia="黑体"/>
       <w:color w:themeColor="text1" w:val="000000"/>
     </w:rPr>
     <w:tblPr>
@@ -10614,6 +11034,7 @@
     </w:tcPr>
     <w:tblStylePr w:type="firstRow">
       <w:rPr>
+        <w:rFonts w:eastAsia="黑体"/>
         <w:b/>
         <w:bCs/>
         <w:color w:themeColor="text1" w:val="000000"/>
@@ -10625,6 +11046,7 @@
     </w:tblStylePr>
     <w:tblStylePr w:type="lastRow">
       <w:rPr>
+        <w:rFonts w:eastAsia="黑体"/>
         <w:b/>
         <w:bCs/>
         <w:color w:themeColor="text1" w:val="000000"/>
@@ -10644,6 +11066,7 @@
     </w:tblStylePr>
     <w:tblStylePr w:type="firstCol">
       <w:rPr>
+        <w:rFonts w:eastAsia="黑体"/>
         <w:b/>
         <w:bCs/>
         <w:color w:themeColor="text1" w:val="000000"/>
@@ -10663,6 +11086,7 @@
     </w:tblStylePr>
     <w:tblStylePr w:type="lastCol">
       <w:rPr>
+        <w:rFonts w:eastAsia="黑体"/>
         <w:b w:val="0"/>
         <w:bCs w:val="0"/>
         <w:color w:themeColor="text1" w:val="000000"/>
@@ -10712,7 +11136,7 @@
       <w:spacing w:after="0" w:line="240" w:lineRule="auto"/>
     </w:pPr>
     <w:rPr>
-      <w:rFonts w:asciiTheme="majorHAnsi" w:cstheme="majorBidi" w:eastAsiaTheme="majorEastAsia" w:hAnsiTheme="majorHAnsi"/>
+      <w:rFonts w:asciiTheme="majorHAnsi" w:cstheme="majorBidi" w:hAnsiTheme="majorHAnsi" w:eastAsia="黑体"/>
       <w:color w:themeColor="text1" w:val="000000"/>
     </w:rPr>
     <w:tblPr>
@@ -10739,6 +11163,7 @@
     </w:tcPr>
     <w:tblStylePr w:type="firstRow">
       <w:rPr>
+        <w:rFonts w:eastAsia="黑体"/>
         <w:b/>
         <w:bCs/>
         <w:color w:themeColor="text1" w:val="000000"/>
@@ -10750,6 +11175,7 @@
     </w:tblStylePr>
     <w:tblStylePr w:type="lastRow">
       <w:rPr>
+        <w:rFonts w:eastAsia="黑体"/>
         <w:b/>
         <w:bCs/>
         <w:color w:themeColor="text1" w:val="000000"/>
@@ -10769,6 +11195,7 @@
     </w:tblStylePr>
     <w:tblStylePr w:type="firstCol">
       <w:rPr>
+        <w:rFonts w:eastAsia="黑体"/>
         <w:b/>
         <w:bCs/>
         <w:color w:themeColor="text1" w:val="000000"/>
@@ -10788,6 +11215,7 @@
     </w:tblStylePr>
     <w:tblStylePr w:type="lastCol">
       <w:rPr>
+        <w:rFonts w:eastAsia="黑体"/>
         <w:b w:val="0"/>
         <w:bCs w:val="0"/>
         <w:color w:themeColor="text1" w:val="000000"/>
@@ -10860,6 +11288,7 @@
     </w:tcPr>
     <w:tblStylePr w:type="firstRow">
       <w:rPr>
+        <w:rFonts w:eastAsia="黑体"/>
         <w:b/>
         <w:bCs/>
         <w:i w:val="0"/>
@@ -10881,6 +11310,7 @@
     </w:tblStylePr>
     <w:tblStylePr w:type="lastRow">
       <w:rPr>
+        <w:rFonts w:eastAsia="黑体"/>
         <w:b/>
         <w:bCs/>
         <w:i w:val="0"/>
@@ -10902,6 +11332,7 @@
     </w:tblStylePr>
     <w:tblStylePr w:type="firstCol">
       <w:rPr>
+        <w:rFonts w:eastAsia="黑体"/>
         <w:b/>
         <w:bCs/>
         <w:i w:val="0"/>
@@ -10921,6 +11352,7 @@
     </w:tblStylePr>
     <w:tblStylePr w:type="lastCol">
       <w:rPr>
+        <w:rFonts w:eastAsia="黑体"/>
         <w:b/>
         <w:bCs/>
         <w:i w:val="0"/>
@@ -11001,6 +11433,7 @@
     </w:tcPr>
     <w:tblStylePr w:type="firstRow">
       <w:rPr>
+        <w:rFonts w:eastAsia="黑体"/>
         <w:b/>
         <w:bCs/>
         <w:i w:val="0"/>
@@ -11022,6 +11455,7 @@
     </w:tblStylePr>
     <w:tblStylePr w:type="lastRow">
       <w:rPr>
+        <w:rFonts w:eastAsia="黑体"/>
         <w:b/>
         <w:bCs/>
         <w:i w:val="0"/>
@@ -11043,6 +11477,7 @@
     </w:tblStylePr>
     <w:tblStylePr w:type="firstCol">
       <w:rPr>
+        <w:rFonts w:eastAsia="黑体"/>
         <w:b/>
         <w:bCs/>
         <w:i w:val="0"/>
@@ -11062,6 +11497,7 @@
     </w:tblStylePr>
     <w:tblStylePr w:type="lastCol">
       <w:rPr>
+        <w:rFonts w:eastAsia="黑体"/>
         <w:b/>
         <w:bCs/>
         <w:i w:val="0"/>
@@ -11142,6 +11578,7 @@
     </w:tcPr>
     <w:tblStylePr w:type="firstRow">
       <w:rPr>
+        <w:rFonts w:eastAsia="黑体"/>
         <w:b/>
         <w:bCs/>
         <w:i w:val="0"/>
@@ -11163,6 +11600,7 @@
     </w:tblStylePr>
     <w:tblStylePr w:type="lastRow">
       <w:rPr>
+        <w:rFonts w:eastAsia="黑体"/>
         <w:b/>
         <w:bCs/>
         <w:i w:val="0"/>
@@ -11184,6 +11622,7 @@
     </w:tblStylePr>
     <w:tblStylePr w:type="firstCol">
       <w:rPr>
+        <w:rFonts w:eastAsia="黑体"/>
         <w:b/>
         <w:bCs/>
         <w:i w:val="0"/>
@@ -11203,6 +11642,7 @@
     </w:tblStylePr>
     <w:tblStylePr w:type="lastCol">
       <w:rPr>
+        <w:rFonts w:eastAsia="黑体"/>
         <w:b/>
         <w:bCs/>
         <w:i w:val="0"/>
@@ -11283,6 +11723,7 @@
     </w:tcPr>
     <w:tblStylePr w:type="firstRow">
       <w:rPr>
+        <w:rFonts w:eastAsia="黑体"/>
         <w:b/>
         <w:bCs/>
         <w:i w:val="0"/>
@@ -11304,6 +11745,7 @@
     </w:tblStylePr>
     <w:tblStylePr w:type="lastRow">
       <w:rPr>
+        <w:rFonts w:eastAsia="黑体"/>
         <w:b/>
         <w:bCs/>
         <w:i w:val="0"/>
@@ -11325,6 +11767,7 @@
     </w:tblStylePr>
     <w:tblStylePr w:type="firstCol">
       <w:rPr>
+        <w:rFonts w:eastAsia="黑体"/>
         <w:b/>
         <w:bCs/>
         <w:i w:val="0"/>
@@ -11344,6 +11787,7 @@
     </w:tblStylePr>
     <w:tblStylePr w:type="lastCol">
       <w:rPr>
+        <w:rFonts w:eastAsia="黑体"/>
         <w:b/>
         <w:bCs/>
         <w:i w:val="0"/>
@@ -11424,6 +11868,7 @@
     </w:tcPr>
     <w:tblStylePr w:type="firstRow">
       <w:rPr>
+        <w:rFonts w:eastAsia="黑体"/>
         <w:b/>
         <w:bCs/>
         <w:i w:val="0"/>
@@ -11445,6 +11890,7 @@
     </w:tblStylePr>
     <w:tblStylePr w:type="lastRow">
       <w:rPr>
+        <w:rFonts w:eastAsia="黑体"/>
         <w:b/>
         <w:bCs/>
         <w:i w:val="0"/>
@@ -11466,6 +11912,7 @@
     </w:tblStylePr>
     <w:tblStylePr w:type="firstCol">
       <w:rPr>
+        <w:rFonts w:eastAsia="黑体"/>
         <w:b/>
         <w:bCs/>
         <w:i w:val="0"/>
@@ -11485,6 +11932,7 @@
     </w:tblStylePr>
     <w:tblStylePr w:type="lastCol">
       <w:rPr>
+        <w:rFonts w:eastAsia="黑体"/>
         <w:b/>
         <w:bCs/>
         <w:i w:val="0"/>
@@ -11565,6 +12013,7 @@
     </w:tcPr>
     <w:tblStylePr w:type="firstRow">
       <w:rPr>
+        <w:rFonts w:eastAsia="黑体"/>
         <w:b/>
         <w:bCs/>
         <w:i w:val="0"/>
@@ -11586,6 +12035,7 @@
     </w:tblStylePr>
     <w:tblStylePr w:type="lastRow">
       <w:rPr>
+        <w:rFonts w:eastAsia="黑体"/>
         <w:b/>
         <w:bCs/>
         <w:i w:val="0"/>
@@ -11607,6 +12057,7 @@
     </w:tblStylePr>
     <w:tblStylePr w:type="firstCol">
       <w:rPr>
+        <w:rFonts w:eastAsia="黑体"/>
         <w:b/>
         <w:bCs/>
         <w:i w:val="0"/>
@@ -11626,6 +12077,7 @@
     </w:tblStylePr>
     <w:tblStylePr w:type="lastCol">
       <w:rPr>
+        <w:rFonts w:eastAsia="黑体"/>
         <w:b/>
         <w:bCs/>
         <w:i w:val="0"/>
@@ -11706,6 +12158,7 @@
     </w:tcPr>
     <w:tblStylePr w:type="firstRow">
       <w:rPr>
+        <w:rFonts w:eastAsia="黑体"/>
         <w:b/>
         <w:bCs/>
         <w:i w:val="0"/>
@@ -11727,6 +12180,7 @@
     </w:tblStylePr>
     <w:tblStylePr w:type="lastRow">
       <w:rPr>
+        <w:rFonts w:eastAsia="黑体"/>
         <w:b/>
         <w:bCs/>
         <w:i w:val="0"/>
@@ -11748,6 +12202,7 @@
     </w:tblStylePr>
     <w:tblStylePr w:type="firstCol">
       <w:rPr>
+        <w:rFonts w:eastAsia="黑体"/>
         <w:b/>
         <w:bCs/>
         <w:i w:val="0"/>
@@ -11767,6 +12222,7 @@
     </w:tblStylePr>
     <w:tblStylePr w:type="lastCol">
       <w:rPr>
+        <w:rFonts w:eastAsia="黑体"/>
         <w:b/>
         <w:bCs/>
         <w:i w:val="0"/>
@@ -11824,6 +12280,7 @@
       <w:spacing w:after="0" w:line="240" w:lineRule="auto"/>
     </w:pPr>
     <w:rPr>
+      <w:rFonts w:eastAsia="黑体"/>
       <w:color w:themeColor="background1" w:val="FFFFFF"/>
     </w:rPr>
     <w:tblPr>
@@ -11842,6 +12299,7 @@
     </w:tcPr>
     <w:tblStylePr w:type="firstRow">
       <w:rPr>
+        <w:rFonts w:eastAsia="黑体"/>
         <w:b/>
         <w:bCs/>
       </w:rPr>
@@ -11938,6 +12396,7 @@
       <w:spacing w:after="0" w:line="240" w:lineRule="auto"/>
     </w:pPr>
     <w:rPr>
+      <w:rFonts w:eastAsia="黑体"/>
       <w:color w:themeColor="background1" w:val="FFFFFF"/>
     </w:rPr>
     <w:tblPr>
@@ -11956,6 +12415,7 @@
     </w:tcPr>
     <w:tblStylePr w:type="firstRow">
       <w:rPr>
+        <w:rFonts w:eastAsia="黑体"/>
         <w:b/>
         <w:bCs/>
       </w:rPr>
@@ -12052,6 +12512,7 @@
       <w:spacing w:after="0" w:line="240" w:lineRule="auto"/>
     </w:pPr>
     <w:rPr>
+      <w:rFonts w:eastAsia="黑体"/>
       <w:color w:themeColor="background1" w:val="FFFFFF"/>
     </w:rPr>
     <w:tblPr>
@@ -12070,6 +12531,7 @@
     </w:tcPr>
     <w:tblStylePr w:type="firstRow">
       <w:rPr>
+        <w:rFonts w:eastAsia="黑体"/>
         <w:b/>
         <w:bCs/>
       </w:rPr>
@@ -12166,6 +12628,7 @@
       <w:spacing w:after="0" w:line="240" w:lineRule="auto"/>
     </w:pPr>
     <w:rPr>
+      <w:rFonts w:eastAsia="黑体"/>
       <w:color w:themeColor="background1" w:val="FFFFFF"/>
     </w:rPr>
     <w:tblPr>
@@ -12184,6 +12647,7 @@
     </w:tcPr>
     <w:tblStylePr w:type="firstRow">
       <w:rPr>
+        <w:rFonts w:eastAsia="黑体"/>
         <w:b/>
         <w:bCs/>
       </w:rPr>
@@ -12280,6 +12744,7 @@
       <w:spacing w:after="0" w:line="240" w:lineRule="auto"/>
     </w:pPr>
     <w:rPr>
+      <w:rFonts w:eastAsia="黑体"/>
       <w:color w:themeColor="background1" w:val="FFFFFF"/>
     </w:rPr>
     <w:tblPr>
@@ -12298,6 +12763,7 @@
     </w:tcPr>
     <w:tblStylePr w:type="firstRow">
       <w:rPr>
+        <w:rFonts w:eastAsia="黑体"/>
         <w:b/>
         <w:bCs/>
       </w:rPr>
@@ -12394,6 +12860,7 @@
       <w:spacing w:after="0" w:line="240" w:lineRule="auto"/>
     </w:pPr>
     <w:rPr>
+      <w:rFonts w:eastAsia="黑体"/>
       <w:color w:themeColor="background1" w:val="FFFFFF"/>
     </w:rPr>
     <w:tblPr>
@@ -12412,6 +12879,7 @@
     </w:tcPr>
     <w:tblStylePr w:type="firstRow">
       <w:rPr>
+        <w:rFonts w:eastAsia="黑体"/>
         <w:b/>
         <w:bCs/>
       </w:rPr>
@@ -12508,6 +12976,7 @@
       <w:spacing w:after="0" w:line="240" w:lineRule="auto"/>
     </w:pPr>
     <w:rPr>
+      <w:rFonts w:eastAsia="黑体"/>
       <w:color w:themeColor="background1" w:val="FFFFFF"/>
     </w:rPr>
     <w:tblPr>
@@ -12526,6 +12995,7 @@
     </w:tcPr>
     <w:tblStylePr w:type="firstRow">
       <w:rPr>
+        <w:rFonts w:eastAsia="黑体"/>
         <w:b/>
         <w:bCs/>
       </w:rPr>
@@ -12622,6 +13092,7 @@
       <w:spacing w:after="0" w:line="240" w:lineRule="auto"/>
     </w:pPr>
     <w:rPr>
+      <w:rFonts w:eastAsia="黑体"/>
       <w:color w:themeColor="text1" w:val="000000"/>
     </w:rPr>
     <w:tblPr>
@@ -12648,6 +13119,7 @@
     </w:tcPr>
     <w:tblStylePr w:type="firstRow">
       <w:rPr>
+        <w:rFonts w:eastAsia="黑体"/>
         <w:b/>
         <w:bCs/>
       </w:rPr>
@@ -12666,6 +13138,7 @@
     </w:tblStylePr>
     <w:tblStylePr w:type="lastRow">
       <w:rPr>
+        <w:rFonts w:eastAsia="黑体"/>
         <w:b/>
         <w:bCs/>
         <w:color w:themeColor="background1" w:val="FFFFFF"/>
@@ -12680,6 +13153,7 @@
     </w:tblStylePr>
     <w:tblStylePr w:type="firstCol">
       <w:rPr>
+        <w:rFonts w:eastAsia="黑体"/>
         <w:color w:themeColor="background1" w:val="FFFFFF"/>
       </w:rPr>
       <w:tblPr/>
@@ -12697,6 +13171,7 @@
     </w:tblStylePr>
     <w:tblStylePr w:type="lastCol">
       <w:rPr>
+        <w:rFonts w:eastAsia="黑体"/>
         <w:color w:themeColor="background1" w:val="FFFFFF"/>
       </w:rPr>
       <w:tblPr/>
@@ -12726,11 +13201,13 @@
     </w:tblStylePr>
     <w:tblStylePr w:type="neCell">
       <w:rPr>
+        <w:rFonts w:eastAsia="黑体"/>
         <w:color w:themeColor="text1" w:val="000000"/>
       </w:rPr>
     </w:tblStylePr>
     <w:tblStylePr w:type="nwCell">
       <w:rPr>
+        <w:rFonts w:eastAsia="黑体"/>
         <w:color w:themeColor="text1" w:val="000000"/>
       </w:rPr>
     </w:tblStylePr>
@@ -12744,6 +13221,7 @@
       <w:spacing w:after="0" w:line="240" w:lineRule="auto"/>
     </w:pPr>
     <w:rPr>
+      <w:rFonts w:eastAsia="黑体"/>
       <w:color w:themeColor="text1" w:val="000000"/>
     </w:rPr>
     <w:tblPr>
@@ -12770,6 +13248,7 @@
     </w:tcPr>
     <w:tblStylePr w:type="firstRow">
       <w:rPr>
+        <w:rFonts w:eastAsia="黑体"/>
         <w:b/>
         <w:bCs/>
       </w:rPr>
@@ -12788,6 +13267,7 @@
     </w:tblStylePr>
     <w:tblStylePr w:type="lastRow">
       <w:rPr>
+        <w:rFonts w:eastAsia="黑体"/>
         <w:b/>
         <w:bCs/>
         <w:color w:themeColor="background1" w:val="FFFFFF"/>
@@ -12802,6 +13282,7 @@
     </w:tblStylePr>
     <w:tblStylePr w:type="firstCol">
       <w:rPr>
+        <w:rFonts w:eastAsia="黑体"/>
         <w:color w:themeColor="background1" w:val="FFFFFF"/>
       </w:rPr>
       <w:tblPr/>
@@ -12819,6 +13300,7 @@
     </w:tblStylePr>
     <w:tblStylePr w:type="lastCol">
       <w:rPr>
+        <w:rFonts w:eastAsia="黑体"/>
         <w:color w:themeColor="background1" w:val="FFFFFF"/>
       </w:rPr>
       <w:tblPr/>
@@ -12848,11 +13330,13 @@
     </w:tblStylePr>
     <w:tblStylePr w:type="neCell">
       <w:rPr>
+        <w:rFonts w:eastAsia="黑体"/>
         <w:color w:themeColor="text1" w:val="000000"/>
       </w:rPr>
     </w:tblStylePr>
     <w:tblStylePr w:type="nwCell">
       <w:rPr>
+        <w:rFonts w:eastAsia="黑体"/>
         <w:color w:themeColor="text1" w:val="000000"/>
       </w:rPr>
     </w:tblStylePr>
@@ -12866,6 +13350,7 @@
       <w:spacing w:after="0" w:line="240" w:lineRule="auto"/>
     </w:pPr>
     <w:rPr>
+      <w:rFonts w:eastAsia="黑体"/>
       <w:color w:themeColor="text1" w:val="000000"/>
     </w:rPr>
     <w:tblPr>
@@ -12892,6 +13377,7 @@
     </w:tcPr>
     <w:tblStylePr w:type="firstRow">
       <w:rPr>
+        <w:rFonts w:eastAsia="黑体"/>
         <w:b/>
         <w:bCs/>
       </w:rPr>
@@ -12910,6 +13396,7 @@
     </w:tblStylePr>
     <w:tblStylePr w:type="lastRow">
       <w:rPr>
+        <w:rFonts w:eastAsia="黑体"/>
         <w:b/>
         <w:bCs/>
         <w:color w:themeColor="background1" w:val="FFFFFF"/>
@@ -12924,6 +13411,7 @@
     </w:tblStylePr>
     <w:tblStylePr w:type="firstCol">
       <w:rPr>
+        <w:rFonts w:eastAsia="黑体"/>
         <w:color w:themeColor="background1" w:val="FFFFFF"/>
       </w:rPr>
       <w:tblPr/>
@@ -12941,6 +13429,7 @@
     </w:tblStylePr>
     <w:tblStylePr w:type="lastCol">
       <w:rPr>
+        <w:rFonts w:eastAsia="黑体"/>
         <w:color w:themeColor="background1" w:val="FFFFFF"/>
       </w:rPr>
       <w:tblPr/>
@@ -12970,11 +13459,13 @@
     </w:tblStylePr>
     <w:tblStylePr w:type="neCell">
       <w:rPr>
+        <w:rFonts w:eastAsia="黑体"/>
         <w:color w:themeColor="text1" w:val="000000"/>
       </w:rPr>
     </w:tblStylePr>
     <w:tblStylePr w:type="nwCell">
       <w:rPr>
+        <w:rFonts w:eastAsia="黑体"/>
         <w:color w:themeColor="text1" w:val="000000"/>
       </w:rPr>
     </w:tblStylePr>
@@ -12988,6 +13479,7 @@
       <w:spacing w:after="0" w:line="240" w:lineRule="auto"/>
     </w:pPr>
     <w:rPr>
+      <w:rFonts w:eastAsia="黑体"/>
       <w:color w:themeColor="text1" w:val="000000"/>
     </w:rPr>
     <w:tblPr>
@@ -13014,6 +13506,7 @@
     </w:tcPr>
     <w:tblStylePr w:type="firstRow">
       <w:rPr>
+        <w:rFonts w:eastAsia="黑体"/>
         <w:b/>
         <w:bCs/>
       </w:rPr>
@@ -13032,6 +13525,7 @@
     </w:tblStylePr>
     <w:tblStylePr w:type="lastRow">
       <w:rPr>
+        <w:rFonts w:eastAsia="黑体"/>
         <w:b/>
         <w:bCs/>
         <w:color w:themeColor="background1" w:val="FFFFFF"/>
@@ -13046,6 +13540,7 @@
     </w:tblStylePr>
     <w:tblStylePr w:type="firstCol">
       <w:rPr>
+        <w:rFonts w:eastAsia="黑体"/>
         <w:color w:themeColor="background1" w:val="FFFFFF"/>
       </w:rPr>
       <w:tblPr/>
@@ -13063,6 +13558,7 @@
     </w:tblStylePr>
     <w:tblStylePr w:type="lastCol">
       <w:rPr>
+        <w:rFonts w:eastAsia="黑体"/>
         <w:color w:themeColor="background1" w:val="FFFFFF"/>
       </w:rPr>
       <w:tblPr/>
@@ -13100,6 +13596,7 @@
       <w:spacing w:after="0" w:line="240" w:lineRule="auto"/>
     </w:pPr>
     <w:rPr>
+      <w:rFonts w:eastAsia="黑体"/>
       <w:color w:themeColor="text1" w:val="000000"/>
     </w:rPr>
     <w:tblPr>
@@ -13126,6 +13623,7 @@
     </w:tcPr>
     <w:tblStylePr w:type="firstRow">
       <w:rPr>
+        <w:rFonts w:eastAsia="黑体"/>
         <w:b/>
         <w:bCs/>
       </w:rPr>
@@ -13144,6 +13642,7 @@
     </w:tblStylePr>
     <w:tblStylePr w:type="lastRow">
       <w:rPr>
+        <w:rFonts w:eastAsia="黑体"/>
         <w:b/>
         <w:bCs/>
         <w:color w:themeColor="background1" w:val="FFFFFF"/>
@@ -13158,6 +13657,7 @@
     </w:tblStylePr>
     <w:tblStylePr w:type="firstCol">
       <w:rPr>
+        <w:rFonts w:eastAsia="黑体"/>
         <w:color w:themeColor="background1" w:val="FFFFFF"/>
       </w:rPr>
       <w:tblPr/>
@@ -13175,6 +13675,7 @@
     </w:tblStylePr>
     <w:tblStylePr w:type="lastCol">
       <w:rPr>
+        <w:rFonts w:eastAsia="黑体"/>
         <w:color w:themeColor="background1" w:val="FFFFFF"/>
       </w:rPr>
       <w:tblPr/>
@@ -13204,11 +13705,13 @@
     </w:tblStylePr>
     <w:tblStylePr w:type="neCell">
       <w:rPr>
+        <w:rFonts w:eastAsia="黑体"/>
         <w:color w:themeColor="text1" w:val="000000"/>
       </w:rPr>
     </w:tblStylePr>
     <w:tblStylePr w:type="nwCell">
       <w:rPr>
+        <w:rFonts w:eastAsia="黑体"/>
         <w:color w:themeColor="text1" w:val="000000"/>
       </w:rPr>
     </w:tblStylePr>
@@ -13222,6 +13725,7 @@
       <w:spacing w:after="0" w:line="240" w:lineRule="auto"/>
     </w:pPr>
     <w:rPr>
+      <w:rFonts w:eastAsia="黑体"/>
       <w:color w:themeColor="text1" w:val="000000"/>
     </w:rPr>
     <w:tblPr>
@@ -13248,6 +13752,7 @@
     </w:tcPr>
     <w:tblStylePr w:type="firstRow">
       <w:rPr>
+        <w:rFonts w:eastAsia="黑体"/>
         <w:b/>
         <w:bCs/>
       </w:rPr>
@@ -13266,6 +13771,7 @@
     </w:tblStylePr>
     <w:tblStylePr w:type="lastRow">
       <w:rPr>
+        <w:rFonts w:eastAsia="黑体"/>
         <w:b/>
         <w:bCs/>
         <w:color w:themeColor="background1" w:val="FFFFFF"/>
@@ -13280,6 +13786,7 @@
     </w:tblStylePr>
     <w:tblStylePr w:type="firstCol">
       <w:rPr>
+        <w:rFonts w:eastAsia="黑体"/>
         <w:color w:themeColor="background1" w:val="FFFFFF"/>
       </w:rPr>
       <w:tblPr/>
@@ -13297,6 +13804,7 @@
     </w:tblStylePr>
     <w:tblStylePr w:type="lastCol">
       <w:rPr>
+        <w:rFonts w:eastAsia="黑体"/>
         <w:color w:themeColor="background1" w:val="FFFFFF"/>
       </w:rPr>
       <w:tblPr/>
@@ -13326,11 +13834,13 @@
     </w:tblStylePr>
     <w:tblStylePr w:type="neCell">
       <w:rPr>
+        <w:rFonts w:eastAsia="黑体"/>
         <w:color w:themeColor="text1" w:val="000000"/>
       </w:rPr>
     </w:tblStylePr>
     <w:tblStylePr w:type="nwCell">
       <w:rPr>
+        <w:rFonts w:eastAsia="黑体"/>
         <w:color w:themeColor="text1" w:val="000000"/>
       </w:rPr>
     </w:tblStylePr>
@@ -13344,6 +13854,7 @@
       <w:spacing w:after="0" w:line="240" w:lineRule="auto"/>
     </w:pPr>
     <w:rPr>
+      <w:rFonts w:eastAsia="黑体"/>
       <w:color w:themeColor="text1" w:val="000000"/>
     </w:rPr>
     <w:tblPr>
@@ -13370,6 +13881,7 @@
     </w:tcPr>
     <w:tblStylePr w:type="firstRow">
       <w:rPr>
+        <w:rFonts w:eastAsia="黑体"/>
         <w:b/>
         <w:bCs/>
       </w:rPr>
@@ -13388,6 +13900,7 @@
     </w:tblStylePr>
     <w:tblStylePr w:type="lastRow">
       <w:rPr>
+        <w:rFonts w:eastAsia="黑体"/>
         <w:b/>
         <w:bCs/>
         <w:color w:themeColor="background1" w:val="FFFFFF"/>
@@ -13402,6 +13915,7 @@
     </w:tblStylePr>
     <w:tblStylePr w:type="firstCol">
       <w:rPr>
+        <w:rFonts w:eastAsia="黑体"/>
         <w:color w:themeColor="background1" w:val="FFFFFF"/>
       </w:rPr>
       <w:tblPr/>
@@ -13419,6 +13933,7 @@
     </w:tblStylePr>
     <w:tblStylePr w:type="lastCol">
       <w:rPr>
+        <w:rFonts w:eastAsia="黑体"/>
         <w:color w:themeColor="background1" w:val="FFFFFF"/>
       </w:rPr>
       <w:tblPr/>
@@ -13448,11 +13963,13 @@
     </w:tblStylePr>
     <w:tblStylePr w:type="neCell">
       <w:rPr>
+        <w:rFonts w:eastAsia="黑体"/>
         <w:color w:themeColor="text1" w:val="000000"/>
       </w:rPr>
     </w:tblStylePr>
     <w:tblStylePr w:type="nwCell">
       <w:rPr>
+        <w:rFonts w:eastAsia="黑体"/>
         <w:color w:themeColor="text1" w:val="000000"/>
       </w:rPr>
     </w:tblStylePr>
@@ -13466,6 +13983,7 @@
       <w:spacing w:after="0" w:line="240" w:lineRule="auto"/>
     </w:pPr>
     <w:rPr>
+      <w:rFonts w:eastAsia="黑体"/>
       <w:color w:themeColor="text1" w:val="000000"/>
     </w:rPr>
     <w:tblPr>
@@ -13484,6 +14002,7 @@
     </w:tcPr>
     <w:tblStylePr w:type="firstRow">
       <w:rPr>
+        <w:rFonts w:eastAsia="黑体"/>
         <w:b/>
         <w:bCs/>
         <w:color w:themeColor="background1" w:val="FFFFFF"/>
@@ -13498,6 +14017,7 @@
     </w:tblStylePr>
     <w:tblStylePr w:type="lastRow">
       <w:rPr>
+        <w:rFonts w:eastAsia="黑体"/>
         <w:b/>
         <w:bCs/>
         <w:color w:themeColor="accent2" w:themeShade="CC" w:val="9E3A38"/>
@@ -13512,12 +14032,14 @@
     </w:tblStylePr>
     <w:tblStylePr w:type="firstCol">
       <w:rPr>
+        <w:rFonts w:eastAsia="黑体"/>
         <w:b/>
         <w:bCs/>
       </w:rPr>
     </w:tblStylePr>
     <w:tblStylePr w:type="lastCol">
       <w:rPr>
+        <w:rFonts w:eastAsia="黑体"/>
         <w:b/>
         <w:bCs/>
       </w:rPr>
@@ -13552,6 +14074,7 @@
       <w:spacing w:after="0" w:line="240" w:lineRule="auto"/>
     </w:pPr>
     <w:rPr>
+      <w:rFonts w:eastAsia="黑体"/>
       <w:color w:themeColor="text1" w:val="000000"/>
     </w:rPr>
     <w:tblPr>
@@ -13570,6 +14093,7 @@
     </w:tcPr>
     <w:tblStylePr w:type="firstRow">
       <w:rPr>
+        <w:rFonts w:eastAsia="黑体"/>
         <w:b/>
         <w:bCs/>
         <w:color w:themeColor="background1" w:val="FFFFFF"/>
@@ -13584,6 +14108,7 @@
     </w:tblStylePr>
     <w:tblStylePr w:type="lastRow">
       <w:rPr>
+        <w:rFonts w:eastAsia="黑体"/>
         <w:b/>
         <w:bCs/>
         <w:color w:themeColor="accent2" w:themeShade="CC" w:val="9E3A38"/>
@@ -13598,12 +14123,14 @@
     </w:tblStylePr>
     <w:tblStylePr w:type="firstCol">
       <w:rPr>
+        <w:rFonts w:eastAsia="黑体"/>
         <w:b/>
         <w:bCs/>
       </w:rPr>
     </w:tblStylePr>
     <w:tblStylePr w:type="lastCol">
       <w:rPr>
+        <w:rFonts w:eastAsia="黑体"/>
         <w:b/>
         <w:bCs/>
       </w:rPr>
@@ -13638,6 +14165,7 @@
       <w:spacing w:after="0" w:line="240" w:lineRule="auto"/>
     </w:pPr>
     <w:rPr>
+      <w:rFonts w:eastAsia="黑体"/>
       <w:color w:themeColor="text1" w:val="000000"/>
     </w:rPr>
     <w:tblPr>
@@ -13656,6 +14184,7 @@
     </w:tcPr>
     <w:tblStylePr w:type="firstRow">
       <w:rPr>
+        <w:rFonts w:eastAsia="黑体"/>
         <w:b/>
         <w:bCs/>
         <w:color w:themeColor="background1" w:val="FFFFFF"/>
@@ -13670,6 +14199,7 @@
     </w:tblStylePr>
     <w:tblStylePr w:type="lastRow">
       <w:rPr>
+        <w:rFonts w:eastAsia="黑体"/>
         <w:b/>
         <w:bCs/>
         <w:color w:themeColor="accent2" w:themeShade="CC" w:val="9E3A38"/>
@@ -13684,12 +14214,14 @@
     </w:tblStylePr>
     <w:tblStylePr w:type="firstCol">
       <w:rPr>
+        <w:rFonts w:eastAsia="黑体"/>
         <w:b/>
         <w:bCs/>
       </w:rPr>
     </w:tblStylePr>
     <w:tblStylePr w:type="lastCol">
       <w:rPr>
+        <w:rFonts w:eastAsia="黑体"/>
         <w:b/>
         <w:bCs/>
       </w:rPr>
@@ -13724,6 +14256,7 @@
       <w:spacing w:after="0" w:line="240" w:lineRule="auto"/>
     </w:pPr>
     <w:rPr>
+      <w:rFonts w:eastAsia="黑体"/>
       <w:color w:themeColor="text1" w:val="000000"/>
     </w:rPr>
     <w:tblPr>
@@ -13742,6 +14275,7 @@
     </w:tcPr>
     <w:tblStylePr w:type="firstRow">
       <w:rPr>
+        <w:rFonts w:eastAsia="黑体"/>
         <w:b/>
         <w:bCs/>
         <w:color w:themeColor="background1" w:val="FFFFFF"/>
@@ -13756,6 +14290,7 @@
     </w:tblStylePr>
     <w:tblStylePr w:type="lastRow">
       <w:rPr>
+        <w:rFonts w:eastAsia="黑体"/>
         <w:b/>
         <w:bCs/>
         <w:color w:themeColor="accent4" w:themeShade="CC" w:val="664E82"/>
@@ -13770,12 +14305,14 @@
     </w:tblStylePr>
     <w:tblStylePr w:type="firstCol">
       <w:rPr>
+        <w:rFonts w:eastAsia="黑体"/>
         <w:b/>
         <w:bCs/>
       </w:rPr>
     </w:tblStylePr>
     <w:tblStylePr w:type="lastCol">
       <w:rPr>
+        <w:rFonts w:eastAsia="黑体"/>
         <w:b/>
         <w:bCs/>
       </w:rPr>
@@ -13810,6 +14347,7 @@
       <w:spacing w:after="0" w:line="240" w:lineRule="auto"/>
     </w:pPr>
     <w:rPr>
+      <w:rFonts w:eastAsia="黑体"/>
       <w:color w:themeColor="text1" w:val="000000"/>
     </w:rPr>
     <w:tblPr>
@@ -13828,6 +14366,7 @@
     </w:tcPr>
     <w:tblStylePr w:type="firstRow">
       <w:rPr>
+        <w:rFonts w:eastAsia="黑体"/>
         <w:b/>
         <w:bCs/>
         <w:color w:themeColor="background1" w:val="FFFFFF"/>
@@ -13842,6 +14381,7 @@
     </w:tblStylePr>
     <w:tblStylePr w:type="lastRow">
       <w:rPr>
+        <w:rFonts w:eastAsia="黑体"/>
         <w:b/>
         <w:bCs/>
         <w:color w:themeColor="accent3" w:themeShade="CC" w:val="7E9C40"/>
@@ -13856,12 +14396,14 @@
     </w:tblStylePr>
     <w:tblStylePr w:type="firstCol">
       <w:rPr>
+        <w:rFonts w:eastAsia="黑体"/>
         <w:b/>
         <w:bCs/>
       </w:rPr>
     </w:tblStylePr>
     <w:tblStylePr w:type="lastCol">
       <w:rPr>
+        <w:rFonts w:eastAsia="黑体"/>
         <w:b/>
         <w:bCs/>
       </w:rPr>
@@ -13896,6 +14438,7 @@
       <w:spacing w:after="0" w:line="240" w:lineRule="auto"/>
     </w:pPr>
     <w:rPr>
+      <w:rFonts w:eastAsia="黑体"/>
       <w:color w:themeColor="text1" w:val="000000"/>
     </w:rPr>
     <w:tblPr>
@@ -13914,6 +14457,7 @@
     </w:tcPr>
     <w:tblStylePr w:type="firstRow">
       <w:rPr>
+        <w:rFonts w:eastAsia="黑体"/>
         <w:b/>
         <w:bCs/>
         <w:color w:themeColor="background1" w:val="FFFFFF"/>
@@ -13928,6 +14472,7 @@
     </w:tblStylePr>
     <w:tblStylePr w:type="lastRow">
       <w:rPr>
+        <w:rFonts w:eastAsia="黑体"/>
         <w:b/>
         <w:bCs/>
         <w:color w:themeColor="accent6" w:themeShade="CC" w:val="F2730A"/>
@@ -13942,12 +14487,14 @@
     </w:tblStylePr>
     <w:tblStylePr w:type="firstCol">
       <w:rPr>
+        <w:rFonts w:eastAsia="黑体"/>
         <w:b/>
         <w:bCs/>
       </w:rPr>
     </w:tblStylePr>
     <w:tblStylePr w:type="lastCol">
       <w:rPr>
+        <w:rFonts w:eastAsia="黑体"/>
         <w:b/>
         <w:bCs/>
       </w:rPr>
@@ -13982,6 +14529,7 @@
       <w:spacing w:after="0" w:line="240" w:lineRule="auto"/>
     </w:pPr>
     <w:rPr>
+      <w:rFonts w:eastAsia="黑体"/>
       <w:color w:themeColor="text1" w:val="000000"/>
     </w:rPr>
     <w:tblPr>
@@ -14000,6 +14548,7 @@
     </w:tcPr>
     <w:tblStylePr w:type="firstRow">
       <w:rPr>
+        <w:rFonts w:eastAsia="黑体"/>
         <w:b/>
         <w:bCs/>
         <w:color w:themeColor="background1" w:val="FFFFFF"/>
@@ -14014,6 +14563,7 @@
     </w:tblStylePr>
     <w:tblStylePr w:type="lastRow">
       <w:rPr>
+        <w:rFonts w:eastAsia="黑体"/>
         <w:b/>
         <w:bCs/>
         <w:color w:themeColor="accent5" w:themeShade="CC" w:val="348DA5"/>
@@ -14028,12 +14578,14 @@
     </w:tblStylePr>
     <w:tblStylePr w:type="firstCol">
       <w:rPr>
+        <w:rFonts w:eastAsia="黑体"/>
         <w:b/>
         <w:bCs/>
       </w:rPr>
     </w:tblStylePr>
     <w:tblStylePr w:type="lastCol">
       <w:rPr>
+        <w:rFonts w:eastAsia="黑体"/>
         <w:b/>
         <w:bCs/>
       </w:rPr>
@@ -14068,6 +14620,7 @@
       <w:spacing w:after="0" w:line="240" w:lineRule="auto"/>
     </w:pPr>
     <w:rPr>
+      <w:rFonts w:eastAsia="黑体"/>
       <w:color w:themeColor="text1" w:val="000000"/>
     </w:rPr>
     <w:tblPr>
@@ -14089,6 +14642,7 @@
     </w:tcPr>
     <w:tblStylePr w:type="firstRow">
       <w:rPr>
+        <w:rFonts w:eastAsia="黑体"/>
         <w:b/>
         <w:bCs/>
       </w:rPr>
@@ -14099,6 +14653,7 @@
     </w:tblStylePr>
     <w:tblStylePr w:type="lastRow">
       <w:rPr>
+        <w:rFonts w:eastAsia="黑体"/>
         <w:b/>
         <w:bCs/>
         <w:color w:themeColor="text1" w:val="000000"/>
@@ -14110,6 +14665,7 @@
     </w:tblStylePr>
     <w:tblStylePr w:type="firstCol">
       <w:rPr>
+        <w:rFonts w:eastAsia="黑体"/>
         <w:color w:themeColor="background1" w:val="FFFFFF"/>
       </w:rPr>
       <w:tblPr/>
@@ -14119,6 +14675,7 @@
     </w:tblStylePr>
     <w:tblStylePr w:type="lastCol">
       <w:rPr>
+        <w:rFonts w:eastAsia="黑体"/>
         <w:color w:themeColor="background1" w:val="FFFFFF"/>
       </w:rPr>
       <w:tblPr/>
@@ -14148,6 +14705,7 @@
       <w:spacing w:after="0" w:line="240" w:lineRule="auto"/>
     </w:pPr>
     <w:rPr>
+      <w:rFonts w:eastAsia="黑体"/>
       <w:color w:themeColor="text1" w:val="000000"/>
     </w:rPr>
     <w:tblPr>
@@ -14169,6 +14727,7 @@
     </w:tcPr>
     <w:tblStylePr w:type="firstRow">
       <w:rPr>
+        <w:rFonts w:eastAsia="黑体"/>
         <w:b/>
         <w:bCs/>
       </w:rPr>
@@ -14179,6 +14738,7 @@
     </w:tblStylePr>
     <w:tblStylePr w:type="lastRow">
       <w:rPr>
+        <w:rFonts w:eastAsia="黑体"/>
         <w:b/>
         <w:bCs/>
         <w:color w:themeColor="text1" w:val="000000"/>
@@ -14190,6 +14750,7 @@
     </w:tblStylePr>
     <w:tblStylePr w:type="firstCol">
       <w:rPr>
+        <w:rFonts w:eastAsia="黑体"/>
         <w:color w:themeColor="background1" w:val="FFFFFF"/>
       </w:rPr>
       <w:tblPr/>
@@ -14199,6 +14760,7 @@
     </w:tblStylePr>
     <w:tblStylePr w:type="lastCol">
       <w:rPr>
+        <w:rFonts w:eastAsia="黑体"/>
         <w:color w:themeColor="background1" w:val="FFFFFF"/>
       </w:rPr>
       <w:tblPr/>
@@ -14228,6 +14790,7 @@
       <w:spacing w:after="0" w:line="240" w:lineRule="auto"/>
     </w:pPr>
     <w:rPr>
+      <w:rFonts w:eastAsia="黑体"/>
       <w:color w:themeColor="text1" w:val="000000"/>
     </w:rPr>
     <w:tblPr>
@@ -14249,6 +14812,7 @@
     </w:tcPr>
     <w:tblStylePr w:type="firstRow">
       <w:rPr>
+        <w:rFonts w:eastAsia="黑体"/>
         <w:b/>
         <w:bCs/>
       </w:rPr>
@@ -14259,6 +14823,7 @@
     </w:tblStylePr>
     <w:tblStylePr w:type="lastRow">
       <w:rPr>
+        <w:rFonts w:eastAsia="黑体"/>
         <w:b/>
         <w:bCs/>
         <w:color w:themeColor="text1" w:val="000000"/>
@@ -14270,6 +14835,7 @@
     </w:tblStylePr>
     <w:tblStylePr w:type="firstCol">
       <w:rPr>
+        <w:rFonts w:eastAsia="黑体"/>
         <w:color w:themeColor="background1" w:val="FFFFFF"/>
       </w:rPr>
       <w:tblPr/>
@@ -14279,6 +14845,7 @@
     </w:tblStylePr>
     <w:tblStylePr w:type="lastCol">
       <w:rPr>
+        <w:rFonts w:eastAsia="黑体"/>
         <w:color w:themeColor="background1" w:val="FFFFFF"/>
       </w:rPr>
       <w:tblPr/>
@@ -14308,6 +14875,7 @@
       <w:spacing w:after="0" w:line="240" w:lineRule="auto"/>
     </w:pPr>
     <w:rPr>
+      <w:rFonts w:eastAsia="黑体"/>
       <w:color w:themeColor="text1" w:val="000000"/>
     </w:rPr>
     <w:tblPr>
@@ -14329,6 +14897,7 @@
     </w:tcPr>
     <w:tblStylePr w:type="firstRow">
       <w:rPr>
+        <w:rFonts w:eastAsia="黑体"/>
         <w:b/>
         <w:bCs/>
       </w:rPr>
@@ -14339,6 +14908,7 @@
     </w:tblStylePr>
     <w:tblStylePr w:type="lastRow">
       <w:rPr>
+        <w:rFonts w:eastAsia="黑体"/>
         <w:b/>
         <w:bCs/>
         <w:color w:themeColor="text1" w:val="000000"/>
@@ -14350,6 +14920,7 @@
     </w:tblStylePr>
     <w:tblStylePr w:type="firstCol">
       <w:rPr>
+        <w:rFonts w:eastAsia="黑体"/>
         <w:color w:themeColor="background1" w:val="FFFFFF"/>
       </w:rPr>
       <w:tblPr/>
@@ -14359,6 +14930,7 @@
     </w:tblStylePr>
     <w:tblStylePr w:type="lastCol">
       <w:rPr>
+        <w:rFonts w:eastAsia="黑体"/>
         <w:color w:themeColor="background1" w:val="FFFFFF"/>
       </w:rPr>
       <w:tblPr/>
@@ -14388,6 +14960,7 @@
       <w:spacing w:after="0" w:line="240" w:lineRule="auto"/>
     </w:pPr>
     <w:rPr>
+      <w:rFonts w:eastAsia="黑体"/>
       <w:color w:themeColor="text1" w:val="000000"/>
     </w:rPr>
     <w:tblPr>
@@ -14409,6 +14982,7 @@
     </w:tcPr>
     <w:tblStylePr w:type="firstRow">
       <w:rPr>
+        <w:rFonts w:eastAsia="黑体"/>
         <w:b/>
         <w:bCs/>
       </w:rPr>
@@ -14419,6 +14993,7 @@
     </w:tblStylePr>
     <w:tblStylePr w:type="lastRow">
       <w:rPr>
+        <w:rFonts w:eastAsia="黑体"/>
         <w:b/>
         <w:bCs/>
         <w:color w:themeColor="text1" w:val="000000"/>
@@ -14430,6 +15005,7 @@
     </w:tblStylePr>
     <w:tblStylePr w:type="firstCol">
       <w:rPr>
+        <w:rFonts w:eastAsia="黑体"/>
         <w:color w:themeColor="background1" w:val="FFFFFF"/>
       </w:rPr>
       <w:tblPr/>
@@ -14439,6 +15015,7 @@
     </w:tblStylePr>
     <w:tblStylePr w:type="lastCol">
       <w:rPr>
+        <w:rFonts w:eastAsia="黑体"/>
         <w:color w:themeColor="background1" w:val="FFFFFF"/>
       </w:rPr>
       <w:tblPr/>
@@ -14468,6 +15045,7 @@
       <w:spacing w:after="0" w:line="240" w:lineRule="auto"/>
     </w:pPr>
     <w:rPr>
+      <w:rFonts w:eastAsia="黑体"/>
       <w:color w:themeColor="text1" w:val="000000"/>
     </w:rPr>
     <w:tblPr>
@@ -14489,6 +15067,7 @@
     </w:tcPr>
     <w:tblStylePr w:type="firstRow">
       <w:rPr>
+        <w:rFonts w:eastAsia="黑体"/>
         <w:b/>
         <w:bCs/>
       </w:rPr>
@@ -14499,6 +15078,7 @@
     </w:tblStylePr>
     <w:tblStylePr w:type="lastRow">
       <w:rPr>
+        <w:rFonts w:eastAsia="黑体"/>
         <w:b/>
         <w:bCs/>
         <w:color w:themeColor="text1" w:val="000000"/>
@@ -14510,6 +15090,7 @@
     </w:tblStylePr>
     <w:tblStylePr w:type="firstCol">
       <w:rPr>
+        <w:rFonts w:eastAsia="黑体"/>
         <w:color w:themeColor="background1" w:val="FFFFFF"/>
       </w:rPr>
       <w:tblPr/>
@@ -14519,6 +15100,7 @@
     </w:tblStylePr>
     <w:tblStylePr w:type="lastCol">
       <w:rPr>
+        <w:rFonts w:eastAsia="黑体"/>
         <w:color w:themeColor="background1" w:val="FFFFFF"/>
       </w:rPr>
       <w:tblPr/>
@@ -14548,6 +15130,7 @@
       <w:spacing w:after="0" w:line="240" w:lineRule="auto"/>
     </w:pPr>
     <w:rPr>
+      <w:rFonts w:eastAsia="黑体"/>
       <w:color w:themeColor="text1" w:val="000000"/>
     </w:rPr>
     <w:tblPr>
@@ -14569,6 +15152,7 @@
     </w:tcPr>
     <w:tblStylePr w:type="firstRow">
       <w:rPr>
+        <w:rFonts w:eastAsia="黑体"/>
         <w:b/>
         <w:bCs/>
       </w:rPr>
@@ -14579,6 +15163,7 @@
     </w:tblStylePr>
     <w:tblStylePr w:type="lastRow">
       <w:rPr>
+        <w:rFonts w:eastAsia="黑体"/>
         <w:b/>
         <w:bCs/>
         <w:color w:themeColor="text1" w:val="000000"/>
@@ -14590,6 +15175,7 @@
     </w:tblStylePr>
     <w:tblStylePr w:type="firstCol">
       <w:rPr>
+        <w:rFonts w:eastAsia="黑体"/>
         <w:color w:themeColor="background1" w:val="FFFFFF"/>
       </w:rPr>
       <w:tblPr/>
@@ -14599,6 +15185,7 @@
     </w:tblStylePr>
     <w:tblStylePr w:type="lastCol">
       <w:rPr>
+        <w:rFonts w:eastAsia="黑体"/>
         <w:color w:themeColor="background1" w:val="FFFFFF"/>
       </w:rPr>
       <w:tblPr/>
@@ -14631,6 +15218,7 @@
     <w:name w:val="KeywordTok"/>
     <w:basedOn w:val="VerbatimChar"/>
     <w:rPr>
+      <w:rFonts w:eastAsia="黑体"/>
       <w:b/>
       <w:color w:val="007020"/>
     </w:rPr>
@@ -14639,6 +15227,7 @@
     <w:name w:val="DataTypeTok"/>
     <w:basedOn w:val="VerbatimChar"/>
     <w:rPr>
+      <w:rFonts w:eastAsia="黑体"/>
       <w:color w:val="902000"/>
     </w:rPr>
   </w:style>
@@ -14646,6 +15235,7 @@
     <w:name w:val="DecValTok"/>
     <w:basedOn w:val="VerbatimChar"/>
     <w:rPr>
+      <w:rFonts w:eastAsia="黑体"/>
       <w:color w:val="40a070"/>
     </w:rPr>
   </w:style>
@@ -14653,6 +15243,7 @@
     <w:name w:val="BaseNTok"/>
     <w:basedOn w:val="VerbatimChar"/>
     <w:rPr>
+      <w:rFonts w:eastAsia="黑体"/>
       <w:color w:val="40a070"/>
     </w:rPr>
   </w:style>
@@ -14660,6 +15251,7 @@
     <w:name w:val="FloatTok"/>
     <w:basedOn w:val="VerbatimChar"/>
     <w:rPr>
+      <w:rFonts w:eastAsia="黑体"/>
       <w:color w:val="40a070"/>
     </w:rPr>
   </w:style>
@@ -14667,6 +15259,7 @@
     <w:name w:val="ConstantTok"/>
     <w:basedOn w:val="VerbatimChar"/>
     <w:rPr>
+      <w:rFonts w:eastAsia="黑体"/>
       <w:color w:val="880000"/>
     </w:rPr>
   </w:style>
@@ -14674,6 +15267,7 @@
     <w:name w:val="CharTok"/>
     <w:basedOn w:val="VerbatimChar"/>
     <w:rPr>
+      <w:rFonts w:eastAsia="黑体"/>
       <w:color w:val="4070a0"/>
     </w:rPr>
   </w:style>
@@ -14681,6 +15275,7 @@
     <w:name w:val="SpecialCharTok"/>
     <w:basedOn w:val="VerbatimChar"/>
     <w:rPr>
+      <w:rFonts w:eastAsia="黑体"/>
       <w:color w:val="4070a0"/>
     </w:rPr>
   </w:style>
@@ -14688,6 +15283,7 @@
     <w:name w:val="StringTok"/>
     <w:basedOn w:val="VerbatimChar"/>
     <w:rPr>
+      <w:rFonts w:eastAsia="黑体"/>
       <w:color w:val="4070a0"/>
     </w:rPr>
   </w:style>
@@ -14695,6 +15291,7 @@
     <w:name w:val="VerbatimStringTok"/>
     <w:basedOn w:val="VerbatimChar"/>
     <w:rPr>
+      <w:rFonts w:eastAsia="黑体"/>
       <w:color w:val="4070a0"/>
     </w:rPr>
   </w:style>
@@ -14702,6 +15299,7 @@
     <w:name w:val="SpecialStringTok"/>
     <w:basedOn w:val="VerbatimChar"/>
     <w:rPr>
+      <w:rFonts w:eastAsia="黑体"/>
       <w:color w:val="bb6688"/>
     </w:rPr>
   </w:style>
@@ -14709,6 +15307,7 @@
     <w:name w:val="ImportTok"/>
     <w:basedOn w:val="VerbatimChar"/>
     <w:rPr>
+      <w:rFonts w:eastAsia="黑体"/>
       <w:b/>
       <w:color w:val="008000"/>
     </w:rPr>
@@ -14717,6 +15316,7 @@
     <w:name w:val="CommentTok"/>
     <w:basedOn w:val="VerbatimChar"/>
     <w:rPr>
+      <w:rFonts w:eastAsia="黑体"/>
       <w:i/>
       <w:color w:val="60a0b0"/>
     </w:rPr>
@@ -14725,6 +15325,7 @@
     <w:name w:val="DocumentationTok"/>
     <w:basedOn w:val="VerbatimChar"/>
     <w:rPr>
+      <w:rFonts w:eastAsia="黑体"/>
       <w:i/>
       <w:color w:val="ba2121"/>
     </w:rPr>
@@ -14733,6 +15334,7 @@
     <w:name w:val="AnnotationTok"/>
     <w:basedOn w:val="VerbatimChar"/>
     <w:rPr>
+      <w:rFonts w:eastAsia="黑体"/>
       <w:b/>
       <w:i/>
       <w:color w:val="60a0b0"/>
@@ -14742,6 +15344,7 @@
     <w:name w:val="CommentVarTok"/>
     <w:basedOn w:val="VerbatimChar"/>
     <w:rPr>
+      <w:rFonts w:eastAsia="黑体"/>
       <w:b/>
       <w:i/>
       <w:color w:val="60a0b0"/>
@@ -14751,6 +15354,7 @@
     <w:name w:val="OtherTok"/>
     <w:basedOn w:val="VerbatimChar"/>
     <w:rPr>
+      <w:rFonts w:eastAsia="黑体"/>
       <w:color w:val="007020"/>
     </w:rPr>
   </w:style>
@@ -14758,6 +15362,7 @@
     <w:name w:val="FunctionTok"/>
     <w:basedOn w:val="VerbatimChar"/>
     <w:rPr>
+      <w:rFonts w:eastAsia="黑体"/>
       <w:color w:val="06287e"/>
     </w:rPr>
   </w:style>
@@ -14765,6 +15370,7 @@
     <w:name w:val="VariableTok"/>
     <w:basedOn w:val="VerbatimChar"/>
     <w:rPr>
+      <w:rFonts w:eastAsia="黑体"/>
       <w:color w:val="19177c"/>
     </w:rPr>
   </w:style>
@@ -14772,6 +15378,7 @@
     <w:name w:val="ControlFlowTok"/>
     <w:basedOn w:val="VerbatimChar"/>
     <w:rPr>
+      <w:rFonts w:eastAsia="黑体"/>
       <w:b/>
       <w:color w:val="007020"/>
     </w:rPr>
@@ -14780,6 +15387,7 @@
     <w:name w:val="OperatorTok"/>
     <w:basedOn w:val="VerbatimChar"/>
     <w:rPr>
+      <w:rFonts w:eastAsia="黑体"/>
       <w:color w:val="666666"/>
     </w:rPr>
   </w:style>
@@ -14787,18 +15395,22 @@
     <w:name w:val="BuiltInTok"/>
     <w:basedOn w:val="VerbatimChar"/>
     <w:rPr>
+      <w:rFonts w:eastAsia="黑体"/>
       <w:color w:val="008000"/>
     </w:rPr>
   </w:style>
   <w:style w:type="character" w:customStyle="1" w:styleId="ExtensionTok">
     <w:name w:val="ExtensionTok"/>
     <w:basedOn w:val="VerbatimChar"/>
-    <w:rPr/>
+    <w:rPr>
+      <w:rFonts w:eastAsia="黑体"/>
+    </w:rPr>
   </w:style>
   <w:style w:type="character" w:customStyle="1" w:styleId="PreprocessorTok">
     <w:name w:val="PreprocessorTok"/>
     <w:basedOn w:val="VerbatimChar"/>
     <w:rPr>
+      <w:rFonts w:eastAsia="黑体"/>
       <w:color w:val="bc7a00"/>
     </w:rPr>
   </w:style>
@@ -14806,18 +15418,22 @@
     <w:name w:val="AttributeTok"/>
     <w:basedOn w:val="VerbatimChar"/>
     <w:rPr>
+      <w:rFonts w:eastAsia="黑体"/>
       <w:color w:val="7d9029"/>
     </w:rPr>
   </w:style>
   <w:style w:type="character" w:customStyle="1" w:styleId="RegionMarkerTok">
     <w:name w:val="RegionMarkerTok"/>
     <w:basedOn w:val="VerbatimChar"/>
-    <w:rPr/>
+    <w:rPr>
+      <w:rFonts w:eastAsia="黑体"/>
+    </w:rPr>
   </w:style>
   <w:style w:type="character" w:customStyle="1" w:styleId="InformationTok">
     <w:name w:val="InformationTok"/>
     <w:basedOn w:val="VerbatimChar"/>
     <w:rPr>
+      <w:rFonts w:eastAsia="黑体"/>
       <w:b/>
       <w:i/>
       <w:color w:val="60a0b0"/>
@@ -14827,6 +15443,7 @@
     <w:name w:val="WarningTok"/>
     <w:basedOn w:val="VerbatimChar"/>
     <w:rPr>
+      <w:rFonts w:eastAsia="黑体"/>
       <w:b/>
       <w:i/>
       <w:color w:val="60a0b0"/>
@@ -14836,6 +15453,7 @@
     <w:name w:val="AlertTok"/>
     <w:basedOn w:val="VerbatimChar"/>
     <w:rPr>
+      <w:rFonts w:eastAsia="黑体"/>
       <w:b/>
       <w:color w:val="ff0000"/>
     </w:rPr>
@@ -14844,6 +15462,7 @@
     <w:name w:val="ErrorTok"/>
     <w:basedOn w:val="VerbatimChar"/>
     <w:rPr>
+      <w:rFonts w:eastAsia="黑体"/>
       <w:b/>
       <w:color w:val="ff0000"/>
     </w:rPr>
@@ -14851,7 +15470,9 @@
   <w:style w:type="character" w:customStyle="1" w:styleId="NormalTok">
     <w:name w:val="NormalTok"/>
     <w:basedOn w:val="VerbatimChar"/>
-    <w:rPr/>
+    <w:rPr>
+      <w:rFonts w:eastAsia="黑体"/>
+    </w:rPr>
   </w:style>
 </w:styles>
 </file>
@@ -14900,12 +15521,12 @@
     <a:fontScheme name="Office">
       <a:majorFont>
         <a:latin typeface="Calibri"/>
-        <a:ea typeface=""/>
+        <a:ea typeface="黑体"/>
         <a:cs typeface=""/>
         <a:font script="Jpan" typeface="ＭＳ ゴシック"/>
         <a:font script="Hang" typeface="맑은 고딕"/>
-        <a:font script="Hans" typeface="宋体"/>
-        <a:font script="Hant" typeface="新細明體"/>
+        <a:font script="Hans" typeface="黑体"/>
+        <a:font script="Hant" typeface="黑体"/>
         <a:font script="Arab" typeface="Times New Roman"/>
         <a:font script="Hebr" typeface="Times New Roman"/>
         <a:font script="Thai" typeface="Angsana New"/>
@@ -14935,12 +15556,12 @@
       </a:majorFont>
       <a:minorFont>
         <a:latin typeface="Cambria"/>
-        <a:ea typeface=""/>
+        <a:ea typeface="黑体"/>
         <a:cs typeface=""/>
         <a:font script="Jpan" typeface="ＭＳ 明朝"/>
         <a:font script="Hang" typeface="맑은 고딕"/>
-        <a:font script="Hans" typeface="宋体"/>
-        <a:font script="Hant" typeface="新細明體"/>
+        <a:font script="Hans" typeface="黑体"/>
+        <a:font script="Hant" typeface="黑体"/>
         <a:font script="Arab" typeface="Arial"/>
         <a:font script="Hebr" typeface="Arial"/>
         <a:font script="Thai" typeface="Cordia New"/>

--- a/12-通用拓扑结构/01-串联/分压串联结构/分压串联结构.docx
+++ b/12-通用拓扑结构/01-串联/分压串联结构/分压串联结构.docx
@@ -2453,7 +2453,7 @@
           <w:color w:val="555555"/>
           <w:sz w:val="21"/>
         </w:rPr>
-        <w:t>材料收集者：杜文杰，WX手机：19519196569，QQ:3478827729</w:t>
+        <w:t>材料收集者：杜文杰，微信/手机：19519196569，QQ:3478827729</w:t>
       </w:r>
     </w:p>
     <w:sectPr>
